--- a/semana2/docs/sumativa2_validacion_simulacion_remuestreo.docx
+++ b/semana2/docs/sumativa2_validacion_simulacion_remuestreo.docx
@@ -584,7 +584,7 @@
         <w:pStyle w:val="Ttulo1"/>
       </w:pPr>
       <w:bookmarkStart w:id="0" w:name="_Toc234078070"/>
-      <w:bookmarkStart w:id="1" w:name="_Toc234161589"/>
+      <w:bookmarkStart w:id="1" w:name="_Toc234442560"/>
       <w:r>
         <w:lastRenderedPageBreak/>
         <w:t>1.- Índice</w:t>
@@ -645,7 +645,7 @@
           <w:r>
             <w:fldChar w:fldCharType="separate"/>
           </w:r>
-          <w:hyperlink w:anchor="_Toc234161589" w:history="1">
+          <w:hyperlink w:anchor="_Toc234442560" w:history="1">
             <w:r>
               <w:rPr>
                 <w:rStyle w:val="Hipervnculo"/>
@@ -672,7 +672,7 @@
                 <w:noProof/>
                 <w:webHidden/>
               </w:rPr>
-              <w:instrText xml:space="preserve"> PAGEREF _Toc234161589 \h </w:instrText>
+              <w:instrText xml:space="preserve"> PAGEREF _Toc234442560 \h </w:instrText>
             </w:r>
             <w:r>
               <w:rPr>
@@ -719,7 +719,7 @@
               <w14:ligatures w14:val="standardContextual"/>
             </w:rPr>
           </w:pPr>
-          <w:hyperlink w:anchor="_Toc234161590" w:history="1">
+          <w:hyperlink w:anchor="_Toc234442561" w:history="1">
             <w:r>
               <w:rPr>
                 <w:rStyle w:val="Hipervnculo"/>
@@ -746,7 +746,7 @@
                 <w:noProof/>
                 <w:webHidden/>
               </w:rPr>
-              <w:instrText xml:space="preserve"> PAGEREF _Toc234161590 \h </w:instrText>
+              <w:instrText xml:space="preserve"> PAGEREF _Toc234442561 \h </w:instrText>
             </w:r>
             <w:r>
               <w:rPr>
@@ -793,7 +793,7 @@
               <w14:ligatures w14:val="standardContextual"/>
             </w:rPr>
           </w:pPr>
-          <w:hyperlink w:anchor="_Toc234161591" w:history="1">
+          <w:hyperlink w:anchor="_Toc234442562" w:history="1">
             <w:r>
               <w:rPr>
                 <w:rStyle w:val="Hipervnculo"/>
@@ -820,7 +820,7 @@
                 <w:noProof/>
                 <w:webHidden/>
               </w:rPr>
-              <w:instrText xml:space="preserve"> PAGEREF _Toc234161591 \h </w:instrText>
+              <w:instrText xml:space="preserve"> PAGEREF _Toc234442562 \h </w:instrText>
             </w:r>
             <w:r>
               <w:rPr>
@@ -867,7 +867,7 @@
               <w14:ligatures w14:val="standardContextual"/>
             </w:rPr>
           </w:pPr>
-          <w:hyperlink w:anchor="_Toc234161592" w:history="1">
+          <w:hyperlink w:anchor="_Toc234442563" w:history="1">
             <w:r>
               <w:rPr>
                 <w:rStyle w:val="Hipervnculo"/>
@@ -894,7 +894,7 @@
                 <w:noProof/>
                 <w:webHidden/>
               </w:rPr>
-              <w:instrText xml:space="preserve"> PAGEREF _Toc234161592 \h </w:instrText>
+              <w:instrText xml:space="preserve"> PAGEREF _Toc234442563 \h </w:instrText>
             </w:r>
             <w:r>
               <w:rPr>
@@ -941,13 +941,13 @@
               <w14:ligatures w14:val="standardContextual"/>
             </w:rPr>
           </w:pPr>
-          <w:hyperlink w:anchor="_Toc234161593" w:history="1">
+          <w:hyperlink w:anchor="_Toc234442564" w:history="1">
             <w:r>
               <w:rPr>
                 <w:rStyle w:val="Hipervnculo"/>
                 <w:noProof/>
               </w:rPr>
-              <w:t>5.- Valuación de estabilidad de correlaciones</w:t>
+              <w:t>5.- Evaluación de estabilidad de correlaciones</w:t>
             </w:r>
             <w:r>
               <w:rPr>
@@ -968,7 +968,7 @@
                 <w:noProof/>
                 <w:webHidden/>
               </w:rPr>
-              <w:instrText xml:space="preserve"> PAGEREF _Toc234161593 \h </w:instrText>
+              <w:instrText xml:space="preserve"> PAGEREF _Toc234442564 \h </w:instrText>
             </w:r>
             <w:r>
               <w:rPr>
@@ -988,7 +988,7 @@
                 <w:noProof/>
                 <w:webHidden/>
               </w:rPr>
-              <w:t>4</w:t>
+              <w:t>5</w:t>
             </w:r>
             <w:r>
               <w:rPr>
@@ -1015,7 +1015,7 @@
               <w14:ligatures w14:val="standardContextual"/>
             </w:rPr>
           </w:pPr>
-          <w:hyperlink w:anchor="_Toc234161594" w:history="1">
+          <w:hyperlink w:anchor="_Toc234442565" w:history="1">
             <w:r>
               <w:rPr>
                 <w:rStyle w:val="Hipervnculo"/>
@@ -1042,7 +1042,7 @@
                 <w:noProof/>
                 <w:webHidden/>
               </w:rPr>
-              <w:instrText xml:space="preserve"> PAGEREF _Toc234161594 \h </w:instrText>
+              <w:instrText xml:space="preserve"> PAGEREF _Toc234442565 \h </w:instrText>
             </w:r>
             <w:r>
               <w:rPr>
@@ -1062,7 +1062,81 @@
                 <w:noProof/>
                 <w:webHidden/>
               </w:rPr>
-              <w:t>5</w:t>
+              <w:t>6</w:t>
+            </w:r>
+            <w:r>
+              <w:rPr>
+                <w:noProof/>
+                <w:webHidden/>
+              </w:rPr>
+              <w:fldChar w:fldCharType="end"/>
+            </w:r>
+          </w:hyperlink>
+        </w:p>
+        <w:p>
+          <w:pPr>
+            <w:pStyle w:val="TDC2"/>
+            <w:tabs>
+              <w:tab w:val="right" w:leader="dot" w:pos="9062"/>
+            </w:tabs>
+            <w:rPr>
+              <w:rFonts w:asciiTheme="minorHAnsi" w:eastAsiaTheme="minorEastAsia" w:hAnsiTheme="minorHAnsi" w:cstheme="minorBidi"/>
+              <w:noProof/>
+              <w:color w:val="auto"/>
+              <w:kern w:val="2"/>
+              <w:sz w:val="24"/>
+              <w:szCs w:val="24"/>
+              <w14:ligatures w14:val="standardContextual"/>
+            </w:rPr>
+          </w:pPr>
+          <w:hyperlink w:anchor="_Toc234442566" w:history="1">
+            <w:r>
+              <w:rPr>
+                <w:rStyle w:val="Hipervnculo"/>
+                <w:noProof/>
+              </w:rPr>
+              <w:t>6.1.- Simulación Monte Carlo Sensibilidad de parámetros de entrada</w:t>
+            </w:r>
+            <w:r>
+              <w:rPr>
+                <w:noProof/>
+                <w:webHidden/>
+              </w:rPr>
+              <w:tab/>
+            </w:r>
+            <w:r>
+              <w:rPr>
+                <w:noProof/>
+                <w:webHidden/>
+              </w:rPr>
+              <w:fldChar w:fldCharType="begin"/>
+            </w:r>
+            <w:r>
+              <w:rPr>
+                <w:noProof/>
+                <w:webHidden/>
+              </w:rPr>
+              <w:instrText xml:space="preserve"> PAGEREF _Toc234442566 \h </w:instrText>
+            </w:r>
+            <w:r>
+              <w:rPr>
+                <w:noProof/>
+                <w:webHidden/>
+              </w:rPr>
+            </w:r>
+            <w:r>
+              <w:rPr>
+                <w:noProof/>
+                <w:webHidden/>
+              </w:rPr>
+              <w:fldChar w:fldCharType="separate"/>
+            </w:r>
+            <w:r>
+              <w:rPr>
+                <w:noProof/>
+                <w:webHidden/>
+              </w:rPr>
+              <w:t>7</w:t>
             </w:r>
             <w:r>
               <w:rPr>
@@ -1089,13 +1163,13 @@
               <w14:ligatures w14:val="standardContextual"/>
             </w:rPr>
           </w:pPr>
-          <w:hyperlink w:anchor="_Toc234161595" w:history="1">
+          <w:hyperlink w:anchor="_Toc234442567" w:history="1">
             <w:r>
               <w:rPr>
                 <w:rStyle w:val="Hipervnculo"/>
                 <w:noProof/>
               </w:rPr>
-              <w:t>7.- Simulación Monte Carlo Sensibilidad de parámetros de entrada</w:t>
+              <w:t>8.- Análisis de robustez</w:t>
             </w:r>
             <w:r>
               <w:rPr>
@@ -1116,7 +1190,7 @@
                 <w:noProof/>
                 <w:webHidden/>
               </w:rPr>
-              <w:instrText xml:space="preserve"> PAGEREF _Toc234161595 \h </w:instrText>
+              <w:instrText xml:space="preserve"> PAGEREF _Toc234442567 \h </w:instrText>
             </w:r>
             <w:r>
               <w:rPr>
@@ -1136,7 +1210,7 @@
                 <w:noProof/>
                 <w:webHidden/>
               </w:rPr>
-              <w:t>6</w:t>
+              <w:t>7</w:t>
             </w:r>
             <w:r>
               <w:rPr>
@@ -1163,13 +1237,13 @@
               <w14:ligatures w14:val="standardContextual"/>
             </w:rPr>
           </w:pPr>
-          <w:hyperlink w:anchor="_Toc234161596" w:history="1">
+          <w:hyperlink w:anchor="_Toc234442568" w:history="1">
             <w:r>
               <w:rPr>
                 <w:rStyle w:val="Hipervnculo"/>
                 <w:noProof/>
               </w:rPr>
-              <w:t>8.- Análisis de robustez</w:t>
+              <w:t>9.- Preparación para la Sumativa 3</w:t>
             </w:r>
             <w:r>
               <w:rPr>
@@ -1190,7 +1264,7 @@
                 <w:noProof/>
                 <w:webHidden/>
               </w:rPr>
-              <w:instrText xml:space="preserve"> PAGEREF _Toc234161596 \h </w:instrText>
+              <w:instrText xml:space="preserve"> PAGEREF _Toc234442568 \h </w:instrText>
             </w:r>
             <w:r>
               <w:rPr>
@@ -1210,7 +1284,7 @@
                 <w:noProof/>
                 <w:webHidden/>
               </w:rPr>
-              <w:t>7</w:t>
+              <w:t>8</w:t>
             </w:r>
             <w:r>
               <w:rPr>
@@ -1237,13 +1311,13 @@
               <w14:ligatures w14:val="standardContextual"/>
             </w:rPr>
           </w:pPr>
-          <w:hyperlink w:anchor="_Toc234161597" w:history="1">
+          <w:hyperlink w:anchor="_Toc234442569" w:history="1">
             <w:r>
               <w:rPr>
                 <w:rStyle w:val="Hipervnculo"/>
                 <w:noProof/>
               </w:rPr>
-              <w:t>9.- Preparación para la Sumativa 3</w:t>
+              <w:t>10.- Bibliografía (APA 7)</w:t>
             </w:r>
             <w:r>
               <w:rPr>
@@ -1264,7 +1338,7 @@
                 <w:noProof/>
                 <w:webHidden/>
               </w:rPr>
-              <w:instrText xml:space="preserve"> PAGEREF _Toc234161597 \h </w:instrText>
+              <w:instrText xml:space="preserve"> PAGEREF _Toc234442569 \h </w:instrText>
             </w:r>
             <w:r>
               <w:rPr>
@@ -1284,81 +1358,7 @@
                 <w:noProof/>
                 <w:webHidden/>
               </w:rPr>
-              <w:t>7</w:t>
-            </w:r>
-            <w:r>
-              <w:rPr>
-                <w:noProof/>
-                <w:webHidden/>
-              </w:rPr>
-              <w:fldChar w:fldCharType="end"/>
-            </w:r>
-          </w:hyperlink>
-        </w:p>
-        <w:p>
-          <w:pPr>
-            <w:pStyle w:val="TDC1"/>
-            <w:tabs>
-              <w:tab w:val="right" w:leader="dot" w:pos="9062"/>
-            </w:tabs>
-            <w:rPr>
-              <w:rFonts w:asciiTheme="minorHAnsi" w:eastAsiaTheme="minorEastAsia" w:hAnsiTheme="minorHAnsi" w:cstheme="minorBidi"/>
-              <w:noProof/>
-              <w:color w:val="auto"/>
-              <w:kern w:val="2"/>
-              <w:sz w:val="24"/>
-              <w:szCs w:val="24"/>
-              <w14:ligatures w14:val="standardContextual"/>
-            </w:rPr>
-          </w:pPr>
-          <w:hyperlink w:anchor="_Toc234161598" w:history="1">
-            <w:r>
-              <w:rPr>
-                <w:rStyle w:val="Hipervnculo"/>
-                <w:noProof/>
-              </w:rPr>
-              <w:t>10.- Bibliografía (APA 7)</w:t>
-            </w:r>
-            <w:r>
-              <w:rPr>
-                <w:noProof/>
-                <w:webHidden/>
-              </w:rPr>
-              <w:tab/>
-            </w:r>
-            <w:r>
-              <w:rPr>
-                <w:noProof/>
-                <w:webHidden/>
-              </w:rPr>
-              <w:fldChar w:fldCharType="begin"/>
-            </w:r>
-            <w:r>
-              <w:rPr>
-                <w:noProof/>
-                <w:webHidden/>
-              </w:rPr>
-              <w:instrText xml:space="preserve"> PAGEREF _Toc234161598 \h </w:instrText>
-            </w:r>
-            <w:r>
-              <w:rPr>
-                <w:noProof/>
-                <w:webHidden/>
-              </w:rPr>
-            </w:r>
-            <w:r>
-              <w:rPr>
-                <w:noProof/>
-                <w:webHidden/>
-              </w:rPr>
-              <w:fldChar w:fldCharType="separate"/>
-            </w:r>
-            <w:r>
-              <w:rPr>
-                <w:noProof/>
-                <w:webHidden/>
-              </w:rPr>
-              <w:t>8</w:t>
+              <w:t>9</w:t>
             </w:r>
             <w:r>
               <w:rPr>
@@ -1403,7 +1403,7 @@
       <w:pPr>
         <w:pStyle w:val="Ttulo1"/>
       </w:pPr>
-      <w:bookmarkStart w:id="3" w:name="_Toc234161590"/>
+      <w:bookmarkStart w:id="3" w:name="_Toc234442561"/>
       <w:r>
         <w:lastRenderedPageBreak/>
         <w:t>2</w:t>
@@ -2708,7 +2708,7 @@
       <w:pPr>
         <w:pStyle w:val="Ttulo1"/>
       </w:pPr>
-      <w:bookmarkStart w:id="4" w:name="_Toc234161591"/>
+      <w:bookmarkStart w:id="4" w:name="_Toc234442562"/>
       <w:r>
         <w:t>3</w:t>
       </w:r>
@@ -6844,7 +6844,7 @@
       <w:pPr>
         <w:pStyle w:val="Ttulo1"/>
       </w:pPr>
-      <w:bookmarkStart w:id="6" w:name="_Toc234161592"/>
+      <w:bookmarkStart w:id="6" w:name="_Toc234442563"/>
       <w:r>
         <w:t>4</w:t>
       </w:r>
@@ -8130,7 +8130,7 @@
       <w:pPr>
         <w:pStyle w:val="Ttulo1"/>
       </w:pPr>
-      <w:bookmarkStart w:id="8" w:name="_Toc234161593"/>
+      <w:bookmarkStart w:id="8" w:name="_Toc234442564"/>
       <w:r>
         <w:t>5</w:t>
       </w:r>
@@ -10292,7 +10292,7 @@
       <w:pPr>
         <w:pStyle w:val="Ttulo1"/>
       </w:pPr>
-      <w:bookmarkStart w:id="10" w:name="_Toc234161594"/>
+      <w:bookmarkStart w:id="10" w:name="_Toc234442565"/>
       <w:r>
         <w:t>6</w:t>
       </w:r>
@@ -10982,7 +10982,7 @@
       <w:pPr>
         <w:pStyle w:val="Ttulo2"/>
       </w:pPr>
-      <w:bookmarkStart w:id="11" w:name="_Toc234161595"/>
+      <w:bookmarkStart w:id="11" w:name="_Toc234442566"/>
       <w:r>
         <w:lastRenderedPageBreak/>
         <w:t>6.1</w:t>
@@ -12421,9 +12421,9 @@
         <w:pStyle w:val="Ttulo1"/>
       </w:pPr>
       <w:bookmarkStart w:id="12" w:name="_Toc234078075"/>
-      <w:bookmarkStart w:id="13" w:name="_Toc234161596"/>
-      <w:r>
-        <w:t>8</w:t>
+      <w:bookmarkStart w:id="13" w:name="_Toc234442567"/>
+      <w:r>
+        <w:t>7</w:t>
       </w:r>
       <w:r>
         <w:t xml:space="preserve">.- </w:t>
@@ -14078,9 +14078,9 @@
       <w:pPr>
         <w:pStyle w:val="Ttulo1"/>
       </w:pPr>
-      <w:bookmarkStart w:id="15" w:name="_Toc234161597"/>
-      <w:r>
-        <w:t>9</w:t>
+      <w:bookmarkStart w:id="15" w:name="_Toc234442568"/>
+      <w:r>
+        <w:t>8</w:t>
       </w:r>
       <w:r>
         <w:t xml:space="preserve">.- </w:t>
@@ -16638,9 +16638,9 @@
         <w:pStyle w:val="Ttulo1"/>
       </w:pPr>
       <w:bookmarkStart w:id="16" w:name="_Toc234078077"/>
-      <w:bookmarkStart w:id="17" w:name="_Toc234161598"/>
-      <w:r>
-        <w:t>10</w:t>
+      <w:bookmarkStart w:id="17" w:name="_Toc234442569"/>
+      <w:r>
+        <w:t>9</w:t>
       </w:r>
       <w:r>
         <w:t xml:space="preserve">.- </w:t>
@@ -16766,7 +16766,21 @@
           <w:i/>
           <w:iCs/>
         </w:rPr>
-        <w:t>Grupo 6. (2026). mcdia500-estadistica-computacional-g6: Semana 1 y Semana 2 [Repositorio GitHub].</w:t>
+        <w:t>Grupo 6. (2026). mcdia50</w:t>
+      </w:r>
+      <w:r>
+        <w:rPr>
+          <w:i/>
+          <w:iCs/>
+        </w:rPr>
+        <w:t>1</w:t>
+      </w:r>
+      <w:r>
+        <w:rPr>
+          <w:i/>
+          <w:iCs/>
+        </w:rPr>
+        <w:t>-estadistica-computacional-g6: Semana 1 y Semana 2 [Repositorio GitHub].</w:t>
       </w:r>
     </w:p>
     <w:p>

--- a/semana2/docs/sumativa2_validacion_simulacion_remuestreo.docx
+++ b/semana2/docs/sumativa2_validacion_simulacion_remuestreo.docx
@@ -108,17 +108,8 @@
           <w:sz w:val="26"/>
           <w:szCs w:val="26"/>
         </w:rPr>
-        <w:t xml:space="preserve">Validación, Simulación y Métodos de </w:t>
+        <w:t>Validación, Simulación y Métodos de Remuestreo</w:t>
       </w:r>
-      <w:proofErr w:type="spellStart"/>
-      <w:r>
-        <w:rPr>
-          <w:sz w:val="26"/>
-          <w:szCs w:val="26"/>
-        </w:rPr>
-        <w:t>Remuestreo</w:t>
-      </w:r>
-      <w:proofErr w:type="spellEnd"/>
     </w:p>
     <w:p>
       <w:pPr>
@@ -296,7 +287,6 @@
                 <w:rFonts w:eastAsia="Arial"/>
               </w:rPr>
             </w:pPr>
-            <w:proofErr w:type="spellStart"/>
             <w:r>
               <w:rPr>
                 <w:b/>
@@ -306,7 +296,6 @@
               </w:rPr>
               <w:t>Dataset</w:t>
             </w:r>
-            <w:proofErr w:type="spellEnd"/>
             <w:r>
               <w:rPr>
                 <w:rFonts w:eastAsia="Arial"/>
@@ -339,7 +328,6 @@
                 <w:szCs w:val="20"/>
               </w:rPr>
             </w:pPr>
-            <w:proofErr w:type="spellStart"/>
             <w:r>
               <w:rPr>
                 <w:rFonts w:eastAsia="Arial"/>
@@ -348,7 +336,6 @@
               </w:rPr>
               <w:t>weatherAUS</w:t>
             </w:r>
-            <w:proofErr w:type="spellEnd"/>
           </w:p>
         </w:tc>
       </w:tr>
@@ -584,7 +571,7 @@
         <w:pStyle w:val="Ttulo1"/>
       </w:pPr>
       <w:bookmarkStart w:id="0" w:name="_Toc234078070"/>
-      <w:bookmarkStart w:id="1" w:name="_Toc234442560"/>
+      <w:bookmarkStart w:id="1" w:name="_Toc234443920"/>
       <w:r>
         <w:lastRenderedPageBreak/>
         <w:t>1.- Índice</w:t>
@@ -645,7 +632,7 @@
           <w:r>
             <w:fldChar w:fldCharType="separate"/>
           </w:r>
-          <w:hyperlink w:anchor="_Toc234442560" w:history="1">
+          <w:hyperlink w:anchor="_Toc234443920" w:history="1">
             <w:r>
               <w:rPr>
                 <w:rStyle w:val="Hipervnculo"/>
@@ -672,7 +659,7 @@
                 <w:noProof/>
                 <w:webHidden/>
               </w:rPr>
-              <w:instrText xml:space="preserve"> PAGEREF _Toc234442560 \h </w:instrText>
+              <w:instrText xml:space="preserve"> PAGEREF _Toc234443920 \h </w:instrText>
             </w:r>
             <w:r>
               <w:rPr>
@@ -719,7 +706,7 @@
               <w14:ligatures w14:val="standardContextual"/>
             </w:rPr>
           </w:pPr>
-          <w:hyperlink w:anchor="_Toc234442561" w:history="1">
+          <w:hyperlink w:anchor="_Toc234443921" w:history="1">
             <w:r>
               <w:rPr>
                 <w:rStyle w:val="Hipervnculo"/>
@@ -746,7 +733,7 @@
                 <w:noProof/>
                 <w:webHidden/>
               </w:rPr>
-              <w:instrText xml:space="preserve"> PAGEREF _Toc234442561 \h </w:instrText>
+              <w:instrText xml:space="preserve"> PAGEREF _Toc234443921 \h </w:instrText>
             </w:r>
             <w:r>
               <w:rPr>
@@ -793,7 +780,7 @@
               <w14:ligatures w14:val="standardContextual"/>
             </w:rPr>
           </w:pPr>
-          <w:hyperlink w:anchor="_Toc234442562" w:history="1">
+          <w:hyperlink w:anchor="_Toc234443922" w:history="1">
             <w:r>
               <w:rPr>
                 <w:rStyle w:val="Hipervnculo"/>
@@ -820,7 +807,7 @@
                 <w:noProof/>
                 <w:webHidden/>
               </w:rPr>
-              <w:instrText xml:space="preserve"> PAGEREF _Toc234442562 \h </w:instrText>
+              <w:instrText xml:space="preserve"> PAGEREF _Toc234443922 \h </w:instrText>
             </w:r>
             <w:r>
               <w:rPr>
@@ -867,7 +854,7 @@
               <w14:ligatures w14:val="standardContextual"/>
             </w:rPr>
           </w:pPr>
-          <w:hyperlink w:anchor="_Toc234442563" w:history="1">
+          <w:hyperlink w:anchor="_Toc234443923" w:history="1">
             <w:r>
               <w:rPr>
                 <w:rStyle w:val="Hipervnculo"/>
@@ -894,7 +881,7 @@
                 <w:noProof/>
                 <w:webHidden/>
               </w:rPr>
-              <w:instrText xml:space="preserve"> PAGEREF _Toc234442563 \h </w:instrText>
+              <w:instrText xml:space="preserve"> PAGEREF _Toc234443923 \h </w:instrText>
             </w:r>
             <w:r>
               <w:rPr>
@@ -941,7 +928,7 @@
               <w14:ligatures w14:val="standardContextual"/>
             </w:rPr>
           </w:pPr>
-          <w:hyperlink w:anchor="_Toc234442564" w:history="1">
+          <w:hyperlink w:anchor="_Toc234443924" w:history="1">
             <w:r>
               <w:rPr>
                 <w:rStyle w:val="Hipervnculo"/>
@@ -968,7 +955,7 @@
                 <w:noProof/>
                 <w:webHidden/>
               </w:rPr>
-              <w:instrText xml:space="preserve"> PAGEREF _Toc234442564 \h </w:instrText>
+              <w:instrText xml:space="preserve"> PAGEREF _Toc234443924 \h </w:instrText>
             </w:r>
             <w:r>
               <w:rPr>
@@ -1015,7 +1002,7 @@
               <w14:ligatures w14:val="standardContextual"/>
             </w:rPr>
           </w:pPr>
-          <w:hyperlink w:anchor="_Toc234442565" w:history="1">
+          <w:hyperlink w:anchor="_Toc234443925" w:history="1">
             <w:r>
               <w:rPr>
                 <w:rStyle w:val="Hipervnculo"/>
@@ -1042,7 +1029,7 @@
                 <w:noProof/>
                 <w:webHidden/>
               </w:rPr>
-              <w:instrText xml:space="preserve"> PAGEREF _Toc234442565 \h </w:instrText>
+              <w:instrText xml:space="preserve"> PAGEREF _Toc234443925 \h </w:instrText>
             </w:r>
             <w:r>
               <w:rPr>
@@ -1089,7 +1076,7 @@
               <w14:ligatures w14:val="standardContextual"/>
             </w:rPr>
           </w:pPr>
-          <w:hyperlink w:anchor="_Toc234442566" w:history="1">
+          <w:hyperlink w:anchor="_Toc234443926" w:history="1">
             <w:r>
               <w:rPr>
                 <w:rStyle w:val="Hipervnculo"/>
@@ -1116,7 +1103,7 @@
                 <w:noProof/>
                 <w:webHidden/>
               </w:rPr>
-              <w:instrText xml:space="preserve"> PAGEREF _Toc234442566 \h </w:instrText>
+              <w:instrText xml:space="preserve"> PAGEREF _Toc234443926 \h </w:instrText>
             </w:r>
             <w:r>
               <w:rPr>
@@ -1163,13 +1150,13 @@
               <w14:ligatures w14:val="standardContextual"/>
             </w:rPr>
           </w:pPr>
-          <w:hyperlink w:anchor="_Toc234442567" w:history="1">
+          <w:hyperlink w:anchor="_Toc234443927" w:history="1">
             <w:r>
               <w:rPr>
                 <w:rStyle w:val="Hipervnculo"/>
                 <w:noProof/>
               </w:rPr>
-              <w:t>8.- Análisis de robustez</w:t>
+              <w:t>7.- Análisis de robustez</w:t>
             </w:r>
             <w:r>
               <w:rPr>
@@ -1190,7 +1177,7 @@
                 <w:noProof/>
                 <w:webHidden/>
               </w:rPr>
-              <w:instrText xml:space="preserve"> PAGEREF _Toc234442567 \h </w:instrText>
+              <w:instrText xml:space="preserve"> PAGEREF _Toc234443927 \h </w:instrText>
             </w:r>
             <w:r>
               <w:rPr>
@@ -1237,13 +1224,13 @@
               <w14:ligatures w14:val="standardContextual"/>
             </w:rPr>
           </w:pPr>
-          <w:hyperlink w:anchor="_Toc234442568" w:history="1">
+          <w:hyperlink w:anchor="_Toc234443928" w:history="1">
             <w:r>
               <w:rPr>
                 <w:rStyle w:val="Hipervnculo"/>
                 <w:noProof/>
               </w:rPr>
-              <w:t>9.- Preparación para la Sumativa 3</w:t>
+              <w:t>8.- Preparación para la Sumativa 3</w:t>
             </w:r>
             <w:r>
               <w:rPr>
@@ -1264,7 +1251,7 @@
                 <w:noProof/>
                 <w:webHidden/>
               </w:rPr>
-              <w:instrText xml:space="preserve"> PAGEREF _Toc234442568 \h </w:instrText>
+              <w:instrText xml:space="preserve"> PAGEREF _Toc234443928 \h </w:instrText>
             </w:r>
             <w:r>
               <w:rPr>
@@ -1311,13 +1298,13 @@
               <w14:ligatures w14:val="standardContextual"/>
             </w:rPr>
           </w:pPr>
-          <w:hyperlink w:anchor="_Toc234442569" w:history="1">
+          <w:hyperlink w:anchor="_Toc234443929" w:history="1">
             <w:r>
               <w:rPr>
                 <w:rStyle w:val="Hipervnculo"/>
                 <w:noProof/>
               </w:rPr>
-              <w:t>10.- Bibliografía (APA 7)</w:t>
+              <w:t>9.- Bibliografía (APA 7)</w:t>
             </w:r>
             <w:r>
               <w:rPr>
@@ -1338,7 +1325,7 @@
                 <w:noProof/>
                 <w:webHidden/>
               </w:rPr>
-              <w:instrText xml:space="preserve"> PAGEREF _Toc234442569 \h </w:instrText>
+              <w:instrText xml:space="preserve"> PAGEREF _Toc234443929 \h </w:instrText>
             </w:r>
             <w:r>
               <w:rPr>
@@ -1403,7 +1390,7 @@
       <w:pPr>
         <w:pStyle w:val="Ttulo1"/>
       </w:pPr>
-      <w:bookmarkStart w:id="3" w:name="_Toc234442561"/>
+      <w:bookmarkStart w:id="3" w:name="_Toc234443921"/>
       <w:r>
         <w:lastRenderedPageBreak/>
         <w:t>2</w:t>
@@ -1433,247 +1420,7 @@
           <w:rFonts w:eastAsia="Arial"/>
           <w:lang w:val="en-US"/>
         </w:rPr>
-        <w:t xml:space="preserve">Este </w:t>
-      </w:r>
-      <w:proofErr w:type="spellStart"/>
-      <w:r>
-        <w:rPr>
-          <w:rFonts w:eastAsia="Arial"/>
-          <w:lang w:val="en-US"/>
-        </w:rPr>
-        <w:t>informe</w:t>
-      </w:r>
-      <w:proofErr w:type="spellEnd"/>
-      <w:r>
-        <w:rPr>
-          <w:rFonts w:eastAsia="Arial"/>
-          <w:lang w:val="en-US"/>
-        </w:rPr>
-        <w:t xml:space="preserve"> </w:t>
-      </w:r>
-      <w:proofErr w:type="spellStart"/>
-      <w:r>
-        <w:rPr>
-          <w:rFonts w:eastAsia="Arial"/>
-          <w:lang w:val="en-US"/>
-        </w:rPr>
-        <w:t>valida</w:t>
-      </w:r>
-      <w:proofErr w:type="spellEnd"/>
-      <w:r>
-        <w:rPr>
-          <w:rFonts w:eastAsia="Arial"/>
-          <w:lang w:val="en-US"/>
-        </w:rPr>
-        <w:t xml:space="preserve"> </w:t>
-      </w:r>
-      <w:proofErr w:type="spellStart"/>
-      <w:r>
-        <w:rPr>
-          <w:rFonts w:eastAsia="Arial"/>
-          <w:lang w:val="en-US"/>
-        </w:rPr>
-        <w:t>computacionalmente</w:t>
-      </w:r>
-      <w:proofErr w:type="spellEnd"/>
-      <w:r>
-        <w:rPr>
-          <w:rFonts w:eastAsia="Arial"/>
-          <w:lang w:val="en-US"/>
-        </w:rPr>
-        <w:t xml:space="preserve"> </w:t>
-      </w:r>
-      <w:proofErr w:type="spellStart"/>
-      <w:r>
-        <w:rPr>
-          <w:rFonts w:eastAsia="Arial"/>
-          <w:lang w:val="en-US"/>
-        </w:rPr>
-        <w:t>los</w:t>
-      </w:r>
-      <w:proofErr w:type="spellEnd"/>
-      <w:r>
-        <w:rPr>
-          <w:rFonts w:eastAsia="Arial"/>
-          <w:lang w:val="en-US"/>
-        </w:rPr>
-        <w:t xml:space="preserve"> </w:t>
-      </w:r>
-      <w:proofErr w:type="spellStart"/>
-      <w:r>
-        <w:rPr>
-          <w:rFonts w:eastAsia="Arial"/>
-          <w:lang w:val="en-US"/>
-        </w:rPr>
-        <w:t>hallazgos</w:t>
-      </w:r>
-      <w:proofErr w:type="spellEnd"/>
-      <w:r>
-        <w:rPr>
-          <w:rFonts w:eastAsia="Arial"/>
-          <w:lang w:val="en-US"/>
-        </w:rPr>
-        <w:t xml:space="preserve"> </w:t>
-      </w:r>
-      <w:proofErr w:type="spellStart"/>
-      <w:r>
-        <w:rPr>
-          <w:rFonts w:eastAsia="Arial"/>
-          <w:lang w:val="en-US"/>
-        </w:rPr>
-        <w:t>obtenidos</w:t>
-      </w:r>
-      <w:proofErr w:type="spellEnd"/>
-      <w:r>
-        <w:rPr>
-          <w:rFonts w:eastAsia="Arial"/>
-          <w:lang w:val="en-US"/>
-        </w:rPr>
-        <w:t xml:space="preserve"> </w:t>
-      </w:r>
-      <w:proofErr w:type="spellStart"/>
-      <w:r>
-        <w:rPr>
-          <w:rFonts w:eastAsia="Arial"/>
-          <w:lang w:val="en-US"/>
-        </w:rPr>
-        <w:t>en</w:t>
-      </w:r>
-      <w:proofErr w:type="spellEnd"/>
-      <w:r>
-        <w:rPr>
-          <w:rFonts w:eastAsia="Arial"/>
-          <w:lang w:val="en-US"/>
-        </w:rPr>
-        <w:t xml:space="preserve"> la </w:t>
-      </w:r>
-      <w:proofErr w:type="spellStart"/>
-      <w:r>
-        <w:rPr>
-          <w:rFonts w:eastAsia="Arial"/>
-          <w:lang w:val="en-US"/>
-        </w:rPr>
-        <w:t>Sumativa</w:t>
-      </w:r>
-      <w:proofErr w:type="spellEnd"/>
-      <w:r>
-        <w:rPr>
-          <w:rFonts w:eastAsia="Arial"/>
-          <w:lang w:val="en-US"/>
-        </w:rPr>
-        <w:t xml:space="preserve"> 1 </w:t>
-      </w:r>
-      <w:proofErr w:type="spellStart"/>
-      <w:r>
-        <w:rPr>
-          <w:rFonts w:eastAsia="Arial"/>
-          <w:lang w:val="en-US"/>
-        </w:rPr>
-        <w:t>mediante</w:t>
-      </w:r>
-      <w:proofErr w:type="spellEnd"/>
-      <w:r>
-        <w:rPr>
-          <w:rFonts w:eastAsia="Arial"/>
-          <w:lang w:val="en-US"/>
-        </w:rPr>
-        <w:t xml:space="preserve"> bootstrap no </w:t>
-      </w:r>
-      <w:proofErr w:type="spellStart"/>
-      <w:r>
-        <w:rPr>
-          <w:rFonts w:eastAsia="Arial"/>
-          <w:lang w:val="en-US"/>
-        </w:rPr>
-        <w:t>paramétrico</w:t>
-      </w:r>
-      <w:proofErr w:type="spellEnd"/>
-      <w:r>
-        <w:rPr>
-          <w:rFonts w:eastAsia="Arial"/>
-          <w:lang w:val="en-US"/>
-        </w:rPr>
-        <w:t xml:space="preserve">, </w:t>
-      </w:r>
-      <w:proofErr w:type="spellStart"/>
-      <w:r>
-        <w:rPr>
-          <w:rFonts w:eastAsia="Arial"/>
-          <w:lang w:val="en-US"/>
-        </w:rPr>
-        <w:t>prueba</w:t>
-      </w:r>
-      <w:proofErr w:type="spellEnd"/>
-      <w:r>
-        <w:rPr>
-          <w:rFonts w:eastAsia="Arial"/>
-          <w:lang w:val="en-US"/>
-        </w:rPr>
-        <w:t xml:space="preserve"> de </w:t>
-      </w:r>
-      <w:proofErr w:type="spellStart"/>
-      <w:r>
-        <w:rPr>
-          <w:rFonts w:eastAsia="Arial"/>
-          <w:lang w:val="en-US"/>
-        </w:rPr>
-        <w:t>permutación</w:t>
-      </w:r>
-      <w:proofErr w:type="spellEnd"/>
-      <w:r>
-        <w:rPr>
-          <w:rFonts w:eastAsia="Arial"/>
-          <w:lang w:val="en-US"/>
-        </w:rPr>
-        <w:t xml:space="preserve">, </w:t>
-      </w:r>
-      <w:proofErr w:type="spellStart"/>
-      <w:r>
-        <w:rPr>
-          <w:rFonts w:eastAsia="Arial"/>
-          <w:lang w:val="en-US"/>
-        </w:rPr>
-        <w:t>simulación</w:t>
-      </w:r>
-      <w:proofErr w:type="spellEnd"/>
-      <w:r>
-        <w:rPr>
-          <w:rFonts w:eastAsia="Arial"/>
-          <w:lang w:val="en-US"/>
-        </w:rPr>
-        <w:t xml:space="preserve"> Monte Carlo y </w:t>
-      </w:r>
-      <w:proofErr w:type="spellStart"/>
-      <w:r>
-        <w:rPr>
-          <w:rFonts w:eastAsia="Arial"/>
-          <w:lang w:val="en-US"/>
-        </w:rPr>
-        <w:t>análisis</w:t>
-      </w:r>
-      <w:proofErr w:type="spellEnd"/>
-      <w:r>
-        <w:rPr>
-          <w:rFonts w:eastAsia="Arial"/>
-          <w:lang w:val="en-US"/>
-        </w:rPr>
-        <w:t xml:space="preserve"> de </w:t>
-      </w:r>
-      <w:proofErr w:type="spellStart"/>
-      <w:r>
-        <w:rPr>
-          <w:rFonts w:eastAsia="Arial"/>
-          <w:lang w:val="en-US"/>
-        </w:rPr>
-        <w:t>robustez</w:t>
-      </w:r>
-      <w:proofErr w:type="spellEnd"/>
-      <w:r>
-        <w:rPr>
-          <w:rFonts w:eastAsia="Arial"/>
-          <w:lang w:val="en-US"/>
-        </w:rPr>
-        <w:t xml:space="preserve">. </w:t>
+        <w:t xml:space="preserve">Este informe valida computacionalmente los hallazgos obtenidos en la Sumativa 1 mediante bootstrap no paramétrico, prueba de permutación, simulación Monte Carlo y análisis de robustez. </w:t>
       </w:r>
     </w:p>
     <w:p>
@@ -1700,423 +1447,7 @@
           <w:rFonts w:eastAsia="Arial"/>
           <w:lang w:val="en-US"/>
         </w:rPr>
-        <w:t xml:space="preserve">La </w:t>
-      </w:r>
-      <w:proofErr w:type="spellStart"/>
-      <w:r>
-        <w:rPr>
-          <w:rFonts w:eastAsia="Arial"/>
-          <w:lang w:val="en-US"/>
-        </w:rPr>
-        <w:t>validación</w:t>
-      </w:r>
-      <w:proofErr w:type="spellEnd"/>
-      <w:r>
-        <w:rPr>
-          <w:rFonts w:eastAsia="Arial"/>
-          <w:lang w:val="en-US"/>
-        </w:rPr>
-        <w:t xml:space="preserve"> se </w:t>
-      </w:r>
-      <w:proofErr w:type="spellStart"/>
-      <w:r>
-        <w:rPr>
-          <w:rFonts w:eastAsia="Arial"/>
-          <w:lang w:val="en-US"/>
-        </w:rPr>
-        <w:t>construye</w:t>
-      </w:r>
-      <w:proofErr w:type="spellEnd"/>
-      <w:r>
-        <w:rPr>
-          <w:rFonts w:eastAsia="Arial"/>
-          <w:lang w:val="en-US"/>
-        </w:rPr>
-        <w:t xml:space="preserve"> </w:t>
-      </w:r>
-      <w:proofErr w:type="spellStart"/>
-      <w:r>
-        <w:rPr>
-          <w:rFonts w:eastAsia="Arial"/>
-          <w:lang w:val="en-US"/>
-        </w:rPr>
-        <w:t>sobre</w:t>
-      </w:r>
-      <w:proofErr w:type="spellEnd"/>
-      <w:r>
-        <w:rPr>
-          <w:rFonts w:eastAsia="Arial"/>
-          <w:lang w:val="en-US"/>
-        </w:rPr>
-        <w:t xml:space="preserve"> la base </w:t>
-      </w:r>
-      <w:proofErr w:type="spellStart"/>
-      <w:r>
-        <w:rPr>
-          <w:rFonts w:eastAsia="Arial"/>
-          <w:lang w:val="en-US"/>
-        </w:rPr>
-        <w:t>procesada</w:t>
-      </w:r>
-      <w:proofErr w:type="spellEnd"/>
-      <w:r>
-        <w:rPr>
-          <w:rFonts w:eastAsia="Arial"/>
-          <w:lang w:val="en-US"/>
-        </w:rPr>
-        <w:t xml:space="preserve"> de S1 e integra </w:t>
-      </w:r>
-      <w:proofErr w:type="spellStart"/>
-      <w:r>
-        <w:rPr>
-          <w:rFonts w:eastAsia="Arial"/>
-          <w:lang w:val="en-US"/>
-        </w:rPr>
-        <w:t>los</w:t>
-      </w:r>
-      <w:proofErr w:type="spellEnd"/>
-      <w:r>
-        <w:rPr>
-          <w:rFonts w:eastAsia="Arial"/>
-          <w:lang w:val="en-US"/>
-        </w:rPr>
-        <w:t xml:space="preserve"> </w:t>
-      </w:r>
-      <w:proofErr w:type="spellStart"/>
-      <w:r>
-        <w:rPr>
-          <w:rFonts w:eastAsia="Arial"/>
-          <w:lang w:val="en-US"/>
-        </w:rPr>
-        <w:t>componentes</w:t>
-      </w:r>
-      <w:proofErr w:type="spellEnd"/>
-      <w:r>
-        <w:rPr>
-          <w:rFonts w:eastAsia="Arial"/>
-          <w:lang w:val="en-US"/>
-        </w:rPr>
-        <w:t xml:space="preserve"> </w:t>
-      </w:r>
-      <w:proofErr w:type="spellStart"/>
-      <w:r>
-        <w:rPr>
-          <w:rFonts w:eastAsia="Arial"/>
-          <w:lang w:val="en-US"/>
-        </w:rPr>
-        <w:t>metodológicos</w:t>
-      </w:r>
-      <w:proofErr w:type="spellEnd"/>
-      <w:r>
-        <w:rPr>
-          <w:rFonts w:eastAsia="Arial"/>
-          <w:lang w:val="en-US"/>
-        </w:rPr>
-        <w:t xml:space="preserve"> </w:t>
-      </w:r>
-      <w:proofErr w:type="spellStart"/>
-      <w:r>
-        <w:rPr>
-          <w:rFonts w:eastAsia="Arial"/>
-          <w:lang w:val="en-US"/>
-        </w:rPr>
-        <w:t>requeridos</w:t>
-      </w:r>
-      <w:proofErr w:type="spellEnd"/>
-      <w:r>
-        <w:rPr>
-          <w:rFonts w:eastAsia="Arial"/>
-          <w:lang w:val="en-US"/>
-        </w:rPr>
-        <w:t xml:space="preserve"> para </w:t>
-      </w:r>
-      <w:proofErr w:type="spellStart"/>
-      <w:r>
-        <w:rPr>
-          <w:rFonts w:eastAsia="Arial"/>
-          <w:lang w:val="en-US"/>
-        </w:rPr>
-        <w:t>esta</w:t>
-      </w:r>
-      <w:proofErr w:type="spellEnd"/>
-      <w:r>
-        <w:rPr>
-          <w:rFonts w:eastAsia="Arial"/>
-          <w:lang w:val="en-US"/>
-        </w:rPr>
-        <w:t xml:space="preserve"> </w:t>
-      </w:r>
-      <w:proofErr w:type="spellStart"/>
-      <w:r>
-        <w:rPr>
-          <w:rFonts w:eastAsia="Arial"/>
-          <w:lang w:val="en-US"/>
-        </w:rPr>
-        <w:t>evaluación</w:t>
-      </w:r>
-      <w:proofErr w:type="spellEnd"/>
-      <w:r>
-        <w:rPr>
-          <w:rFonts w:eastAsia="Arial"/>
-          <w:lang w:val="en-US"/>
-        </w:rPr>
-        <w:t xml:space="preserve">: </w:t>
-      </w:r>
-      <w:proofErr w:type="spellStart"/>
-      <w:r>
-        <w:rPr>
-          <w:rFonts w:eastAsia="Arial"/>
-          <w:lang w:val="en-US"/>
-        </w:rPr>
-        <w:t>parámetros</w:t>
-      </w:r>
-      <w:proofErr w:type="spellEnd"/>
-      <w:r>
-        <w:rPr>
-          <w:rFonts w:eastAsia="Arial"/>
-          <w:lang w:val="en-US"/>
-        </w:rPr>
-        <w:t xml:space="preserve"> </w:t>
-      </w:r>
-      <w:proofErr w:type="spellStart"/>
-      <w:r>
-        <w:rPr>
-          <w:rFonts w:eastAsia="Arial"/>
-          <w:lang w:val="en-US"/>
-        </w:rPr>
-        <w:t>adicionales</w:t>
-      </w:r>
-      <w:proofErr w:type="spellEnd"/>
-      <w:r>
-        <w:rPr>
-          <w:rFonts w:eastAsia="Arial"/>
-          <w:lang w:val="en-US"/>
-        </w:rPr>
-        <w:t xml:space="preserve"> a Humidity3pm, </w:t>
-      </w:r>
-      <w:proofErr w:type="spellStart"/>
-      <w:r>
-        <w:rPr>
-          <w:rFonts w:eastAsia="Arial"/>
-          <w:lang w:val="en-US"/>
-        </w:rPr>
-        <w:t>intervalo</w:t>
-      </w:r>
-      <w:proofErr w:type="spellEnd"/>
-      <w:r>
-        <w:rPr>
-          <w:rFonts w:eastAsia="Arial"/>
-          <w:lang w:val="en-US"/>
-        </w:rPr>
-        <w:t xml:space="preserve"> Wilson de la </w:t>
-      </w:r>
-      <w:proofErr w:type="spellStart"/>
-      <w:r>
-        <w:rPr>
-          <w:rFonts w:eastAsia="Arial"/>
-          <w:lang w:val="en-US"/>
-        </w:rPr>
-        <w:t>proporción</w:t>
-      </w:r>
-      <w:proofErr w:type="spellEnd"/>
-      <w:r>
-        <w:rPr>
-          <w:rFonts w:eastAsia="Arial"/>
-          <w:lang w:val="en-US"/>
-        </w:rPr>
-        <w:t xml:space="preserve"> </w:t>
-      </w:r>
-      <w:proofErr w:type="spellStart"/>
-      <w:r>
-        <w:rPr>
-          <w:rFonts w:eastAsia="Arial"/>
-          <w:lang w:val="en-US"/>
-        </w:rPr>
-        <w:t>RainTomorrow</w:t>
-      </w:r>
-      <w:proofErr w:type="spellEnd"/>
-      <w:r>
-        <w:rPr>
-          <w:rFonts w:eastAsia="Arial"/>
-          <w:lang w:val="en-US"/>
-        </w:rPr>
-        <w:t xml:space="preserve"> = Yes, </w:t>
-      </w:r>
-      <w:proofErr w:type="spellStart"/>
-      <w:r>
-        <w:rPr>
-          <w:rFonts w:eastAsia="Arial"/>
-          <w:lang w:val="en-US"/>
-        </w:rPr>
-        <w:t>prueba</w:t>
-      </w:r>
-      <w:proofErr w:type="spellEnd"/>
-      <w:r>
-        <w:rPr>
-          <w:rFonts w:eastAsia="Arial"/>
-          <w:lang w:val="en-US"/>
-        </w:rPr>
-        <w:t xml:space="preserve"> chi-</w:t>
-      </w:r>
-      <w:proofErr w:type="spellStart"/>
-      <w:r>
-        <w:rPr>
-          <w:rFonts w:eastAsia="Arial"/>
-          <w:lang w:val="en-US"/>
-        </w:rPr>
-        <w:t>cuadrado</w:t>
-      </w:r>
-      <w:proofErr w:type="spellEnd"/>
-      <w:r>
-        <w:rPr>
-          <w:rFonts w:eastAsia="Arial"/>
-          <w:lang w:val="en-US"/>
-        </w:rPr>
-        <w:t xml:space="preserve"> </w:t>
-      </w:r>
-      <w:proofErr w:type="spellStart"/>
-      <w:r>
-        <w:rPr>
-          <w:rFonts w:eastAsia="Arial"/>
-          <w:lang w:val="en-US"/>
-        </w:rPr>
-        <w:t>complementaria</w:t>
-      </w:r>
-      <w:proofErr w:type="spellEnd"/>
-      <w:r>
-        <w:rPr>
-          <w:rFonts w:eastAsia="Arial"/>
-          <w:lang w:val="en-US"/>
-        </w:rPr>
-        <w:t xml:space="preserve"> </w:t>
-      </w:r>
-      <w:proofErr w:type="spellStart"/>
-      <w:r>
-        <w:rPr>
-          <w:rFonts w:eastAsia="Arial"/>
-          <w:lang w:val="en-US"/>
-        </w:rPr>
-        <w:t>RainToday</w:t>
-      </w:r>
-      <w:proofErr w:type="spellEnd"/>
-      <w:r>
-        <w:rPr>
-          <w:rFonts w:eastAsia="Arial"/>
-          <w:lang w:val="en-US"/>
-        </w:rPr>
-        <w:t xml:space="preserve"> vs </w:t>
-      </w:r>
-      <w:proofErr w:type="spellStart"/>
-      <w:r>
-        <w:rPr>
-          <w:rFonts w:eastAsia="Arial"/>
-          <w:lang w:val="en-US"/>
-        </w:rPr>
-        <w:t>RainTomorrow</w:t>
-      </w:r>
-      <w:proofErr w:type="spellEnd"/>
-      <w:r>
-        <w:rPr>
-          <w:rFonts w:eastAsia="Arial"/>
-          <w:lang w:val="en-US"/>
-        </w:rPr>
-        <w:t xml:space="preserve">, </w:t>
-      </w:r>
-      <w:proofErr w:type="spellStart"/>
-      <w:r>
-        <w:rPr>
-          <w:rFonts w:eastAsia="Arial"/>
-          <w:lang w:val="en-US"/>
-        </w:rPr>
-        <w:t>verificación</w:t>
-      </w:r>
-      <w:proofErr w:type="spellEnd"/>
-      <w:r>
-        <w:rPr>
-          <w:rFonts w:eastAsia="Arial"/>
-          <w:lang w:val="en-US"/>
-        </w:rPr>
-        <w:t xml:space="preserve"> de </w:t>
-      </w:r>
-      <w:proofErr w:type="spellStart"/>
-      <w:r>
-        <w:rPr>
-          <w:rFonts w:eastAsia="Arial"/>
-          <w:lang w:val="en-US"/>
-        </w:rPr>
-        <w:t>duplicados</w:t>
-      </w:r>
-      <w:proofErr w:type="spellEnd"/>
-      <w:r>
-        <w:rPr>
-          <w:rFonts w:eastAsia="Arial"/>
-          <w:lang w:val="en-US"/>
-        </w:rPr>
-        <w:t xml:space="preserve"> y </w:t>
-      </w:r>
-      <w:proofErr w:type="spellStart"/>
-      <w:r>
-        <w:rPr>
-          <w:rFonts w:eastAsia="Arial"/>
-          <w:lang w:val="en-US"/>
-        </w:rPr>
-        <w:t>revisión</w:t>
-      </w:r>
-      <w:proofErr w:type="spellEnd"/>
-      <w:r>
-        <w:rPr>
-          <w:rFonts w:eastAsia="Arial"/>
-          <w:lang w:val="en-US"/>
-        </w:rPr>
-        <w:t xml:space="preserve"> de </w:t>
-      </w:r>
-      <w:proofErr w:type="spellStart"/>
-      <w:r>
-        <w:rPr>
-          <w:rFonts w:eastAsia="Arial"/>
-          <w:lang w:val="en-US"/>
-        </w:rPr>
-        <w:t>multicolinealidad</w:t>
-      </w:r>
-      <w:proofErr w:type="spellEnd"/>
-      <w:r>
-        <w:rPr>
-          <w:rFonts w:eastAsia="Arial"/>
-          <w:lang w:val="en-US"/>
-        </w:rPr>
-        <w:t xml:space="preserve"> </w:t>
-      </w:r>
-      <w:proofErr w:type="spellStart"/>
-      <w:r>
-        <w:rPr>
-          <w:rFonts w:eastAsia="Arial"/>
-          <w:lang w:val="en-US"/>
-        </w:rPr>
-        <w:t>como</w:t>
-      </w:r>
-      <w:proofErr w:type="spellEnd"/>
-      <w:r>
-        <w:rPr>
-          <w:rFonts w:eastAsia="Arial"/>
-          <w:lang w:val="en-US"/>
-        </w:rPr>
-        <w:t xml:space="preserve"> </w:t>
-      </w:r>
-      <w:proofErr w:type="spellStart"/>
-      <w:r>
-        <w:rPr>
-          <w:rFonts w:eastAsia="Arial"/>
-          <w:lang w:val="en-US"/>
-        </w:rPr>
-        <w:t>insumo</w:t>
-      </w:r>
-      <w:proofErr w:type="spellEnd"/>
-      <w:r>
-        <w:rPr>
-          <w:rFonts w:eastAsia="Arial"/>
-          <w:lang w:val="en-US"/>
-        </w:rPr>
-        <w:t xml:space="preserve"> para S3.</w:t>
+        <w:t>La validación se construye sobre la base procesada de S1 e integra los componentes metodológicos requeridos para esta evaluación: parámetros adicionales a Humidity3pm, intervalo Wilson de la proporción RainTomorrow = Yes, prueba chi-cuadrado complementaria RainToday vs RainTomorrow, verificación de duplicados y revisión de multicolinealidad como insumo para S3.</w:t>
       </w:r>
     </w:p>
     <w:p>
@@ -2514,21 +1845,12 @@
                 <w:szCs w:val="18"/>
               </w:rPr>
             </w:pPr>
-            <w:proofErr w:type="spellStart"/>
-            <w:r>
-              <w:rPr>
-                <w:sz w:val="18"/>
-                <w:szCs w:val="18"/>
-              </w:rPr>
-              <w:t>RainTomorrow</w:t>
-            </w:r>
-            <w:proofErr w:type="spellEnd"/>
-            <w:r>
-              <w:rPr>
-                <w:sz w:val="18"/>
-                <w:szCs w:val="18"/>
-              </w:rPr>
-              <w:t xml:space="preserve"> válidos</w:t>
+            <w:r>
+              <w:rPr>
+                <w:sz w:val="18"/>
+                <w:szCs w:val="18"/>
+              </w:rPr>
+              <w:t>RainTomorrow válidos</w:t>
             </w:r>
           </w:p>
         </w:tc>
@@ -2597,23 +1919,7 @@
                 <w:sz w:val="18"/>
                 <w:szCs w:val="18"/>
               </w:rPr>
-              <w:t xml:space="preserve">Proporción </w:t>
-            </w:r>
-            <w:proofErr w:type="spellStart"/>
-            <w:r>
-              <w:rPr>
-                <w:sz w:val="18"/>
-                <w:szCs w:val="18"/>
-              </w:rPr>
-              <w:t>RainTomorrow</w:t>
-            </w:r>
-            <w:proofErr w:type="spellEnd"/>
-            <w:r>
-              <w:rPr>
-                <w:sz w:val="18"/>
-                <w:szCs w:val="18"/>
-              </w:rPr>
-              <w:t xml:space="preserve"> = Yes</w:t>
+              <w:t>Proporción RainTomorrow = Yes</w:t>
             </w:r>
           </w:p>
         </w:tc>
@@ -2685,30 +1991,14 @@
           <w:rFonts w:eastAsia="Arial"/>
           <w:iCs/>
         </w:rPr>
-        <w:t xml:space="preserve">Configuración reproducible: 10.000 </w:t>
-      </w:r>
-      <w:proofErr w:type="spellStart"/>
-      <w:r>
-        <w:rPr>
-          <w:rFonts w:eastAsia="Arial"/>
-          <w:iCs/>
-        </w:rPr>
-        <w:t>remuestras</w:t>
-      </w:r>
-      <w:proofErr w:type="spellEnd"/>
-      <w:r>
-        <w:rPr>
-          <w:rFonts w:eastAsia="Arial"/>
-          <w:iCs/>
-        </w:rPr>
-        <w:t xml:space="preserve"> Bootstrap, 10.000 permutaciones, 100.000 iteraciones Monte Carlo y semilla documentada 5012026.</w:t>
+        <w:t>Configuración reproducible: 10.000 remuestras Bootstrap, 10.000 permutaciones, 100.000 iteraciones Monte Carlo y semilla documentada 5012026.</w:t>
       </w:r>
     </w:p>
     <w:p>
       <w:pPr>
         <w:pStyle w:val="Ttulo1"/>
       </w:pPr>
-      <w:bookmarkStart w:id="4" w:name="_Toc234442562"/>
+      <w:bookmarkStart w:id="4" w:name="_Toc234443922"/>
       <w:r>
         <w:t>3</w:t>
       </w:r>
@@ -2716,15 +2006,10 @@
         <w:t xml:space="preserve">.- </w:t>
       </w:r>
       <w:r>
-        <w:t xml:space="preserve">Validación de resultados de S1 mediante </w:t>
-      </w:r>
-      <w:proofErr w:type="spellStart"/>
-      <w:r>
-        <w:t>bootstrap</w:t>
+        <w:t>Validación de resultados de S1 mediante bootstrap</w:t>
       </w:r>
       <w:bookmarkEnd w:id="2"/>
       <w:bookmarkEnd w:id="4"/>
-      <w:proofErr w:type="spellEnd"/>
     </w:p>
     <w:p>
       <w:pPr>
@@ -2739,399 +2024,7 @@
         <w:rPr>
           <w:lang w:val="en-US"/>
         </w:rPr>
-        <w:t xml:space="preserve">Se </w:t>
-      </w:r>
-      <w:proofErr w:type="spellStart"/>
-      <w:r>
-        <w:rPr>
-          <w:lang w:val="en-US"/>
-        </w:rPr>
-        <w:t>validaron</w:t>
-      </w:r>
-      <w:proofErr w:type="spellEnd"/>
-      <w:r>
-        <w:rPr>
-          <w:lang w:val="en-US"/>
-        </w:rPr>
-        <w:t xml:space="preserve"> </w:t>
-      </w:r>
-      <w:proofErr w:type="spellStart"/>
-      <w:r>
-        <w:rPr>
-          <w:lang w:val="en-US"/>
-        </w:rPr>
-        <w:t>siete</w:t>
-      </w:r>
-      <w:proofErr w:type="spellEnd"/>
-      <w:r>
-        <w:rPr>
-          <w:lang w:val="en-US"/>
-        </w:rPr>
-        <w:t xml:space="preserve"> </w:t>
-      </w:r>
-      <w:proofErr w:type="spellStart"/>
-      <w:r>
-        <w:rPr>
-          <w:lang w:val="en-US"/>
-        </w:rPr>
-        <w:t>parámetros</w:t>
-      </w:r>
-      <w:proofErr w:type="spellEnd"/>
-      <w:r>
-        <w:rPr>
-          <w:lang w:val="en-US"/>
-        </w:rPr>
-        <w:t xml:space="preserve">: </w:t>
-      </w:r>
-      <w:proofErr w:type="spellStart"/>
-      <w:r>
-        <w:rPr>
-          <w:lang w:val="en-US"/>
-        </w:rPr>
-        <w:t>cinco</w:t>
-      </w:r>
-      <w:proofErr w:type="spellEnd"/>
-      <w:r>
-        <w:rPr>
-          <w:lang w:val="en-US"/>
-        </w:rPr>
-        <w:t xml:space="preserve"> </w:t>
-      </w:r>
-      <w:proofErr w:type="spellStart"/>
-      <w:r>
-        <w:rPr>
-          <w:lang w:val="en-US"/>
-        </w:rPr>
-        <w:t>centrados</w:t>
-      </w:r>
-      <w:proofErr w:type="spellEnd"/>
-      <w:r>
-        <w:rPr>
-          <w:lang w:val="en-US"/>
-        </w:rPr>
-        <w:t xml:space="preserve"> </w:t>
-      </w:r>
-      <w:proofErr w:type="spellStart"/>
-      <w:r>
-        <w:rPr>
-          <w:lang w:val="en-US"/>
-        </w:rPr>
-        <w:t>en</w:t>
-      </w:r>
-      <w:proofErr w:type="spellEnd"/>
-      <w:r>
-        <w:rPr>
-          <w:lang w:val="en-US"/>
-        </w:rPr>
-        <w:t xml:space="preserve"> el </w:t>
-      </w:r>
-      <w:proofErr w:type="spellStart"/>
-      <w:r>
-        <w:rPr>
-          <w:lang w:val="en-US"/>
-        </w:rPr>
-        <w:t>hallazgo</w:t>
-      </w:r>
-      <w:proofErr w:type="spellEnd"/>
-      <w:r>
-        <w:rPr>
-          <w:lang w:val="en-US"/>
-        </w:rPr>
-        <w:t xml:space="preserve"> principal de Humidity3pm y dos variables </w:t>
-      </w:r>
-      <w:proofErr w:type="spellStart"/>
-      <w:r>
-        <w:rPr>
-          <w:lang w:val="en-US"/>
-        </w:rPr>
-        <w:t>adicionales</w:t>
-      </w:r>
-      <w:proofErr w:type="spellEnd"/>
-      <w:r>
-        <w:rPr>
-          <w:lang w:val="en-US"/>
-        </w:rPr>
-        <w:t xml:space="preserve"> </w:t>
-      </w:r>
-      <w:proofErr w:type="spellStart"/>
-      <w:r>
-        <w:rPr>
-          <w:lang w:val="en-US"/>
-        </w:rPr>
-        <w:t>sugeridas</w:t>
-      </w:r>
-      <w:proofErr w:type="spellEnd"/>
-      <w:r>
-        <w:rPr>
-          <w:lang w:val="en-US"/>
-        </w:rPr>
-        <w:t xml:space="preserve"> </w:t>
-      </w:r>
-      <w:proofErr w:type="spellStart"/>
-      <w:r>
-        <w:rPr>
-          <w:lang w:val="en-US"/>
-        </w:rPr>
-        <w:t>por</w:t>
-      </w:r>
-      <w:proofErr w:type="spellEnd"/>
-      <w:r>
-        <w:rPr>
-          <w:lang w:val="en-US"/>
-        </w:rPr>
-        <w:t xml:space="preserve"> la </w:t>
-      </w:r>
-      <w:proofErr w:type="spellStart"/>
-      <w:r>
-        <w:rPr>
-          <w:lang w:val="en-US"/>
-        </w:rPr>
-        <w:t>corrección</w:t>
-      </w:r>
-      <w:proofErr w:type="spellEnd"/>
-      <w:r>
-        <w:rPr>
-          <w:lang w:val="en-US"/>
-        </w:rPr>
-        <w:t xml:space="preserve"> de S1 (Pressure3pm y </w:t>
-      </w:r>
-      <w:proofErr w:type="spellStart"/>
-      <w:r>
-        <w:rPr>
-          <w:lang w:val="en-US"/>
-        </w:rPr>
-        <w:t>MaxTemp</w:t>
-      </w:r>
-      <w:proofErr w:type="spellEnd"/>
-      <w:r>
-        <w:rPr>
-          <w:lang w:val="en-US"/>
-        </w:rPr>
-        <w:t xml:space="preserve">). Para </w:t>
-      </w:r>
-      <w:proofErr w:type="spellStart"/>
-      <w:r>
-        <w:rPr>
-          <w:lang w:val="en-US"/>
-        </w:rPr>
-        <w:t>cada</w:t>
-      </w:r>
-      <w:proofErr w:type="spellEnd"/>
-      <w:r>
-        <w:rPr>
-          <w:lang w:val="en-US"/>
-        </w:rPr>
-        <w:t xml:space="preserve"> </w:t>
-      </w:r>
-      <w:proofErr w:type="spellStart"/>
-      <w:r>
-        <w:rPr>
-          <w:lang w:val="en-US"/>
-        </w:rPr>
-        <w:t>parámetro</w:t>
-      </w:r>
-      <w:proofErr w:type="spellEnd"/>
-      <w:r>
-        <w:rPr>
-          <w:lang w:val="en-US"/>
-        </w:rPr>
-        <w:t xml:space="preserve"> se </w:t>
-      </w:r>
-      <w:proofErr w:type="spellStart"/>
-      <w:r>
-        <w:rPr>
-          <w:lang w:val="en-US"/>
-        </w:rPr>
-        <w:t>comparó</w:t>
-      </w:r>
-      <w:proofErr w:type="spellEnd"/>
-      <w:r>
-        <w:rPr>
-          <w:lang w:val="en-US"/>
-        </w:rPr>
-        <w:t xml:space="preserve"> el IC </w:t>
-      </w:r>
-      <w:proofErr w:type="spellStart"/>
-      <w:r>
-        <w:rPr>
-          <w:lang w:val="en-US"/>
-        </w:rPr>
-        <w:t>clásico</w:t>
-      </w:r>
-      <w:proofErr w:type="spellEnd"/>
-      <w:r>
-        <w:rPr>
-          <w:lang w:val="en-US"/>
-        </w:rPr>
-        <w:t xml:space="preserve"> con </w:t>
-      </w:r>
-      <w:proofErr w:type="spellStart"/>
-      <w:r>
-        <w:rPr>
-          <w:lang w:val="en-US"/>
-        </w:rPr>
-        <w:t>los</w:t>
-      </w:r>
-      <w:proofErr w:type="spellEnd"/>
-      <w:r>
-        <w:rPr>
-          <w:lang w:val="en-US"/>
-        </w:rPr>
-        <w:t xml:space="preserve"> IC bootstrap </w:t>
-      </w:r>
-      <w:proofErr w:type="spellStart"/>
-      <w:r>
-        <w:rPr>
-          <w:lang w:val="en-US"/>
-        </w:rPr>
-        <w:t>percentil</w:t>
-      </w:r>
-      <w:proofErr w:type="spellEnd"/>
-      <w:r>
-        <w:rPr>
-          <w:lang w:val="en-US"/>
-        </w:rPr>
-        <w:t xml:space="preserve"> y </w:t>
-      </w:r>
-      <w:proofErr w:type="spellStart"/>
-      <w:r>
-        <w:rPr>
-          <w:lang w:val="en-US"/>
-        </w:rPr>
-        <w:t>BCa</w:t>
-      </w:r>
-      <w:proofErr w:type="spellEnd"/>
-      <w:r>
-        <w:rPr>
-          <w:lang w:val="en-US"/>
-        </w:rPr>
-        <w:t xml:space="preserve">. En la </w:t>
-      </w:r>
-      <w:proofErr w:type="spellStart"/>
-      <w:r>
-        <w:rPr>
-          <w:lang w:val="en-US"/>
-        </w:rPr>
-        <w:t>proporción</w:t>
-      </w:r>
-      <w:proofErr w:type="spellEnd"/>
-      <w:r>
-        <w:rPr>
-          <w:lang w:val="en-US"/>
-        </w:rPr>
-        <w:t xml:space="preserve"> </w:t>
-      </w:r>
-      <w:proofErr w:type="spellStart"/>
-      <w:r>
-        <w:rPr>
-          <w:lang w:val="en-US"/>
-        </w:rPr>
-        <w:t>RainTomorrow</w:t>
-      </w:r>
-      <w:proofErr w:type="spellEnd"/>
-      <w:r>
-        <w:rPr>
-          <w:lang w:val="en-US"/>
-        </w:rPr>
-        <w:t xml:space="preserve"> = Yes se </w:t>
-      </w:r>
-      <w:proofErr w:type="spellStart"/>
-      <w:r>
-        <w:rPr>
-          <w:lang w:val="en-US"/>
-        </w:rPr>
-        <w:t>incorpora</w:t>
-      </w:r>
-      <w:proofErr w:type="spellEnd"/>
-      <w:r>
-        <w:rPr>
-          <w:lang w:val="en-US"/>
-        </w:rPr>
-        <w:t xml:space="preserve"> </w:t>
-      </w:r>
-      <w:proofErr w:type="spellStart"/>
-      <w:r>
-        <w:rPr>
-          <w:lang w:val="en-US"/>
-        </w:rPr>
-        <w:t>además</w:t>
-      </w:r>
-      <w:proofErr w:type="spellEnd"/>
-      <w:r>
-        <w:rPr>
-          <w:lang w:val="en-US"/>
-        </w:rPr>
-        <w:t xml:space="preserve"> el IC Wilson </w:t>
-      </w:r>
-      <w:proofErr w:type="spellStart"/>
-      <w:r>
-        <w:rPr>
-          <w:lang w:val="en-US"/>
-        </w:rPr>
-        <w:t>calculado</w:t>
-      </w:r>
-      <w:proofErr w:type="spellEnd"/>
-      <w:r>
-        <w:rPr>
-          <w:lang w:val="en-US"/>
-        </w:rPr>
-        <w:t xml:space="preserve"> </w:t>
-      </w:r>
-      <w:proofErr w:type="spellStart"/>
-      <w:r>
-        <w:rPr>
-          <w:lang w:val="en-US"/>
-        </w:rPr>
-        <w:t>en</w:t>
-      </w:r>
-      <w:proofErr w:type="spellEnd"/>
-      <w:r>
-        <w:rPr>
-          <w:lang w:val="en-US"/>
-        </w:rPr>
-        <w:t xml:space="preserve"> S1 </w:t>
-      </w:r>
-      <w:proofErr w:type="spellStart"/>
-      <w:r>
-        <w:rPr>
-          <w:lang w:val="en-US"/>
-        </w:rPr>
-        <w:t>como</w:t>
-      </w:r>
-      <w:proofErr w:type="spellEnd"/>
-      <w:r>
-        <w:rPr>
-          <w:lang w:val="en-US"/>
-        </w:rPr>
-        <w:t xml:space="preserve"> </w:t>
-      </w:r>
-      <w:proofErr w:type="spellStart"/>
-      <w:r>
-        <w:rPr>
-          <w:lang w:val="en-US"/>
-        </w:rPr>
-        <w:t>referencia</w:t>
-      </w:r>
-      <w:proofErr w:type="spellEnd"/>
-      <w:r>
-        <w:rPr>
-          <w:lang w:val="en-US"/>
-        </w:rPr>
-        <w:t xml:space="preserve"> </w:t>
-      </w:r>
-      <w:proofErr w:type="spellStart"/>
-      <w:r>
-        <w:rPr>
-          <w:lang w:val="en-US"/>
-        </w:rPr>
-        <w:t>directa</w:t>
-      </w:r>
-      <w:proofErr w:type="spellEnd"/>
-      <w:r>
-        <w:rPr>
-          <w:lang w:val="en-US"/>
-        </w:rPr>
-        <w:t>.</w:t>
+        <w:t>Se validaron siete parámetros: cinco centrados en el hallazgo principal de Humidity3pm y dos variables adicionales sugeridas por la corrección de S1 (Pressure3pm y MaxTemp). Para cada parámetro se comparó el IC clásico con los IC bootstrap percentil y BCa. En la proporción RainTomorrow = Yes se incorpora además el IC Wilson calculado en S1 como referencia directa.</w:t>
       </w:r>
     </w:p>
     <w:p>
@@ -3183,7 +2076,6 @@
                 <w:szCs w:val="18"/>
               </w:rPr>
             </w:pPr>
-            <w:proofErr w:type="spellStart"/>
             <w:r>
               <w:rPr>
                 <w:rFonts w:ascii="Calibri" w:hAnsi="Calibri" w:cs="Calibri"/>
@@ -3194,7 +2086,6 @@
               </w:rPr>
               <w:t>Parámetro</w:t>
             </w:r>
-            <w:proofErr w:type="spellEnd"/>
           </w:p>
         </w:tc>
         <w:tc>
@@ -3265,29 +2156,7 @@
                 <w:sz w:val="18"/>
                 <w:szCs w:val="18"/>
               </w:rPr>
-              <w:t xml:space="preserve">IC </w:t>
-            </w:r>
-            <w:proofErr w:type="spellStart"/>
-            <w:r>
-              <w:rPr>
-                <w:rFonts w:ascii="Calibri" w:hAnsi="Calibri" w:cs="Calibri"/>
-                <w:b/>
-                <w:color w:val="FFFFFF" w:themeColor="background1"/>
-                <w:sz w:val="18"/>
-                <w:szCs w:val="18"/>
-              </w:rPr>
-              <w:t>clásico</w:t>
-            </w:r>
-            <w:proofErr w:type="spellEnd"/>
-            <w:r>
-              <w:rPr>
-                <w:rFonts w:ascii="Calibri" w:hAnsi="Calibri" w:cs="Calibri"/>
-                <w:b/>
-                <w:color w:val="FFFFFF" w:themeColor="background1"/>
-                <w:sz w:val="18"/>
-                <w:szCs w:val="18"/>
-              </w:rPr>
-              <w:t xml:space="preserve"> LI</w:t>
+              <w:t>IC clásico LI</w:t>
             </w:r>
           </w:p>
         </w:tc>
@@ -3323,29 +2192,7 @@
                 <w:sz w:val="18"/>
                 <w:szCs w:val="18"/>
               </w:rPr>
-              <w:t xml:space="preserve">IC </w:t>
-            </w:r>
-            <w:proofErr w:type="spellStart"/>
-            <w:r>
-              <w:rPr>
-                <w:rFonts w:ascii="Calibri" w:hAnsi="Calibri" w:cs="Calibri"/>
-                <w:b/>
-                <w:color w:val="FFFFFF" w:themeColor="background1"/>
-                <w:sz w:val="18"/>
-                <w:szCs w:val="18"/>
-              </w:rPr>
-              <w:t>clásico</w:t>
-            </w:r>
-            <w:proofErr w:type="spellEnd"/>
-            <w:r>
-              <w:rPr>
-                <w:rFonts w:ascii="Calibri" w:hAnsi="Calibri" w:cs="Calibri"/>
-                <w:b/>
-                <w:color w:val="FFFFFF" w:themeColor="background1"/>
-                <w:sz w:val="18"/>
-                <w:szCs w:val="18"/>
-              </w:rPr>
-              <w:t xml:space="preserve"> LS</w:t>
+              <w:t>IC clásico LS</w:t>
             </w:r>
           </w:p>
         </w:tc>
@@ -3381,29 +2228,7 @@
                 <w:sz w:val="18"/>
                 <w:szCs w:val="18"/>
               </w:rPr>
-              <w:t xml:space="preserve">IC </w:t>
-            </w:r>
-            <w:proofErr w:type="spellStart"/>
-            <w:r>
-              <w:rPr>
-                <w:rFonts w:ascii="Calibri" w:hAnsi="Calibri" w:cs="Calibri"/>
-                <w:b/>
-                <w:color w:val="FFFFFF" w:themeColor="background1"/>
-                <w:sz w:val="18"/>
-                <w:szCs w:val="18"/>
-              </w:rPr>
-              <w:t>BCa</w:t>
-            </w:r>
-            <w:proofErr w:type="spellEnd"/>
-            <w:r>
-              <w:rPr>
-                <w:rFonts w:ascii="Calibri" w:hAnsi="Calibri" w:cs="Calibri"/>
-                <w:b/>
-                <w:color w:val="FFFFFF" w:themeColor="background1"/>
-                <w:sz w:val="18"/>
-                <w:szCs w:val="18"/>
-              </w:rPr>
-              <w:t xml:space="preserve"> LI</w:t>
+              <w:t>IC BCa LI</w:t>
             </w:r>
           </w:p>
         </w:tc>
@@ -3439,29 +2264,7 @@
                 <w:sz w:val="18"/>
                 <w:szCs w:val="18"/>
               </w:rPr>
-              <w:t xml:space="preserve">IC </w:t>
-            </w:r>
-            <w:proofErr w:type="spellStart"/>
-            <w:r>
-              <w:rPr>
-                <w:rFonts w:ascii="Calibri" w:hAnsi="Calibri" w:cs="Calibri"/>
-                <w:b/>
-                <w:color w:val="FFFFFF" w:themeColor="background1"/>
-                <w:sz w:val="18"/>
-                <w:szCs w:val="18"/>
-              </w:rPr>
-              <w:t>BCa</w:t>
-            </w:r>
-            <w:proofErr w:type="spellEnd"/>
-            <w:r>
-              <w:rPr>
-                <w:rFonts w:ascii="Calibri" w:hAnsi="Calibri" w:cs="Calibri"/>
-                <w:b/>
-                <w:color w:val="FFFFFF" w:themeColor="background1"/>
-                <w:sz w:val="18"/>
-                <w:szCs w:val="18"/>
-              </w:rPr>
-              <w:t xml:space="preserve"> LS</w:t>
+              <w:t>IC BCa LS</w:t>
             </w:r>
           </w:p>
         </w:tc>
@@ -4286,25 +3089,7 @@
                 <w:sz w:val="18"/>
                 <w:szCs w:val="18"/>
               </w:rPr>
-              <w:t xml:space="preserve">Prop. </w:t>
-            </w:r>
-            <w:proofErr w:type="spellStart"/>
-            <w:r>
-              <w:rPr>
-                <w:rFonts w:ascii="Calibri" w:hAnsi="Calibri" w:cs="Calibri"/>
-                <w:sz w:val="18"/>
-                <w:szCs w:val="18"/>
-              </w:rPr>
-              <w:t>RainTomorrow</w:t>
-            </w:r>
-            <w:proofErr w:type="spellEnd"/>
-            <w:r>
-              <w:rPr>
-                <w:rFonts w:ascii="Calibri" w:hAnsi="Calibri" w:cs="Calibri"/>
-                <w:sz w:val="18"/>
-                <w:szCs w:val="18"/>
-              </w:rPr>
-              <w:t>=Yes</w:t>
+              <w:t>Prop. RainTomorrow=Yes</w:t>
             </w:r>
           </w:p>
         </w:tc>
@@ -4698,18 +3483,8 @@
                 <w:sz w:val="18"/>
                 <w:szCs w:val="18"/>
               </w:rPr>
-              <w:t xml:space="preserve">Media </w:t>
-            </w:r>
-            <w:proofErr w:type="spellStart"/>
-            <w:r>
-              <w:rPr>
-                <w:rFonts w:ascii="Calibri" w:hAnsi="Calibri" w:cs="Calibri"/>
-                <w:sz w:val="18"/>
-                <w:szCs w:val="18"/>
-              </w:rPr>
-              <w:t>MaxTemp</w:t>
-            </w:r>
-            <w:proofErr w:type="spellEnd"/>
+              <w:t>Media MaxTemp</w:t>
+            </w:r>
           </w:p>
         </w:tc>
         <w:tc>
@@ -4895,777 +3670,7 @@
         <w:rPr>
           <w:lang w:val="en-US"/>
         </w:rPr>
-        <w:t xml:space="preserve">En </w:t>
-      </w:r>
-      <w:proofErr w:type="spellStart"/>
-      <w:r>
-        <w:rPr>
-          <w:lang w:val="en-US"/>
-        </w:rPr>
-        <w:t>términos</w:t>
-      </w:r>
-      <w:proofErr w:type="spellEnd"/>
-      <w:r>
-        <w:rPr>
-          <w:lang w:val="en-US"/>
-        </w:rPr>
-        <w:t xml:space="preserve"> </w:t>
-      </w:r>
-      <w:proofErr w:type="spellStart"/>
-      <w:r>
-        <w:rPr>
-          <w:lang w:val="en-US"/>
-        </w:rPr>
-        <w:t>generales</w:t>
-      </w:r>
-      <w:proofErr w:type="spellEnd"/>
-      <w:r>
-        <w:rPr>
-          <w:lang w:val="en-US"/>
-        </w:rPr>
-        <w:t xml:space="preserve">, </w:t>
-      </w:r>
-      <w:proofErr w:type="spellStart"/>
-      <w:r>
-        <w:rPr>
-          <w:lang w:val="en-US"/>
-        </w:rPr>
-        <w:t>los</w:t>
-      </w:r>
-      <w:proofErr w:type="spellEnd"/>
-      <w:r>
-        <w:rPr>
-          <w:lang w:val="en-US"/>
-        </w:rPr>
-        <w:t xml:space="preserve"> </w:t>
-      </w:r>
-      <w:proofErr w:type="spellStart"/>
-      <w:r>
-        <w:rPr>
-          <w:lang w:val="en-US"/>
-        </w:rPr>
-        <w:t>intervalos</w:t>
-      </w:r>
-      <w:proofErr w:type="spellEnd"/>
-      <w:r>
-        <w:rPr>
-          <w:lang w:val="en-US"/>
-        </w:rPr>
-        <w:t xml:space="preserve"> de confianza </w:t>
-      </w:r>
-      <w:proofErr w:type="spellStart"/>
-      <w:r>
-        <w:rPr>
-          <w:lang w:val="en-US"/>
-        </w:rPr>
-        <w:t>obtenidos</w:t>
-      </w:r>
-      <w:proofErr w:type="spellEnd"/>
-      <w:r>
-        <w:rPr>
-          <w:lang w:val="en-US"/>
-        </w:rPr>
-        <w:t xml:space="preserve"> </w:t>
-      </w:r>
-      <w:proofErr w:type="spellStart"/>
-      <w:r>
-        <w:rPr>
-          <w:lang w:val="en-US"/>
-        </w:rPr>
-        <w:t>mediante</w:t>
-      </w:r>
-      <w:proofErr w:type="spellEnd"/>
-      <w:r>
-        <w:rPr>
-          <w:lang w:val="en-US"/>
-        </w:rPr>
-        <w:t xml:space="preserve"> bootstrap </w:t>
-      </w:r>
-      <w:proofErr w:type="spellStart"/>
-      <w:r>
-        <w:rPr>
-          <w:lang w:val="en-US"/>
-        </w:rPr>
-        <w:t>percentil</w:t>
-      </w:r>
-      <w:proofErr w:type="spellEnd"/>
-      <w:r>
-        <w:rPr>
-          <w:lang w:val="en-US"/>
-        </w:rPr>
-        <w:t xml:space="preserve"> y bootstrap </w:t>
-      </w:r>
-      <w:proofErr w:type="spellStart"/>
-      <w:r>
-        <w:rPr>
-          <w:lang w:val="en-US"/>
-        </w:rPr>
-        <w:t>BCa</w:t>
-      </w:r>
-      <w:proofErr w:type="spellEnd"/>
-      <w:r>
-        <w:rPr>
-          <w:lang w:val="en-US"/>
-        </w:rPr>
-        <w:t xml:space="preserve"> </w:t>
-      </w:r>
-      <w:proofErr w:type="spellStart"/>
-      <w:r>
-        <w:rPr>
-          <w:lang w:val="en-US"/>
-        </w:rPr>
-        <w:t>fueron</w:t>
-      </w:r>
-      <w:proofErr w:type="spellEnd"/>
-      <w:r>
-        <w:rPr>
-          <w:lang w:val="en-US"/>
-        </w:rPr>
-        <w:t xml:space="preserve"> </w:t>
-      </w:r>
-      <w:proofErr w:type="spellStart"/>
-      <w:r>
-        <w:rPr>
-          <w:lang w:val="en-US"/>
-        </w:rPr>
-        <w:t>altamente</w:t>
-      </w:r>
-      <w:proofErr w:type="spellEnd"/>
-      <w:r>
-        <w:rPr>
-          <w:lang w:val="en-US"/>
-        </w:rPr>
-        <w:t xml:space="preserve"> </w:t>
-      </w:r>
-      <w:proofErr w:type="spellStart"/>
-      <w:r>
-        <w:rPr>
-          <w:lang w:val="en-US"/>
-        </w:rPr>
-        <w:t>concordantes</w:t>
-      </w:r>
-      <w:proofErr w:type="spellEnd"/>
-      <w:r>
-        <w:rPr>
-          <w:lang w:val="en-US"/>
-        </w:rPr>
-        <w:t xml:space="preserve"> con </w:t>
-      </w:r>
-      <w:proofErr w:type="spellStart"/>
-      <w:r>
-        <w:rPr>
-          <w:lang w:val="en-US"/>
-        </w:rPr>
-        <w:t>los</w:t>
-      </w:r>
-      <w:proofErr w:type="spellEnd"/>
-      <w:r>
-        <w:rPr>
-          <w:lang w:val="en-US"/>
-        </w:rPr>
-        <w:t xml:space="preserve"> </w:t>
-      </w:r>
-      <w:proofErr w:type="spellStart"/>
-      <w:r>
-        <w:rPr>
-          <w:lang w:val="en-US"/>
-        </w:rPr>
-        <w:t>intervalos</w:t>
-      </w:r>
-      <w:proofErr w:type="spellEnd"/>
-      <w:r>
-        <w:rPr>
-          <w:lang w:val="en-US"/>
-        </w:rPr>
-        <w:t xml:space="preserve"> </w:t>
-      </w:r>
-      <w:proofErr w:type="spellStart"/>
-      <w:r>
-        <w:rPr>
-          <w:lang w:val="en-US"/>
-        </w:rPr>
-        <w:t>clásicos</w:t>
-      </w:r>
-      <w:proofErr w:type="spellEnd"/>
-      <w:r>
-        <w:rPr>
-          <w:lang w:val="en-US"/>
-        </w:rPr>
-        <w:t xml:space="preserve"> </w:t>
-      </w:r>
-      <w:proofErr w:type="spellStart"/>
-      <w:r>
-        <w:rPr>
-          <w:lang w:val="en-US"/>
-        </w:rPr>
-        <w:t>reportados</w:t>
-      </w:r>
-      <w:proofErr w:type="spellEnd"/>
-      <w:r>
-        <w:rPr>
-          <w:lang w:val="en-US"/>
-        </w:rPr>
-        <w:t xml:space="preserve"> </w:t>
-      </w:r>
-      <w:proofErr w:type="spellStart"/>
-      <w:r>
-        <w:rPr>
-          <w:lang w:val="en-US"/>
-        </w:rPr>
-        <w:t>en</w:t>
-      </w:r>
-      <w:proofErr w:type="spellEnd"/>
-      <w:r>
-        <w:rPr>
-          <w:lang w:val="en-US"/>
-        </w:rPr>
-        <w:t xml:space="preserve"> la </w:t>
-      </w:r>
-      <w:proofErr w:type="spellStart"/>
-      <w:r>
-        <w:rPr>
-          <w:lang w:val="en-US"/>
-        </w:rPr>
-        <w:t>Sumativa</w:t>
-      </w:r>
-      <w:proofErr w:type="spellEnd"/>
-      <w:r>
-        <w:rPr>
-          <w:lang w:val="en-US"/>
-        </w:rPr>
-        <w:t xml:space="preserve"> 1. Las </w:t>
-      </w:r>
-      <w:proofErr w:type="spellStart"/>
-      <w:r>
-        <w:rPr>
-          <w:lang w:val="en-US"/>
-        </w:rPr>
-        <w:t>diferencias</w:t>
-      </w:r>
-      <w:proofErr w:type="spellEnd"/>
-      <w:r>
-        <w:rPr>
-          <w:lang w:val="en-US"/>
-        </w:rPr>
-        <w:t xml:space="preserve"> entre </w:t>
-      </w:r>
-      <w:proofErr w:type="spellStart"/>
-      <w:r>
-        <w:rPr>
-          <w:lang w:val="en-US"/>
-        </w:rPr>
-        <w:t>los</w:t>
-      </w:r>
-      <w:proofErr w:type="spellEnd"/>
-      <w:r>
-        <w:rPr>
-          <w:lang w:val="en-US"/>
-        </w:rPr>
-        <w:t xml:space="preserve"> </w:t>
-      </w:r>
-      <w:proofErr w:type="spellStart"/>
-      <w:r>
-        <w:rPr>
-          <w:lang w:val="en-US"/>
-        </w:rPr>
-        <w:t>tres</w:t>
-      </w:r>
-      <w:proofErr w:type="spellEnd"/>
-      <w:r>
-        <w:rPr>
-          <w:lang w:val="en-US"/>
-        </w:rPr>
-        <w:t xml:space="preserve"> </w:t>
-      </w:r>
-      <w:proofErr w:type="spellStart"/>
-      <w:r>
-        <w:rPr>
-          <w:lang w:val="en-US"/>
-        </w:rPr>
-        <w:t>enfoques</w:t>
-      </w:r>
-      <w:proofErr w:type="spellEnd"/>
-      <w:r>
-        <w:rPr>
-          <w:lang w:val="en-US"/>
-        </w:rPr>
-        <w:t xml:space="preserve"> </w:t>
-      </w:r>
-      <w:proofErr w:type="spellStart"/>
-      <w:r>
-        <w:rPr>
-          <w:lang w:val="en-US"/>
-        </w:rPr>
-        <w:t>fueron</w:t>
-      </w:r>
-      <w:proofErr w:type="spellEnd"/>
-      <w:r>
-        <w:rPr>
-          <w:lang w:val="en-US"/>
-        </w:rPr>
-        <w:t xml:space="preserve"> </w:t>
-      </w:r>
-      <w:proofErr w:type="spellStart"/>
-      <w:r>
-        <w:rPr>
-          <w:lang w:val="en-US"/>
-        </w:rPr>
-        <w:t>menores</w:t>
-      </w:r>
-      <w:proofErr w:type="spellEnd"/>
-      <w:r>
-        <w:rPr>
-          <w:lang w:val="en-US"/>
-        </w:rPr>
-        <w:t xml:space="preserve"> y las </w:t>
-      </w:r>
-      <w:proofErr w:type="spellStart"/>
-      <w:r>
-        <w:rPr>
-          <w:lang w:val="en-US"/>
-        </w:rPr>
-        <w:t>razones</w:t>
-      </w:r>
-      <w:proofErr w:type="spellEnd"/>
-      <w:r>
-        <w:rPr>
-          <w:lang w:val="en-US"/>
-        </w:rPr>
-        <w:t xml:space="preserve"> de ancho se </w:t>
-      </w:r>
-      <w:proofErr w:type="spellStart"/>
-      <w:r>
-        <w:rPr>
-          <w:lang w:val="en-US"/>
-        </w:rPr>
-        <w:t>mantuvieron</w:t>
-      </w:r>
-      <w:proofErr w:type="spellEnd"/>
-      <w:r>
-        <w:rPr>
-          <w:lang w:val="en-US"/>
-        </w:rPr>
-        <w:t xml:space="preserve"> </w:t>
-      </w:r>
-      <w:proofErr w:type="spellStart"/>
-      <w:r>
-        <w:rPr>
-          <w:lang w:val="en-US"/>
-        </w:rPr>
-        <w:t>cercanas</w:t>
-      </w:r>
-      <w:proofErr w:type="spellEnd"/>
-      <w:r>
-        <w:rPr>
-          <w:lang w:val="en-US"/>
-        </w:rPr>
-        <w:t xml:space="preserve"> a 1, lo </w:t>
-      </w:r>
-      <w:proofErr w:type="spellStart"/>
-      <w:r>
-        <w:rPr>
-          <w:lang w:val="en-US"/>
-        </w:rPr>
-        <w:t>que</w:t>
-      </w:r>
-      <w:proofErr w:type="spellEnd"/>
-      <w:r>
-        <w:rPr>
-          <w:lang w:val="en-US"/>
-        </w:rPr>
-        <w:t xml:space="preserve"> indica </w:t>
-      </w:r>
-      <w:proofErr w:type="spellStart"/>
-      <w:r>
-        <w:rPr>
-          <w:lang w:val="en-US"/>
-        </w:rPr>
-        <w:t>ausencia</w:t>
-      </w:r>
-      <w:proofErr w:type="spellEnd"/>
-      <w:r>
-        <w:rPr>
-          <w:lang w:val="en-US"/>
-        </w:rPr>
-        <w:t xml:space="preserve"> de </w:t>
-      </w:r>
-      <w:proofErr w:type="spellStart"/>
-      <w:r>
-        <w:rPr>
-          <w:lang w:val="en-US"/>
-        </w:rPr>
-        <w:t>discrepancias</w:t>
-      </w:r>
-      <w:proofErr w:type="spellEnd"/>
-      <w:r>
-        <w:rPr>
-          <w:lang w:val="en-US"/>
-        </w:rPr>
-        <w:t xml:space="preserve"> </w:t>
-      </w:r>
-      <w:proofErr w:type="spellStart"/>
-      <w:r>
-        <w:rPr>
-          <w:lang w:val="en-US"/>
-        </w:rPr>
-        <w:t>metodológicamente</w:t>
-      </w:r>
-      <w:proofErr w:type="spellEnd"/>
-      <w:r>
-        <w:rPr>
-          <w:lang w:val="en-US"/>
-        </w:rPr>
-        <w:t xml:space="preserve"> </w:t>
-      </w:r>
-      <w:proofErr w:type="spellStart"/>
-      <w:r>
-        <w:rPr>
-          <w:lang w:val="en-US"/>
-        </w:rPr>
-        <w:t>relevantes</w:t>
-      </w:r>
-      <w:proofErr w:type="spellEnd"/>
-      <w:r>
-        <w:rPr>
-          <w:lang w:val="en-US"/>
-        </w:rPr>
-        <w:t xml:space="preserve"> entre la </w:t>
-      </w:r>
-      <w:proofErr w:type="spellStart"/>
-      <w:r>
-        <w:rPr>
-          <w:lang w:val="en-US"/>
-        </w:rPr>
-        <w:t>aproximación</w:t>
-      </w:r>
-      <w:proofErr w:type="spellEnd"/>
-      <w:r>
-        <w:rPr>
-          <w:lang w:val="en-US"/>
-        </w:rPr>
-        <w:t xml:space="preserve"> </w:t>
-      </w:r>
-      <w:proofErr w:type="spellStart"/>
-      <w:r>
-        <w:rPr>
-          <w:lang w:val="en-US"/>
-        </w:rPr>
-        <w:t>paramétrica</w:t>
-      </w:r>
-      <w:proofErr w:type="spellEnd"/>
-      <w:r>
-        <w:rPr>
-          <w:lang w:val="en-US"/>
-        </w:rPr>
-        <w:t xml:space="preserve"> </w:t>
-      </w:r>
-      <w:proofErr w:type="spellStart"/>
-      <w:r>
-        <w:rPr>
-          <w:lang w:val="en-US"/>
-        </w:rPr>
-        <w:t>clásica</w:t>
-      </w:r>
-      <w:proofErr w:type="spellEnd"/>
-      <w:r>
-        <w:rPr>
-          <w:lang w:val="en-US"/>
-        </w:rPr>
-        <w:t xml:space="preserve"> y el </w:t>
-      </w:r>
-      <w:proofErr w:type="spellStart"/>
-      <w:r>
-        <w:rPr>
-          <w:lang w:val="en-US"/>
-        </w:rPr>
-        <w:t>remuestreo</w:t>
-      </w:r>
-      <w:proofErr w:type="spellEnd"/>
-      <w:r>
-        <w:rPr>
-          <w:lang w:val="en-US"/>
-        </w:rPr>
-        <w:t xml:space="preserve"> no </w:t>
-      </w:r>
-      <w:proofErr w:type="spellStart"/>
-      <w:r>
-        <w:rPr>
-          <w:lang w:val="en-US"/>
-        </w:rPr>
-        <w:t>paramétrico</w:t>
-      </w:r>
-      <w:proofErr w:type="spellEnd"/>
-      <w:r>
-        <w:rPr>
-          <w:lang w:val="en-US"/>
-        </w:rPr>
-        <w:t xml:space="preserve">. Esta </w:t>
-      </w:r>
-      <w:proofErr w:type="spellStart"/>
-      <w:r>
-        <w:rPr>
-          <w:lang w:val="en-US"/>
-        </w:rPr>
-        <w:t>concordancia</w:t>
-      </w:r>
-      <w:proofErr w:type="spellEnd"/>
-      <w:r>
-        <w:rPr>
-          <w:lang w:val="en-US"/>
-        </w:rPr>
-        <w:t xml:space="preserve"> </w:t>
-      </w:r>
-      <w:proofErr w:type="spellStart"/>
-      <w:r>
-        <w:rPr>
-          <w:lang w:val="en-US"/>
-        </w:rPr>
-        <w:t>respalda</w:t>
-      </w:r>
-      <w:proofErr w:type="spellEnd"/>
-      <w:r>
-        <w:rPr>
-          <w:lang w:val="en-US"/>
-        </w:rPr>
-        <w:t xml:space="preserve"> la </w:t>
-      </w:r>
-      <w:proofErr w:type="spellStart"/>
-      <w:r>
-        <w:rPr>
-          <w:lang w:val="en-US"/>
-        </w:rPr>
-        <w:t>estabilidad</w:t>
-      </w:r>
-      <w:proofErr w:type="spellEnd"/>
-      <w:r>
-        <w:rPr>
-          <w:lang w:val="en-US"/>
-        </w:rPr>
-        <w:t xml:space="preserve"> de </w:t>
-      </w:r>
-      <w:proofErr w:type="spellStart"/>
-      <w:r>
-        <w:rPr>
-          <w:lang w:val="en-US"/>
-        </w:rPr>
-        <w:t>los</w:t>
-      </w:r>
-      <w:proofErr w:type="spellEnd"/>
-      <w:r>
-        <w:rPr>
-          <w:lang w:val="en-US"/>
-        </w:rPr>
-        <w:t xml:space="preserve"> </w:t>
-      </w:r>
-      <w:proofErr w:type="spellStart"/>
-      <w:r>
-        <w:rPr>
-          <w:lang w:val="en-US"/>
-        </w:rPr>
-        <w:t>parámetros</w:t>
-      </w:r>
-      <w:proofErr w:type="spellEnd"/>
-      <w:r>
-        <w:rPr>
-          <w:lang w:val="en-US"/>
-        </w:rPr>
-        <w:t xml:space="preserve"> </w:t>
-      </w:r>
-      <w:proofErr w:type="spellStart"/>
-      <w:r>
-        <w:rPr>
-          <w:lang w:val="en-US"/>
-        </w:rPr>
-        <w:t>estimados</w:t>
-      </w:r>
-      <w:proofErr w:type="spellEnd"/>
-      <w:r>
-        <w:rPr>
-          <w:lang w:val="en-US"/>
-        </w:rPr>
-        <w:t xml:space="preserve"> y </w:t>
-      </w:r>
-      <w:proofErr w:type="spellStart"/>
-      <w:r>
-        <w:rPr>
-          <w:lang w:val="en-US"/>
-        </w:rPr>
-        <w:t>sugiere</w:t>
-      </w:r>
-      <w:proofErr w:type="spellEnd"/>
-      <w:r>
-        <w:rPr>
-          <w:lang w:val="en-US"/>
-        </w:rPr>
-        <w:t xml:space="preserve"> </w:t>
-      </w:r>
-      <w:proofErr w:type="spellStart"/>
-      <w:r>
-        <w:rPr>
-          <w:lang w:val="en-US"/>
-        </w:rPr>
-        <w:t>que</w:t>
-      </w:r>
-      <w:proofErr w:type="spellEnd"/>
-      <w:r>
-        <w:rPr>
-          <w:lang w:val="en-US"/>
-        </w:rPr>
-        <w:t xml:space="preserve"> </w:t>
-      </w:r>
-      <w:proofErr w:type="spellStart"/>
-      <w:r>
-        <w:rPr>
-          <w:lang w:val="en-US"/>
-        </w:rPr>
-        <w:t>los</w:t>
-      </w:r>
-      <w:proofErr w:type="spellEnd"/>
-      <w:r>
-        <w:rPr>
-          <w:lang w:val="en-US"/>
-        </w:rPr>
-        <w:t xml:space="preserve"> </w:t>
-      </w:r>
-      <w:proofErr w:type="spellStart"/>
-      <w:r>
-        <w:rPr>
-          <w:lang w:val="en-US"/>
-        </w:rPr>
-        <w:t>supuestos</w:t>
-      </w:r>
-      <w:proofErr w:type="spellEnd"/>
-      <w:r>
-        <w:rPr>
-          <w:lang w:val="en-US"/>
-        </w:rPr>
-        <w:t xml:space="preserve"> </w:t>
-      </w:r>
-      <w:proofErr w:type="spellStart"/>
-      <w:r>
-        <w:rPr>
-          <w:lang w:val="en-US"/>
-        </w:rPr>
-        <w:t>utilizados</w:t>
-      </w:r>
-      <w:proofErr w:type="spellEnd"/>
-      <w:r>
-        <w:rPr>
-          <w:lang w:val="en-US"/>
-        </w:rPr>
-        <w:t xml:space="preserve"> </w:t>
-      </w:r>
-      <w:proofErr w:type="spellStart"/>
-      <w:r>
-        <w:rPr>
-          <w:lang w:val="en-US"/>
-        </w:rPr>
-        <w:t>en</w:t>
-      </w:r>
-      <w:proofErr w:type="spellEnd"/>
-      <w:r>
-        <w:rPr>
-          <w:lang w:val="en-US"/>
-        </w:rPr>
-        <w:t xml:space="preserve"> la </w:t>
-      </w:r>
-      <w:proofErr w:type="spellStart"/>
-      <w:r>
-        <w:rPr>
-          <w:lang w:val="en-US"/>
-        </w:rPr>
-        <w:t>Sumativa</w:t>
-      </w:r>
-      <w:proofErr w:type="spellEnd"/>
-      <w:r>
-        <w:rPr>
-          <w:lang w:val="en-US"/>
-        </w:rPr>
-        <w:t xml:space="preserve"> 1 no </w:t>
-      </w:r>
-      <w:proofErr w:type="spellStart"/>
-      <w:r>
-        <w:rPr>
-          <w:lang w:val="en-US"/>
-        </w:rPr>
-        <w:t>introducen</w:t>
-      </w:r>
-      <w:proofErr w:type="spellEnd"/>
-      <w:r>
-        <w:rPr>
-          <w:lang w:val="en-US"/>
-        </w:rPr>
-        <w:t xml:space="preserve"> </w:t>
-      </w:r>
-      <w:proofErr w:type="spellStart"/>
-      <w:r>
-        <w:rPr>
-          <w:lang w:val="en-US"/>
-        </w:rPr>
-        <w:t>distorsiones</w:t>
-      </w:r>
-      <w:proofErr w:type="spellEnd"/>
-      <w:r>
-        <w:rPr>
-          <w:lang w:val="en-US"/>
-        </w:rPr>
-        <w:t xml:space="preserve"> </w:t>
-      </w:r>
-      <w:proofErr w:type="spellStart"/>
-      <w:r>
-        <w:rPr>
-          <w:lang w:val="en-US"/>
-        </w:rPr>
-        <w:t>importantes</w:t>
-      </w:r>
-      <w:proofErr w:type="spellEnd"/>
-      <w:r>
-        <w:rPr>
-          <w:lang w:val="en-US"/>
-        </w:rPr>
-        <w:t xml:space="preserve"> </w:t>
-      </w:r>
-      <w:proofErr w:type="spellStart"/>
-      <w:r>
-        <w:rPr>
-          <w:lang w:val="en-US"/>
-        </w:rPr>
-        <w:t>en</w:t>
-      </w:r>
-      <w:proofErr w:type="spellEnd"/>
-      <w:r>
-        <w:rPr>
-          <w:lang w:val="en-US"/>
-        </w:rPr>
-        <w:t xml:space="preserve"> la </w:t>
-      </w:r>
-      <w:proofErr w:type="spellStart"/>
-      <w:r>
-        <w:rPr>
-          <w:lang w:val="en-US"/>
-        </w:rPr>
-        <w:t>inferencia</w:t>
-      </w:r>
-      <w:proofErr w:type="spellEnd"/>
-      <w:r>
-        <w:rPr>
-          <w:lang w:val="en-US"/>
-        </w:rPr>
-        <w:t xml:space="preserve"> </w:t>
-      </w:r>
-      <w:proofErr w:type="spellStart"/>
-      <w:r>
-        <w:rPr>
-          <w:lang w:val="en-US"/>
-        </w:rPr>
-        <w:t>estadística</w:t>
-      </w:r>
-      <w:proofErr w:type="spellEnd"/>
-      <w:r>
-        <w:rPr>
-          <w:lang w:val="en-US"/>
-        </w:rPr>
-        <w:t>.</w:t>
+        <w:t>En términos generales, los intervalos de confianza obtenidos mediante bootstrap percentil y bootstrap BCa fueron altamente concordantes con los intervalos clásicos reportados en la Sumativa 1. Las diferencias entre los tres enfoques fueron menores y las razones de ancho se mantuvieron cercanas a 1, lo que indica ausencia de discrepancias metodológicamente relevantes entre la aproximación paramétrica clásica y el remuestreo no paramétrico. Esta concordancia respalda la estabilidad de los parámetros estimados y sugiere que los supuestos utilizados en la Sumativa 1 no introducen distorsiones importantes en la inferencia estadística.</w:t>
       </w:r>
     </w:p>
     <w:p>
@@ -5689,371 +3694,7 @@
         <w:rPr>
           <w:lang w:val="en-US"/>
         </w:rPr>
-        <w:t xml:space="preserve">En el </w:t>
-      </w:r>
-      <w:proofErr w:type="spellStart"/>
-      <w:r>
-        <w:rPr>
-          <w:lang w:val="en-US"/>
-        </w:rPr>
-        <w:t>caso</w:t>
-      </w:r>
-      <w:proofErr w:type="spellEnd"/>
-      <w:r>
-        <w:rPr>
-          <w:lang w:val="en-US"/>
-        </w:rPr>
-        <w:t xml:space="preserve"> </w:t>
-      </w:r>
-      <w:proofErr w:type="spellStart"/>
-      <w:r>
-        <w:rPr>
-          <w:lang w:val="en-US"/>
-        </w:rPr>
-        <w:t>específico</w:t>
-      </w:r>
-      <w:proofErr w:type="spellEnd"/>
-      <w:r>
-        <w:rPr>
-          <w:lang w:val="en-US"/>
-        </w:rPr>
-        <w:t xml:space="preserve"> de la </w:t>
-      </w:r>
-      <w:proofErr w:type="spellStart"/>
-      <w:r>
-        <w:rPr>
-          <w:lang w:val="en-US"/>
-        </w:rPr>
-        <w:t>proporción</w:t>
-      </w:r>
-      <w:proofErr w:type="spellEnd"/>
-      <w:r>
-        <w:rPr>
-          <w:lang w:val="en-US"/>
-        </w:rPr>
-        <w:t xml:space="preserve"> de días con </w:t>
-      </w:r>
-      <w:proofErr w:type="spellStart"/>
-      <w:r>
-        <w:rPr>
-          <w:lang w:val="en-US"/>
-        </w:rPr>
-        <w:t>lluvia</w:t>
-      </w:r>
-      <w:proofErr w:type="spellEnd"/>
-      <w:r>
-        <w:rPr>
-          <w:lang w:val="en-US"/>
-        </w:rPr>
-        <w:t xml:space="preserve"> al día </w:t>
-      </w:r>
-      <w:proofErr w:type="spellStart"/>
-      <w:r>
-        <w:rPr>
-          <w:lang w:val="en-US"/>
-        </w:rPr>
-        <w:t>siguiente</w:t>
-      </w:r>
-      <w:proofErr w:type="spellEnd"/>
-      <w:r>
-        <w:rPr>
-          <w:lang w:val="en-US"/>
-        </w:rPr>
-        <w:t xml:space="preserve">, el </w:t>
-      </w:r>
-      <w:proofErr w:type="spellStart"/>
-      <w:r>
-        <w:rPr>
-          <w:lang w:val="en-US"/>
-        </w:rPr>
-        <w:t>intervalo</w:t>
-      </w:r>
-      <w:proofErr w:type="spellEnd"/>
-      <w:r>
-        <w:rPr>
-          <w:lang w:val="en-US"/>
-        </w:rPr>
-        <w:t xml:space="preserve"> Wilson de la </w:t>
-      </w:r>
-      <w:proofErr w:type="spellStart"/>
-      <w:r>
-        <w:rPr>
-          <w:lang w:val="en-US"/>
-        </w:rPr>
-        <w:t>Sumativa</w:t>
-      </w:r>
-      <w:proofErr w:type="spellEnd"/>
-      <w:r>
-        <w:rPr>
-          <w:lang w:val="en-US"/>
-        </w:rPr>
-        <w:t xml:space="preserve"> 1 para </w:t>
-      </w:r>
-      <w:proofErr w:type="spellStart"/>
-      <w:r>
-        <w:rPr>
-          <w:lang w:val="en-US"/>
-        </w:rPr>
-        <w:t>RainTomorrow</w:t>
-      </w:r>
-      <w:proofErr w:type="spellEnd"/>
-      <w:r>
-        <w:rPr>
-          <w:lang w:val="en-US"/>
-        </w:rPr>
-        <w:t xml:space="preserve"> = Yes </w:t>
-      </w:r>
-      <w:proofErr w:type="spellStart"/>
-      <w:r>
-        <w:rPr>
-          <w:lang w:val="en-US"/>
-        </w:rPr>
-        <w:t>fue</w:t>
-      </w:r>
-      <w:proofErr w:type="spellEnd"/>
-      <w:r>
-        <w:rPr>
-          <w:lang w:val="en-US"/>
-        </w:rPr>
-        <w:t xml:space="preserve"> p = 0,2242, IC 95 % [0,2220; 0,2264]. Los </w:t>
-      </w:r>
-      <w:proofErr w:type="spellStart"/>
-      <w:r>
-        <w:rPr>
-          <w:lang w:val="en-US"/>
-        </w:rPr>
-        <w:t>intervalos</w:t>
-      </w:r>
-      <w:proofErr w:type="spellEnd"/>
-      <w:r>
-        <w:rPr>
-          <w:lang w:val="en-US"/>
-        </w:rPr>
-        <w:t xml:space="preserve"> bootstrap </w:t>
-      </w:r>
-      <w:proofErr w:type="spellStart"/>
-      <w:r>
-        <w:rPr>
-          <w:lang w:val="en-US"/>
-        </w:rPr>
-        <w:t>percentil</w:t>
-      </w:r>
-      <w:proofErr w:type="spellEnd"/>
-      <w:r>
-        <w:rPr>
-          <w:lang w:val="en-US"/>
-        </w:rPr>
-        <w:t xml:space="preserve"> y </w:t>
-      </w:r>
-      <w:proofErr w:type="spellStart"/>
-      <w:r>
-        <w:rPr>
-          <w:lang w:val="en-US"/>
-        </w:rPr>
-        <w:t>BCa</w:t>
-      </w:r>
-      <w:proofErr w:type="spellEnd"/>
-      <w:r>
-        <w:rPr>
-          <w:lang w:val="en-US"/>
-        </w:rPr>
-        <w:t xml:space="preserve"> </w:t>
-      </w:r>
-      <w:proofErr w:type="spellStart"/>
-      <w:r>
-        <w:rPr>
-          <w:lang w:val="en-US"/>
-        </w:rPr>
-        <w:t>obtenidos</w:t>
-      </w:r>
-      <w:proofErr w:type="spellEnd"/>
-      <w:r>
-        <w:rPr>
-          <w:lang w:val="en-US"/>
-        </w:rPr>
-        <w:t xml:space="preserve"> </w:t>
-      </w:r>
-      <w:proofErr w:type="spellStart"/>
-      <w:r>
-        <w:rPr>
-          <w:lang w:val="en-US"/>
-        </w:rPr>
-        <w:t>en</w:t>
-      </w:r>
-      <w:proofErr w:type="spellEnd"/>
-      <w:r>
-        <w:rPr>
-          <w:lang w:val="en-US"/>
-        </w:rPr>
-        <w:t xml:space="preserve"> la </w:t>
-      </w:r>
-      <w:proofErr w:type="spellStart"/>
-      <w:r>
-        <w:rPr>
-          <w:lang w:val="en-US"/>
-        </w:rPr>
-        <w:t>Sumativa</w:t>
-      </w:r>
-      <w:proofErr w:type="spellEnd"/>
-      <w:r>
-        <w:rPr>
-          <w:lang w:val="en-US"/>
-        </w:rPr>
-        <w:t xml:space="preserve"> 2 </w:t>
-      </w:r>
-      <w:proofErr w:type="spellStart"/>
-      <w:r>
-        <w:rPr>
-          <w:lang w:val="en-US"/>
-        </w:rPr>
-        <w:t>fueron</w:t>
-      </w:r>
-      <w:proofErr w:type="spellEnd"/>
-      <w:r>
-        <w:rPr>
-          <w:lang w:val="en-US"/>
-        </w:rPr>
-        <w:t xml:space="preserve"> </w:t>
-      </w:r>
-      <w:proofErr w:type="spellStart"/>
-      <w:r>
-        <w:rPr>
-          <w:lang w:val="en-US"/>
-        </w:rPr>
-        <w:t>concordantes</w:t>
-      </w:r>
-      <w:proofErr w:type="spellEnd"/>
-      <w:r>
-        <w:rPr>
-          <w:lang w:val="en-US"/>
-        </w:rPr>
-        <w:t xml:space="preserve"> con </w:t>
-      </w:r>
-      <w:proofErr w:type="spellStart"/>
-      <w:r>
-        <w:rPr>
-          <w:lang w:val="en-US"/>
-        </w:rPr>
-        <w:t>dicho</w:t>
-      </w:r>
-      <w:proofErr w:type="spellEnd"/>
-      <w:r>
-        <w:rPr>
-          <w:lang w:val="en-US"/>
-        </w:rPr>
-        <w:t xml:space="preserve"> </w:t>
-      </w:r>
-      <w:proofErr w:type="spellStart"/>
-      <w:r>
-        <w:rPr>
-          <w:lang w:val="en-US"/>
-        </w:rPr>
-        <w:t>resultado</w:t>
-      </w:r>
-      <w:proofErr w:type="spellEnd"/>
-      <w:r>
-        <w:rPr>
-          <w:lang w:val="en-US"/>
-        </w:rPr>
-        <w:t xml:space="preserve">, </w:t>
-      </w:r>
-      <w:proofErr w:type="spellStart"/>
-      <w:r>
-        <w:rPr>
-          <w:lang w:val="en-US"/>
-        </w:rPr>
-        <w:t>confirmando</w:t>
-      </w:r>
-      <w:proofErr w:type="spellEnd"/>
-      <w:r>
-        <w:rPr>
-          <w:lang w:val="en-US"/>
-        </w:rPr>
-        <w:t xml:space="preserve"> la </w:t>
-      </w:r>
-      <w:proofErr w:type="spellStart"/>
-      <w:r>
-        <w:rPr>
-          <w:lang w:val="en-US"/>
-        </w:rPr>
-        <w:t>prevalencia</w:t>
-      </w:r>
-      <w:proofErr w:type="spellEnd"/>
-      <w:r>
-        <w:rPr>
-          <w:lang w:val="en-US"/>
-        </w:rPr>
-        <w:t xml:space="preserve"> </w:t>
-      </w:r>
-      <w:proofErr w:type="spellStart"/>
-      <w:r>
-        <w:rPr>
-          <w:lang w:val="en-US"/>
-        </w:rPr>
-        <w:t>observada</w:t>
-      </w:r>
-      <w:proofErr w:type="spellEnd"/>
-      <w:r>
-        <w:rPr>
-          <w:lang w:val="en-US"/>
-        </w:rPr>
-        <w:t xml:space="preserve"> sin </w:t>
-      </w:r>
-      <w:proofErr w:type="spellStart"/>
-      <w:r>
-        <w:rPr>
-          <w:lang w:val="en-US"/>
-        </w:rPr>
-        <w:t>depender</w:t>
-      </w:r>
-      <w:proofErr w:type="spellEnd"/>
-      <w:r>
-        <w:rPr>
-          <w:lang w:val="en-US"/>
-        </w:rPr>
-        <w:t xml:space="preserve"> </w:t>
-      </w:r>
-      <w:proofErr w:type="spellStart"/>
-      <w:r>
-        <w:rPr>
-          <w:lang w:val="en-US"/>
-        </w:rPr>
-        <w:t>exclusivamente</w:t>
-      </w:r>
-      <w:proofErr w:type="spellEnd"/>
-      <w:r>
-        <w:rPr>
-          <w:lang w:val="en-US"/>
-        </w:rPr>
-        <w:t xml:space="preserve"> de la </w:t>
-      </w:r>
-      <w:proofErr w:type="spellStart"/>
-      <w:r>
-        <w:rPr>
-          <w:lang w:val="en-US"/>
-        </w:rPr>
-        <w:t>aproximación</w:t>
-      </w:r>
-      <w:proofErr w:type="spellEnd"/>
-      <w:r>
-        <w:rPr>
-          <w:lang w:val="en-US"/>
-        </w:rPr>
-        <w:t xml:space="preserve"> </w:t>
-      </w:r>
-      <w:proofErr w:type="spellStart"/>
-      <w:r>
-        <w:rPr>
-          <w:lang w:val="en-US"/>
-        </w:rPr>
-        <w:t>paramétrica</w:t>
-      </w:r>
-      <w:proofErr w:type="spellEnd"/>
-      <w:r>
-        <w:rPr>
-          <w:lang w:val="en-US"/>
-        </w:rPr>
-        <w:t xml:space="preserve"> o normal.</w:t>
+        <w:t>En el caso específico de la proporción de días con lluvia al día siguiente, el intervalo Wilson de la Sumativa 1 para RainTomorrow = Yes fue p = 0,2242, IC 95 % [0,2220; 0,2264]. Los intervalos bootstrap percentil y BCa obtenidos en la Sumativa 2 fueron concordantes con dicho resultado, confirmando la prevalencia observada sin depender exclusivamente de la aproximación paramétrica o normal.</w:t>
       </w:r>
     </w:p>
     <w:p>
@@ -6075,371 +3716,7 @@
           <w:lang w:val="en-US"/>
         </w:rPr>
         <w:lastRenderedPageBreak/>
-        <w:t xml:space="preserve">No obstante, el </w:t>
-      </w:r>
-      <w:proofErr w:type="spellStart"/>
-      <w:r>
-        <w:rPr>
-          <w:lang w:val="en-US"/>
-        </w:rPr>
-        <w:t>método</w:t>
-      </w:r>
-      <w:proofErr w:type="spellEnd"/>
-      <w:r>
-        <w:rPr>
-          <w:lang w:val="en-US"/>
-        </w:rPr>
-        <w:t xml:space="preserve"> </w:t>
-      </w:r>
-      <w:proofErr w:type="spellStart"/>
-      <w:r>
-        <w:rPr>
-          <w:lang w:val="en-US"/>
-        </w:rPr>
-        <w:t>BCa</w:t>
-      </w:r>
-      <w:proofErr w:type="spellEnd"/>
-      <w:r>
-        <w:rPr>
-          <w:lang w:val="en-US"/>
-        </w:rPr>
-        <w:t xml:space="preserve"> </w:t>
-      </w:r>
-      <w:proofErr w:type="spellStart"/>
-      <w:r>
-        <w:rPr>
-          <w:lang w:val="en-US"/>
-        </w:rPr>
-        <w:t>resulta</w:t>
-      </w:r>
-      <w:proofErr w:type="spellEnd"/>
-      <w:r>
-        <w:rPr>
-          <w:lang w:val="en-US"/>
-        </w:rPr>
-        <w:t xml:space="preserve"> </w:t>
-      </w:r>
-      <w:proofErr w:type="spellStart"/>
-      <w:r>
-        <w:rPr>
-          <w:lang w:val="en-US"/>
-        </w:rPr>
-        <w:t>metodológicamente</w:t>
-      </w:r>
-      <w:proofErr w:type="spellEnd"/>
-      <w:r>
-        <w:rPr>
-          <w:lang w:val="en-US"/>
-        </w:rPr>
-        <w:t xml:space="preserve"> </w:t>
-      </w:r>
-      <w:proofErr w:type="spellStart"/>
-      <w:r>
-        <w:rPr>
-          <w:lang w:val="en-US"/>
-        </w:rPr>
-        <w:t>más</w:t>
-      </w:r>
-      <w:proofErr w:type="spellEnd"/>
-      <w:r>
-        <w:rPr>
-          <w:lang w:val="en-US"/>
-        </w:rPr>
-        <w:t xml:space="preserve"> </w:t>
-      </w:r>
-      <w:proofErr w:type="spellStart"/>
-      <w:r>
-        <w:rPr>
-          <w:lang w:val="en-US"/>
-        </w:rPr>
-        <w:t>robusto</w:t>
-      </w:r>
-      <w:proofErr w:type="spellEnd"/>
-      <w:r>
-        <w:rPr>
-          <w:lang w:val="en-US"/>
-        </w:rPr>
-        <w:t xml:space="preserve">, </w:t>
-      </w:r>
-      <w:proofErr w:type="spellStart"/>
-      <w:r>
-        <w:rPr>
-          <w:lang w:val="en-US"/>
-        </w:rPr>
-        <w:t>ya</w:t>
-      </w:r>
-      <w:proofErr w:type="spellEnd"/>
-      <w:r>
-        <w:rPr>
-          <w:lang w:val="en-US"/>
-        </w:rPr>
-        <w:t xml:space="preserve"> </w:t>
-      </w:r>
-      <w:proofErr w:type="spellStart"/>
-      <w:r>
-        <w:rPr>
-          <w:lang w:val="en-US"/>
-        </w:rPr>
-        <w:t>que</w:t>
-      </w:r>
-      <w:proofErr w:type="spellEnd"/>
-      <w:r>
-        <w:rPr>
-          <w:lang w:val="en-US"/>
-        </w:rPr>
-        <w:t xml:space="preserve"> </w:t>
-      </w:r>
-      <w:proofErr w:type="spellStart"/>
-      <w:r>
-        <w:rPr>
-          <w:lang w:val="en-US"/>
-        </w:rPr>
-        <w:t>ajusta</w:t>
-      </w:r>
-      <w:proofErr w:type="spellEnd"/>
-      <w:r>
-        <w:rPr>
-          <w:lang w:val="en-US"/>
-        </w:rPr>
-        <w:t xml:space="preserve"> </w:t>
-      </w:r>
-      <w:proofErr w:type="spellStart"/>
-      <w:r>
-        <w:rPr>
-          <w:lang w:val="en-US"/>
-        </w:rPr>
-        <w:t>por</w:t>
-      </w:r>
-      <w:proofErr w:type="spellEnd"/>
-      <w:r>
-        <w:rPr>
-          <w:lang w:val="en-US"/>
-        </w:rPr>
-        <w:t xml:space="preserve"> </w:t>
-      </w:r>
-      <w:proofErr w:type="spellStart"/>
-      <w:r>
-        <w:rPr>
-          <w:lang w:val="en-US"/>
-        </w:rPr>
-        <w:t>sesgo</w:t>
-      </w:r>
-      <w:proofErr w:type="spellEnd"/>
-      <w:r>
-        <w:rPr>
-          <w:lang w:val="en-US"/>
-        </w:rPr>
-        <w:t xml:space="preserve"> y </w:t>
-      </w:r>
-      <w:proofErr w:type="spellStart"/>
-      <w:r>
-        <w:rPr>
-          <w:lang w:val="en-US"/>
-        </w:rPr>
-        <w:t>aceleración</w:t>
-      </w:r>
-      <w:proofErr w:type="spellEnd"/>
-      <w:r>
-        <w:rPr>
-          <w:lang w:val="en-US"/>
-        </w:rPr>
-        <w:t xml:space="preserve"> de la </w:t>
-      </w:r>
-      <w:proofErr w:type="spellStart"/>
-      <w:r>
-        <w:rPr>
-          <w:lang w:val="en-US"/>
-        </w:rPr>
-        <w:t>distribución</w:t>
-      </w:r>
-      <w:proofErr w:type="spellEnd"/>
-      <w:r>
-        <w:rPr>
-          <w:lang w:val="en-US"/>
-        </w:rPr>
-        <w:t xml:space="preserve"> bootstrap, </w:t>
-      </w:r>
-      <w:proofErr w:type="spellStart"/>
-      <w:r>
-        <w:rPr>
-          <w:lang w:val="en-US"/>
-        </w:rPr>
-        <w:t>por</w:t>
-      </w:r>
-      <w:proofErr w:type="spellEnd"/>
-      <w:r>
-        <w:rPr>
-          <w:lang w:val="en-US"/>
-        </w:rPr>
-        <w:t xml:space="preserve"> lo </w:t>
-      </w:r>
-      <w:proofErr w:type="spellStart"/>
-      <w:r>
-        <w:rPr>
-          <w:lang w:val="en-US"/>
-        </w:rPr>
-        <w:t>que</w:t>
-      </w:r>
-      <w:proofErr w:type="spellEnd"/>
-      <w:r>
-        <w:rPr>
-          <w:lang w:val="en-US"/>
-        </w:rPr>
-        <w:t xml:space="preserve"> se </w:t>
-      </w:r>
-      <w:proofErr w:type="spellStart"/>
-      <w:r>
-        <w:rPr>
-          <w:lang w:val="en-US"/>
-        </w:rPr>
-        <w:t>considera</w:t>
-      </w:r>
-      <w:proofErr w:type="spellEnd"/>
-      <w:r>
-        <w:rPr>
-          <w:lang w:val="en-US"/>
-        </w:rPr>
-        <w:t xml:space="preserve"> </w:t>
-      </w:r>
-      <w:proofErr w:type="spellStart"/>
-      <w:r>
-        <w:rPr>
-          <w:lang w:val="en-US"/>
-        </w:rPr>
-        <w:t>una</w:t>
-      </w:r>
-      <w:proofErr w:type="spellEnd"/>
-      <w:r>
-        <w:rPr>
-          <w:lang w:val="en-US"/>
-        </w:rPr>
-        <w:t xml:space="preserve"> </w:t>
-      </w:r>
-      <w:proofErr w:type="spellStart"/>
-      <w:r>
-        <w:rPr>
-          <w:lang w:val="en-US"/>
-        </w:rPr>
-        <w:t>validación</w:t>
-      </w:r>
-      <w:proofErr w:type="spellEnd"/>
-      <w:r>
-        <w:rPr>
-          <w:lang w:val="en-US"/>
-        </w:rPr>
-        <w:t xml:space="preserve"> </w:t>
-      </w:r>
-      <w:proofErr w:type="spellStart"/>
-      <w:r>
-        <w:rPr>
-          <w:lang w:val="en-US"/>
-        </w:rPr>
-        <w:t>más</w:t>
-      </w:r>
-      <w:proofErr w:type="spellEnd"/>
-      <w:r>
-        <w:rPr>
-          <w:lang w:val="en-US"/>
-        </w:rPr>
-        <w:t xml:space="preserve"> </w:t>
-      </w:r>
-      <w:proofErr w:type="spellStart"/>
-      <w:r>
-        <w:rPr>
-          <w:lang w:val="en-US"/>
-        </w:rPr>
-        <w:t>exigente</w:t>
-      </w:r>
-      <w:proofErr w:type="spellEnd"/>
-      <w:r>
-        <w:rPr>
-          <w:lang w:val="en-US"/>
-        </w:rPr>
-        <w:t xml:space="preserve"> </w:t>
-      </w:r>
-      <w:proofErr w:type="spellStart"/>
-      <w:r>
-        <w:rPr>
-          <w:lang w:val="en-US"/>
-        </w:rPr>
-        <w:t>frente</w:t>
-      </w:r>
-      <w:proofErr w:type="spellEnd"/>
-      <w:r>
-        <w:rPr>
-          <w:lang w:val="en-US"/>
-        </w:rPr>
-        <w:t xml:space="preserve"> a </w:t>
-      </w:r>
-      <w:proofErr w:type="spellStart"/>
-      <w:r>
-        <w:rPr>
-          <w:lang w:val="en-US"/>
-        </w:rPr>
-        <w:t>posibles</w:t>
-      </w:r>
-      <w:proofErr w:type="spellEnd"/>
-      <w:r>
-        <w:rPr>
-          <w:lang w:val="en-US"/>
-        </w:rPr>
-        <w:t xml:space="preserve"> </w:t>
-      </w:r>
-      <w:proofErr w:type="spellStart"/>
-      <w:r>
-        <w:rPr>
-          <w:lang w:val="en-US"/>
-        </w:rPr>
-        <w:t>asimetrías</w:t>
-      </w:r>
-      <w:proofErr w:type="spellEnd"/>
-      <w:r>
-        <w:rPr>
-          <w:lang w:val="en-US"/>
-        </w:rPr>
-        <w:t xml:space="preserve"> o </w:t>
-      </w:r>
-      <w:proofErr w:type="spellStart"/>
-      <w:r>
-        <w:rPr>
-          <w:lang w:val="en-US"/>
-        </w:rPr>
-        <w:t>desviaciones</w:t>
-      </w:r>
-      <w:proofErr w:type="spellEnd"/>
-      <w:r>
-        <w:rPr>
-          <w:lang w:val="en-US"/>
-        </w:rPr>
-        <w:t xml:space="preserve"> </w:t>
-      </w:r>
-      <w:proofErr w:type="spellStart"/>
-      <w:r>
-        <w:rPr>
-          <w:lang w:val="en-US"/>
-        </w:rPr>
-        <w:t>respecto</w:t>
-      </w:r>
-      <w:proofErr w:type="spellEnd"/>
-      <w:r>
-        <w:rPr>
-          <w:lang w:val="en-US"/>
-        </w:rPr>
-        <w:t xml:space="preserve"> de la </w:t>
-      </w:r>
-      <w:proofErr w:type="spellStart"/>
-      <w:r>
-        <w:rPr>
-          <w:lang w:val="en-US"/>
-        </w:rPr>
-        <w:t>normalidad</w:t>
-      </w:r>
-      <w:proofErr w:type="spellEnd"/>
-      <w:r>
-        <w:rPr>
-          <w:lang w:val="en-US"/>
-        </w:rPr>
-        <w:t>.</w:t>
+        <w:t>No obstante, el método BCa resulta metodológicamente más robusto, ya que ajusta por sesgo y aceleración de la distribución bootstrap, por lo que se considera una validación más exigente frente a posibles asimetrías o desviaciones respecto de la normalidad.</w:t>
       </w:r>
     </w:p>
     <w:p>
@@ -6510,25 +3787,7 @@
           <w:sz w:val="18"/>
           <w:szCs w:val="18"/>
         </w:rPr>
-        <w:t xml:space="preserve">Figura 1. Distribuciones </w:t>
-      </w:r>
-      <w:proofErr w:type="spellStart"/>
-      <w:r>
-        <w:rPr>
-          <w:i/>
-          <w:sz w:val="18"/>
-          <w:szCs w:val="18"/>
-        </w:rPr>
-        <w:t>bootstrap</w:t>
-      </w:r>
-      <w:proofErr w:type="spellEnd"/>
-      <w:r>
-        <w:rPr>
-          <w:i/>
-          <w:sz w:val="18"/>
-          <w:szCs w:val="18"/>
-        </w:rPr>
-        <w:t xml:space="preserve"> de parámetros representativos de S1.</w:t>
+        <w:t>Figura 1. Distribuciones bootstrap de parámetros representativos de S1.</w:t>
       </w:r>
     </w:p>
     <w:p>
@@ -6557,294 +3816,14 @@
         <w:rPr>
           <w:lang w:val="en-US"/>
         </w:rPr>
-        <w:t xml:space="preserve">: </w:t>
-      </w:r>
-      <w:proofErr w:type="spellStart"/>
-      <w:r>
-        <w:rPr>
-          <w:lang w:val="en-US"/>
-        </w:rPr>
-        <w:t>los</w:t>
-      </w:r>
-      <w:proofErr w:type="spellEnd"/>
-      <w:r>
-        <w:rPr>
-          <w:lang w:val="en-US"/>
-        </w:rPr>
-        <w:t xml:space="preserve"> IC </w:t>
-      </w:r>
-      <w:proofErr w:type="spellStart"/>
-      <w:r>
-        <w:rPr>
-          <w:lang w:val="en-US"/>
-        </w:rPr>
-        <w:t>estrechos</w:t>
-      </w:r>
-      <w:proofErr w:type="spellEnd"/>
-      <w:r>
-        <w:rPr>
-          <w:lang w:val="en-US"/>
-        </w:rPr>
-        <w:t xml:space="preserve"> </w:t>
-      </w:r>
-      <w:proofErr w:type="spellStart"/>
-      <w:r>
-        <w:rPr>
-          <w:lang w:val="en-US"/>
-        </w:rPr>
-        <w:t>reflejan</w:t>
-      </w:r>
-      <w:proofErr w:type="spellEnd"/>
-      <w:r>
-        <w:rPr>
-          <w:lang w:val="en-US"/>
-        </w:rPr>
-        <w:t xml:space="preserve"> </w:t>
-      </w:r>
-      <w:proofErr w:type="spellStart"/>
-      <w:r>
-        <w:rPr>
-          <w:lang w:val="en-US"/>
-        </w:rPr>
-        <w:t>alta</w:t>
-      </w:r>
-      <w:proofErr w:type="spellEnd"/>
-      <w:r>
-        <w:rPr>
-          <w:lang w:val="en-US"/>
-        </w:rPr>
-        <w:t xml:space="preserve"> </w:t>
-      </w:r>
-      <w:proofErr w:type="spellStart"/>
-      <w:r>
-        <w:rPr>
-          <w:lang w:val="en-US"/>
-        </w:rPr>
-        <w:t>precisión</w:t>
-      </w:r>
-      <w:proofErr w:type="spellEnd"/>
-      <w:r>
-        <w:rPr>
-          <w:lang w:val="en-US"/>
-        </w:rPr>
-        <w:t xml:space="preserve"> </w:t>
-      </w:r>
-      <w:proofErr w:type="spellStart"/>
-      <w:r>
-        <w:rPr>
-          <w:lang w:val="en-US"/>
-        </w:rPr>
-        <w:t>por</w:t>
-      </w:r>
-      <w:proofErr w:type="spellEnd"/>
-      <w:r>
-        <w:rPr>
-          <w:lang w:val="en-US"/>
-        </w:rPr>
-        <w:t xml:space="preserve"> </w:t>
-      </w:r>
-      <w:proofErr w:type="spellStart"/>
-      <w:r>
-        <w:rPr>
-          <w:lang w:val="en-US"/>
-        </w:rPr>
-        <w:t>tamaño</w:t>
-      </w:r>
-      <w:proofErr w:type="spellEnd"/>
-      <w:r>
-        <w:rPr>
-          <w:lang w:val="en-US"/>
-        </w:rPr>
-        <w:t xml:space="preserve"> </w:t>
-      </w:r>
-      <w:proofErr w:type="spellStart"/>
-      <w:r>
-        <w:rPr>
-          <w:lang w:val="en-US"/>
-        </w:rPr>
-        <w:t>muestral</w:t>
-      </w:r>
-      <w:proofErr w:type="spellEnd"/>
-      <w:r>
-        <w:rPr>
-          <w:lang w:val="en-US"/>
-        </w:rPr>
-        <w:t xml:space="preserve">, no </w:t>
-      </w:r>
-      <w:proofErr w:type="spellStart"/>
-      <w:r>
-        <w:rPr>
-          <w:lang w:val="en-US"/>
-        </w:rPr>
-        <w:t>relevancia</w:t>
-      </w:r>
-      <w:proofErr w:type="spellEnd"/>
-      <w:r>
-        <w:rPr>
-          <w:lang w:val="en-US"/>
-        </w:rPr>
-        <w:t xml:space="preserve"> </w:t>
-      </w:r>
-      <w:proofErr w:type="spellStart"/>
-      <w:r>
-        <w:rPr>
-          <w:lang w:val="en-US"/>
-        </w:rPr>
-        <w:t>práctica</w:t>
-      </w:r>
-      <w:proofErr w:type="spellEnd"/>
-      <w:r>
-        <w:rPr>
-          <w:lang w:val="en-US"/>
-        </w:rPr>
-        <w:t xml:space="preserve"> </w:t>
-      </w:r>
-      <w:proofErr w:type="spellStart"/>
-      <w:r>
-        <w:rPr>
-          <w:lang w:val="en-US"/>
-        </w:rPr>
-        <w:t>por</w:t>
-      </w:r>
-      <w:proofErr w:type="spellEnd"/>
-      <w:r>
-        <w:rPr>
-          <w:lang w:val="en-US"/>
-        </w:rPr>
-        <w:t xml:space="preserve"> </w:t>
-      </w:r>
-      <w:proofErr w:type="spellStart"/>
-      <w:r>
-        <w:rPr>
-          <w:lang w:val="en-US"/>
-        </w:rPr>
-        <w:t>sí</w:t>
-      </w:r>
-      <w:proofErr w:type="spellEnd"/>
-      <w:r>
-        <w:rPr>
-          <w:lang w:val="en-US"/>
-        </w:rPr>
-        <w:t xml:space="preserve"> solos. La </w:t>
-      </w:r>
-      <w:proofErr w:type="spellStart"/>
-      <w:r>
-        <w:rPr>
-          <w:lang w:val="en-US"/>
-        </w:rPr>
-        <w:t>relevancia</w:t>
-      </w:r>
-      <w:proofErr w:type="spellEnd"/>
-      <w:r>
-        <w:rPr>
-          <w:lang w:val="en-US"/>
-        </w:rPr>
-        <w:t xml:space="preserve"> se </w:t>
-      </w:r>
-      <w:proofErr w:type="spellStart"/>
-      <w:r>
-        <w:rPr>
-          <w:lang w:val="en-US"/>
-        </w:rPr>
-        <w:t>sostiene</w:t>
-      </w:r>
-      <w:proofErr w:type="spellEnd"/>
-      <w:r>
-        <w:rPr>
-          <w:lang w:val="en-US"/>
-        </w:rPr>
-        <w:t xml:space="preserve"> </w:t>
-      </w:r>
-      <w:proofErr w:type="spellStart"/>
-      <w:r>
-        <w:rPr>
-          <w:lang w:val="en-US"/>
-        </w:rPr>
-        <w:t>por</w:t>
-      </w:r>
-      <w:proofErr w:type="spellEnd"/>
-      <w:r>
-        <w:rPr>
-          <w:lang w:val="en-US"/>
-        </w:rPr>
-        <w:t xml:space="preserve"> </w:t>
-      </w:r>
-      <w:proofErr w:type="spellStart"/>
-      <w:r>
-        <w:rPr>
-          <w:lang w:val="en-US"/>
-        </w:rPr>
-        <w:t>magnitud</w:t>
-      </w:r>
-      <w:proofErr w:type="spellEnd"/>
-      <w:r>
-        <w:rPr>
-          <w:lang w:val="en-US"/>
-        </w:rPr>
-        <w:t xml:space="preserve"> del </w:t>
-      </w:r>
-      <w:proofErr w:type="spellStart"/>
-      <w:r>
-        <w:rPr>
-          <w:lang w:val="en-US"/>
-        </w:rPr>
-        <w:t>efecto</w:t>
-      </w:r>
-      <w:proofErr w:type="spellEnd"/>
-      <w:r>
-        <w:rPr>
-          <w:lang w:val="en-US"/>
-        </w:rPr>
-        <w:t xml:space="preserve">, </w:t>
-      </w:r>
-      <w:proofErr w:type="spellStart"/>
-      <w:r>
-        <w:rPr>
-          <w:lang w:val="en-US"/>
-        </w:rPr>
-        <w:t>concordancia</w:t>
-      </w:r>
-      <w:proofErr w:type="spellEnd"/>
-      <w:r>
-        <w:rPr>
-          <w:lang w:val="en-US"/>
-        </w:rPr>
-        <w:t xml:space="preserve"> entre </w:t>
-      </w:r>
-      <w:proofErr w:type="spellStart"/>
-      <w:r>
-        <w:rPr>
-          <w:lang w:val="en-US"/>
-        </w:rPr>
-        <w:t>métodos</w:t>
-      </w:r>
-      <w:proofErr w:type="spellEnd"/>
-      <w:r>
-        <w:rPr>
-          <w:lang w:val="en-US"/>
-        </w:rPr>
-        <w:t xml:space="preserve"> y </w:t>
-      </w:r>
-      <w:proofErr w:type="spellStart"/>
-      <w:r>
-        <w:rPr>
-          <w:lang w:val="en-US"/>
-        </w:rPr>
-        <w:t>robustez</w:t>
-      </w:r>
-      <w:proofErr w:type="spellEnd"/>
-      <w:r>
-        <w:rPr>
-          <w:lang w:val="en-US"/>
-        </w:rPr>
-        <w:t>.</w:t>
+        <w:t>: los IC estrechos reflejan alta precisión por tamaño muestral, no relevancia práctica por sí solos. La relevancia se sostiene por magnitud del efecto, concordancia entre métodos y robustez.</w:t>
       </w:r>
     </w:p>
     <w:p>
       <w:pPr>
         <w:pStyle w:val="Ttulo1"/>
       </w:pPr>
-      <w:bookmarkStart w:id="6" w:name="_Toc234442563"/>
+      <w:bookmarkStart w:id="6" w:name="_Toc234443923"/>
       <w:r>
         <w:t>4</w:t>
       </w:r>
@@ -6929,7 +3908,6 @@
                 <w:szCs w:val="18"/>
               </w:rPr>
             </w:pPr>
-            <w:proofErr w:type="spellStart"/>
             <w:r>
               <w:rPr>
                 <w:rFonts w:ascii="Calibri" w:hAnsi="Calibri" w:cs="Calibri"/>
@@ -6940,7 +3918,6 @@
               </w:rPr>
               <w:t>Resultado</w:t>
             </w:r>
-            <w:proofErr w:type="spellEnd"/>
           </w:p>
         </w:tc>
       </w:tr>
@@ -6967,18 +3944,8 @@
                 <w:sz w:val="18"/>
                 <w:szCs w:val="18"/>
               </w:rPr>
-              <w:t xml:space="preserve">Prueba S1 </w:t>
-            </w:r>
-            <w:proofErr w:type="spellStart"/>
-            <w:r>
-              <w:rPr>
-                <w:rFonts w:ascii="Calibri" w:hAnsi="Calibri" w:cs="Calibri"/>
-                <w:sz w:val="18"/>
-                <w:szCs w:val="18"/>
-              </w:rPr>
-              <w:t>validada</w:t>
-            </w:r>
-            <w:proofErr w:type="spellEnd"/>
+              <w:t>Prueba S1 validada</w:t>
+            </w:r>
           </w:p>
         </w:tc>
         <w:tc>
@@ -7023,34 +3990,14 @@
                 <w:szCs w:val="18"/>
               </w:rPr>
             </w:pPr>
-            <w:proofErr w:type="spellStart"/>
-            <w:r>
-              <w:rPr>
-                <w:rFonts w:ascii="Calibri" w:hAnsi="Calibri" w:cs="Calibri"/>
-                <w:sz w:val="18"/>
-                <w:szCs w:val="18"/>
-              </w:rPr>
-              <w:t>Diferencia</w:t>
-            </w:r>
-            <w:proofErr w:type="spellEnd"/>
-            <w:r>
-              <w:rPr>
-                <w:rFonts w:ascii="Calibri" w:hAnsi="Calibri" w:cs="Calibri"/>
-                <w:sz w:val="18"/>
-                <w:szCs w:val="18"/>
-              </w:rPr>
-              <w:t xml:space="preserve"> </w:t>
-            </w:r>
-            <w:proofErr w:type="spellStart"/>
-            <w:r>
-              <w:rPr>
-                <w:rFonts w:ascii="Calibri" w:hAnsi="Calibri" w:cs="Calibri"/>
-                <w:sz w:val="18"/>
-                <w:szCs w:val="18"/>
-              </w:rPr>
-              <w:t>observada</w:t>
-            </w:r>
-            <w:proofErr w:type="spellEnd"/>
+            <w:r>
+              <w:rPr>
+                <w:rFonts w:ascii="Calibri" w:hAnsi="Calibri" w:cs="Calibri"/>
+                <w:sz w:val="18"/>
+                <w:szCs w:val="18"/>
+              </w:rPr>
+              <w:t>Diferencia observada</w:t>
+            </w:r>
           </w:p>
         </w:tc>
         <w:tc>
@@ -7153,18 +4100,8 @@
                 <w:sz w:val="18"/>
                 <w:szCs w:val="18"/>
               </w:rPr>
-              <w:t xml:space="preserve">p </w:t>
-            </w:r>
-            <w:proofErr w:type="spellStart"/>
-            <w:r>
-              <w:rPr>
-                <w:rFonts w:ascii="Calibri" w:hAnsi="Calibri" w:cs="Calibri"/>
-                <w:sz w:val="18"/>
-                <w:szCs w:val="18"/>
-              </w:rPr>
-              <w:t>paramétrico</w:t>
-            </w:r>
-            <w:proofErr w:type="spellEnd"/>
+              <w:t>p paramétrico</w:t>
+            </w:r>
           </w:p>
         </w:tc>
         <w:tc>
@@ -7215,25 +4152,7 @@
                 <w:sz w:val="18"/>
                 <w:szCs w:val="18"/>
               </w:rPr>
-              <w:t xml:space="preserve">p </w:t>
-            </w:r>
-            <w:proofErr w:type="spellStart"/>
-            <w:r>
-              <w:rPr>
-                <w:rFonts w:ascii="Calibri" w:hAnsi="Calibri" w:cs="Calibri"/>
-                <w:sz w:val="18"/>
-                <w:szCs w:val="18"/>
-              </w:rPr>
-              <w:t>permutación</w:t>
-            </w:r>
-            <w:proofErr w:type="spellEnd"/>
-            <w:r>
-              <w:rPr>
-                <w:rFonts w:ascii="Calibri" w:hAnsi="Calibri" w:cs="Calibri"/>
-                <w:sz w:val="18"/>
-                <w:szCs w:val="18"/>
-              </w:rPr>
-              <w:t xml:space="preserve"> unilateral</w:t>
+              <w:t>p permutación unilateral</w:t>
             </w:r>
           </w:p>
         </w:tc>
@@ -7285,18 +4204,8 @@
                 <w:sz w:val="18"/>
                 <w:szCs w:val="18"/>
               </w:rPr>
-              <w:t xml:space="preserve">N </w:t>
-            </w:r>
-            <w:proofErr w:type="spellStart"/>
-            <w:r>
-              <w:rPr>
-                <w:rFonts w:ascii="Calibri" w:hAnsi="Calibri" w:cs="Calibri"/>
-                <w:sz w:val="18"/>
-                <w:szCs w:val="18"/>
-              </w:rPr>
-              <w:t>permutaciones</w:t>
-            </w:r>
-            <w:proofErr w:type="spellEnd"/>
+              <w:t>N permutaciones</w:t>
+            </w:r>
           </w:p>
         </w:tc>
         <w:tc>
@@ -7459,19 +4368,8 @@
                 <w:szCs w:val="18"/>
               </w:rPr>
               <w:lastRenderedPageBreak/>
-              <w:t xml:space="preserve">Prueba </w:t>
-            </w:r>
-            <w:proofErr w:type="spellStart"/>
-            <w:r>
-              <w:rPr>
-                <w:rFonts w:ascii="Calibri" w:hAnsi="Calibri" w:cs="Calibri"/>
-                <w:b/>
-                <w:sz w:val="18"/>
-                <w:szCs w:val="18"/>
-              </w:rPr>
-              <w:t>complementaria</w:t>
-            </w:r>
-            <w:proofErr w:type="spellEnd"/>
+              <w:t>Prueba complementaria</w:t>
+            </w:r>
           </w:p>
         </w:tc>
         <w:tc>
@@ -7495,7 +4393,6 @@
                 <w:szCs w:val="18"/>
               </w:rPr>
             </w:pPr>
-            <w:proofErr w:type="spellStart"/>
             <w:r>
               <w:rPr>
                 <w:rFonts w:ascii="Calibri" w:hAnsi="Calibri" w:cs="Calibri"/>
@@ -7505,7 +4402,6 @@
               </w:rPr>
               <w:t>Estadístico</w:t>
             </w:r>
-            <w:proofErr w:type="spellEnd"/>
           </w:p>
         </w:tc>
         <w:tc>
@@ -7635,54 +4531,8 @@
                 <w:sz w:val="18"/>
                 <w:szCs w:val="18"/>
               </w:rPr>
-              <w:t>Chi-</w:t>
-            </w:r>
-            <w:proofErr w:type="spellStart"/>
-            <w:r>
-              <w:rPr>
-                <w:rFonts w:ascii="Calibri" w:hAnsi="Calibri" w:cs="Calibri"/>
-                <w:sz w:val="18"/>
-                <w:szCs w:val="18"/>
-              </w:rPr>
-              <w:t>cuadrado</w:t>
-            </w:r>
-            <w:proofErr w:type="spellEnd"/>
-            <w:r>
-              <w:rPr>
-                <w:rFonts w:ascii="Calibri" w:hAnsi="Calibri" w:cs="Calibri"/>
-                <w:sz w:val="18"/>
-                <w:szCs w:val="18"/>
-              </w:rPr>
-              <w:t xml:space="preserve"> </w:t>
-            </w:r>
-            <w:proofErr w:type="spellStart"/>
-            <w:r>
-              <w:rPr>
-                <w:rFonts w:ascii="Calibri" w:hAnsi="Calibri" w:cs="Calibri"/>
-                <w:sz w:val="18"/>
-                <w:szCs w:val="18"/>
-              </w:rPr>
-              <w:t>RainToday</w:t>
-            </w:r>
-            <w:proofErr w:type="spellEnd"/>
-            <w:r>
-              <w:rPr>
-                <w:rFonts w:ascii="Calibri" w:hAnsi="Calibri" w:cs="Calibri"/>
-                <w:sz w:val="18"/>
-                <w:szCs w:val="18"/>
-              </w:rPr>
-              <w:t xml:space="preserve"> vs </w:t>
-            </w:r>
-            <w:proofErr w:type="spellStart"/>
-            <w:r>
-              <w:rPr>
-                <w:rFonts w:ascii="Calibri" w:hAnsi="Calibri" w:cs="Calibri"/>
-                <w:sz w:val="18"/>
-                <w:szCs w:val="18"/>
-              </w:rPr>
-              <w:t>RainTomorrow</w:t>
-            </w:r>
-            <w:proofErr w:type="spellEnd"/>
+              <w:t>Chi-cuadrado RainToday vs RainTomorrow</w:t>
+            </w:r>
           </w:p>
         </w:tc>
         <w:tc>
@@ -7795,88 +4645,14 @@
                 <w:szCs w:val="18"/>
               </w:rPr>
             </w:pPr>
-            <w:proofErr w:type="spellStart"/>
-            <w:r>
-              <w:rPr>
-                <w:rFonts w:ascii="Calibri" w:hAnsi="Calibri" w:cs="Calibri"/>
-                <w:sz w:val="18"/>
-                <w:szCs w:val="18"/>
-              </w:rPr>
-              <w:t>Incluir</w:t>
-            </w:r>
-            <w:proofErr w:type="spellEnd"/>
-            <w:r>
-              <w:rPr>
-                <w:rFonts w:ascii="Calibri" w:hAnsi="Calibri" w:cs="Calibri"/>
-                <w:sz w:val="18"/>
-                <w:szCs w:val="18"/>
-              </w:rPr>
-              <w:t xml:space="preserve"> </w:t>
-            </w:r>
-            <w:proofErr w:type="spellStart"/>
-            <w:r>
-              <w:rPr>
-                <w:rFonts w:ascii="Calibri" w:hAnsi="Calibri" w:cs="Calibri"/>
-                <w:sz w:val="18"/>
-                <w:szCs w:val="18"/>
-              </w:rPr>
-              <w:t>RainToday_bin</w:t>
-            </w:r>
-            <w:proofErr w:type="spellEnd"/>
-            <w:r>
-              <w:rPr>
-                <w:rFonts w:ascii="Calibri" w:hAnsi="Calibri" w:cs="Calibri"/>
-                <w:sz w:val="18"/>
-                <w:szCs w:val="18"/>
-              </w:rPr>
-              <w:t xml:space="preserve"> </w:t>
-            </w:r>
-            <w:proofErr w:type="spellStart"/>
-            <w:r>
-              <w:rPr>
-                <w:rFonts w:ascii="Calibri" w:hAnsi="Calibri" w:cs="Calibri"/>
-                <w:sz w:val="18"/>
-                <w:szCs w:val="18"/>
-              </w:rPr>
-              <w:t>como</w:t>
-            </w:r>
-            <w:proofErr w:type="spellEnd"/>
-            <w:r>
-              <w:rPr>
-                <w:rFonts w:ascii="Calibri" w:hAnsi="Calibri" w:cs="Calibri"/>
-                <w:sz w:val="18"/>
-                <w:szCs w:val="18"/>
-              </w:rPr>
-              <w:t xml:space="preserve"> </w:t>
-            </w:r>
-            <w:proofErr w:type="spellStart"/>
-            <w:r>
-              <w:rPr>
-                <w:rFonts w:ascii="Calibri" w:hAnsi="Calibri" w:cs="Calibri"/>
-                <w:sz w:val="18"/>
-                <w:szCs w:val="18"/>
-              </w:rPr>
-              <w:t>señal</w:t>
-            </w:r>
-            <w:proofErr w:type="spellEnd"/>
-            <w:r>
-              <w:rPr>
-                <w:rFonts w:ascii="Calibri" w:hAnsi="Calibri" w:cs="Calibri"/>
-                <w:sz w:val="18"/>
-                <w:szCs w:val="18"/>
-              </w:rPr>
-              <w:t xml:space="preserve"> </w:t>
-            </w:r>
-            <w:proofErr w:type="spellStart"/>
-            <w:r>
-              <w:rPr>
-                <w:rFonts w:ascii="Calibri" w:hAnsi="Calibri" w:cs="Calibri"/>
-                <w:sz w:val="18"/>
-                <w:szCs w:val="18"/>
-              </w:rPr>
-              <w:t>antecedente</w:t>
-            </w:r>
-            <w:proofErr w:type="spellEnd"/>
+            <w:r>
+              <w:rPr>
+                <w:rFonts w:ascii="Calibri" w:hAnsi="Calibri" w:cs="Calibri"/>
+                <w:sz w:val="18"/>
+                <w:szCs w:val="18"/>
+              </w:rPr>
+              <w:t>Incluir RainToday_bin como señal antecedente</w:t>
+            </w:r>
           </w:p>
         </w:tc>
       </w:tr>
@@ -7899,238 +4675,14 @@
         <w:rPr>
           <w:lang w:val="en-US"/>
         </w:rPr>
-        <w:t xml:space="preserve">La </w:t>
-      </w:r>
-      <w:proofErr w:type="spellStart"/>
-      <w:r>
-        <w:rPr>
-          <w:lang w:val="en-US"/>
-        </w:rPr>
-        <w:t>permutación</w:t>
-      </w:r>
-      <w:proofErr w:type="spellEnd"/>
-      <w:r>
-        <w:rPr>
-          <w:lang w:val="en-US"/>
-        </w:rPr>
-        <w:t xml:space="preserve"> </w:t>
-      </w:r>
-      <w:proofErr w:type="spellStart"/>
-      <w:r>
-        <w:rPr>
-          <w:lang w:val="en-US"/>
-        </w:rPr>
-        <w:t>confirma</w:t>
-      </w:r>
-      <w:proofErr w:type="spellEnd"/>
-      <w:r>
-        <w:rPr>
-          <w:lang w:val="en-US"/>
-        </w:rPr>
-        <w:t xml:space="preserve"> la </w:t>
-      </w:r>
-      <w:proofErr w:type="spellStart"/>
-      <w:r>
-        <w:rPr>
-          <w:lang w:val="en-US"/>
-        </w:rPr>
-        <w:t>conclusión</w:t>
-      </w:r>
-      <w:proofErr w:type="spellEnd"/>
-      <w:r>
-        <w:rPr>
-          <w:lang w:val="en-US"/>
-        </w:rPr>
-        <w:t xml:space="preserve"> de Welch. La </w:t>
-      </w:r>
-      <w:proofErr w:type="spellStart"/>
-      <w:r>
-        <w:rPr>
-          <w:lang w:val="en-US"/>
-        </w:rPr>
-        <w:t>prueba</w:t>
-      </w:r>
-      <w:proofErr w:type="spellEnd"/>
-      <w:r>
-        <w:rPr>
-          <w:lang w:val="en-US"/>
-        </w:rPr>
-        <w:t xml:space="preserve"> chi-</w:t>
-      </w:r>
-      <w:proofErr w:type="spellStart"/>
-      <w:r>
-        <w:rPr>
-          <w:lang w:val="en-US"/>
-        </w:rPr>
-        <w:t>cuadrado</w:t>
-      </w:r>
-      <w:proofErr w:type="spellEnd"/>
-      <w:r>
-        <w:rPr>
-          <w:lang w:val="en-US"/>
-        </w:rPr>
-        <w:t xml:space="preserve"> no </w:t>
-      </w:r>
-      <w:proofErr w:type="spellStart"/>
-      <w:r>
-        <w:rPr>
-          <w:lang w:val="en-US"/>
-        </w:rPr>
-        <w:t>reemplaza</w:t>
-      </w:r>
-      <w:proofErr w:type="spellEnd"/>
-      <w:r>
-        <w:rPr>
-          <w:lang w:val="en-US"/>
-        </w:rPr>
-        <w:t xml:space="preserve"> el test </w:t>
-      </w:r>
-      <w:proofErr w:type="spellStart"/>
-      <w:r>
-        <w:rPr>
-          <w:lang w:val="en-US"/>
-        </w:rPr>
-        <w:t>exigido</w:t>
-      </w:r>
-      <w:proofErr w:type="spellEnd"/>
-      <w:r>
-        <w:rPr>
-          <w:lang w:val="en-US"/>
-        </w:rPr>
-        <w:t xml:space="preserve"> </w:t>
-      </w:r>
-      <w:proofErr w:type="spellStart"/>
-      <w:r>
-        <w:rPr>
-          <w:lang w:val="en-US"/>
-        </w:rPr>
-        <w:t>por</w:t>
-      </w:r>
-      <w:proofErr w:type="spellEnd"/>
-      <w:r>
-        <w:rPr>
-          <w:lang w:val="en-US"/>
-        </w:rPr>
-        <w:t xml:space="preserve"> S2, </w:t>
-      </w:r>
-      <w:proofErr w:type="spellStart"/>
-      <w:r>
-        <w:rPr>
-          <w:lang w:val="en-US"/>
-        </w:rPr>
-        <w:t>pero</w:t>
-      </w:r>
-      <w:proofErr w:type="spellEnd"/>
-      <w:r>
-        <w:rPr>
-          <w:lang w:val="en-US"/>
-        </w:rPr>
-        <w:t xml:space="preserve"> </w:t>
-      </w:r>
-      <w:proofErr w:type="spellStart"/>
-      <w:r>
-        <w:rPr>
-          <w:lang w:val="en-US"/>
-        </w:rPr>
-        <w:t>formaliza</w:t>
-      </w:r>
-      <w:proofErr w:type="spellEnd"/>
-      <w:r>
-        <w:rPr>
-          <w:lang w:val="en-US"/>
-        </w:rPr>
-        <w:t xml:space="preserve"> la </w:t>
-      </w:r>
-      <w:proofErr w:type="spellStart"/>
-      <w:r>
-        <w:rPr>
-          <w:lang w:val="en-US"/>
-        </w:rPr>
-        <w:t>evidencia</w:t>
-      </w:r>
-      <w:proofErr w:type="spellEnd"/>
-      <w:r>
-        <w:rPr>
-          <w:lang w:val="en-US"/>
-        </w:rPr>
-        <w:t xml:space="preserve"> </w:t>
-      </w:r>
-      <w:proofErr w:type="spellStart"/>
-      <w:r>
-        <w:rPr>
-          <w:lang w:val="en-US"/>
-        </w:rPr>
-        <w:t>categórica</w:t>
-      </w:r>
-      <w:proofErr w:type="spellEnd"/>
-      <w:r>
-        <w:rPr>
-          <w:lang w:val="en-US"/>
-        </w:rPr>
-        <w:t xml:space="preserve"> de S1 y </w:t>
-      </w:r>
-      <w:proofErr w:type="spellStart"/>
-      <w:r>
-        <w:rPr>
-          <w:lang w:val="en-US"/>
-        </w:rPr>
-        <w:t>mejora</w:t>
-      </w:r>
-      <w:proofErr w:type="spellEnd"/>
-      <w:r>
-        <w:rPr>
-          <w:lang w:val="en-US"/>
-        </w:rPr>
-        <w:t xml:space="preserve"> la </w:t>
-      </w:r>
-      <w:proofErr w:type="spellStart"/>
-      <w:r>
-        <w:rPr>
-          <w:lang w:val="en-US"/>
-        </w:rPr>
-        <w:t>trazabilidad</w:t>
-      </w:r>
-      <w:proofErr w:type="spellEnd"/>
-      <w:r>
-        <w:rPr>
-          <w:lang w:val="en-US"/>
-        </w:rPr>
-        <w:t xml:space="preserve"> entre </w:t>
-      </w:r>
-      <w:proofErr w:type="spellStart"/>
-      <w:r>
-        <w:rPr>
-          <w:lang w:val="en-US"/>
-        </w:rPr>
-        <w:t>código</w:t>
-      </w:r>
-      <w:proofErr w:type="spellEnd"/>
-      <w:r>
-        <w:rPr>
-          <w:lang w:val="en-US"/>
-        </w:rPr>
-        <w:t xml:space="preserve"> e </w:t>
-      </w:r>
-      <w:proofErr w:type="spellStart"/>
-      <w:r>
-        <w:rPr>
-          <w:lang w:val="en-US"/>
-        </w:rPr>
-        <w:t>informe</w:t>
-      </w:r>
-      <w:proofErr w:type="spellEnd"/>
-      <w:r>
-        <w:rPr>
-          <w:lang w:val="en-US"/>
-        </w:rPr>
-        <w:t>.</w:t>
+        <w:t>La permutación confirma la conclusión de Welch. La prueba chi-cuadrado no reemplaza el test exigido por S2, pero formaliza la evidencia categórica de S1 y mejora la trazabilidad entre código e informe.</w:t>
       </w:r>
     </w:p>
     <w:p>
       <w:pPr>
         <w:pStyle w:val="Ttulo1"/>
       </w:pPr>
-      <w:bookmarkStart w:id="8" w:name="_Toc234442564"/>
+      <w:bookmarkStart w:id="8" w:name="_Toc234443924"/>
       <w:r>
         <w:t>5</w:t>
       </w:r>
@@ -8151,31 +4703,7 @@
         <w:jc w:val="both"/>
       </w:pPr>
       <w:r>
-        <w:t xml:space="preserve">En esta sección se analiza si las correlaciones identificadas en S1 son estables frente al </w:t>
-      </w:r>
-      <w:proofErr w:type="spellStart"/>
-      <w:r>
-        <w:t>remuestreo</w:t>
-      </w:r>
-      <w:proofErr w:type="spellEnd"/>
-      <w:r>
-        <w:t xml:space="preserve">. Para ello, se aplican intervalos </w:t>
-      </w:r>
-      <w:proofErr w:type="spellStart"/>
-      <w:r>
-        <w:t>bootstrap</w:t>
-      </w:r>
-      <w:proofErr w:type="spellEnd"/>
-      <w:r>
-        <w:t xml:space="preserve"> al 95 % sobre las correlaciones entre variables meteorológicas y </w:t>
-      </w:r>
-      <w:proofErr w:type="spellStart"/>
-      <w:r>
-        <w:t>RainTomorrow_bin</w:t>
-      </w:r>
-      <w:proofErr w:type="spellEnd"/>
-      <w:r>
-        <w:t>. Una correlación se considera estable cuando su intervalo no cruza cero y mantiene el mismo signo, lo que indica que la asociación observada no depende de una muestra puntual.</w:t>
+        <w:t>En esta sección se analiza si las correlaciones identificadas en S1 son estables frente al remuestreo. Para ello, se aplican intervalos bootstrap al 95 % sobre las correlaciones entre variables meteorológicas y RainTomorrow_bin. Una correlación se considera estable cuando su intervalo no cruza cero y mantiene el mismo signo, lo que indica que la asociación observada no depende de una muestra puntual.</w:t>
       </w:r>
     </w:p>
     <w:p>
@@ -8320,7 +4848,6 @@
                 <w:szCs w:val="18"/>
               </w:rPr>
             </w:pPr>
-            <w:proofErr w:type="spellStart"/>
             <w:r>
               <w:rPr>
                 <w:rFonts w:ascii="Calibri" w:hAnsi="Calibri" w:cs="Calibri"/>
@@ -8329,9 +4856,24 @@
                 <w:sz w:val="18"/>
                 <w:szCs w:val="18"/>
               </w:rPr>
-              <w:t>Incluye</w:t>
-            </w:r>
-            <w:proofErr w:type="spellEnd"/>
+              <w:t>Incluye 0</w:t>
+            </w:r>
+          </w:p>
+        </w:tc>
+        <w:tc>
+          <w:tcPr>
+            <w:tcW w:w="1491" w:type="dxa"/>
+            <w:shd w:val="clear" w:color="auto" w:fill="1F4E78"/>
+          </w:tcPr>
+          <w:p>
+            <w:pPr>
+              <w:jc w:val="center"/>
+              <w:rPr>
+                <w:rFonts w:ascii="Calibri" w:hAnsi="Calibri" w:cs="Calibri"/>
+                <w:sz w:val="18"/>
+                <w:szCs w:val="18"/>
+              </w:rPr>
+            </w:pPr>
             <w:r>
               <w:rPr>
                 <w:rFonts w:ascii="Calibri" w:hAnsi="Calibri" w:cs="Calibri"/>
@@ -8340,36 +4882,8 @@
                 <w:sz w:val="18"/>
                 <w:szCs w:val="18"/>
               </w:rPr>
-              <w:t xml:space="preserve"> 0</w:t>
-            </w:r>
-          </w:p>
-        </w:tc>
-        <w:tc>
-          <w:tcPr>
-            <w:tcW w:w="1491" w:type="dxa"/>
-            <w:shd w:val="clear" w:color="auto" w:fill="1F4E78"/>
-          </w:tcPr>
-          <w:p>
-            <w:pPr>
-              <w:jc w:val="center"/>
-              <w:rPr>
-                <w:rFonts w:ascii="Calibri" w:hAnsi="Calibri" w:cs="Calibri"/>
-                <w:sz w:val="18"/>
-                <w:szCs w:val="18"/>
-              </w:rPr>
-            </w:pPr>
-            <w:proofErr w:type="spellStart"/>
-            <w:r>
-              <w:rPr>
-                <w:rFonts w:ascii="Calibri" w:hAnsi="Calibri" w:cs="Calibri"/>
-                <w:b/>
-                <w:color w:val="FFFFFF"/>
-                <w:sz w:val="18"/>
-                <w:szCs w:val="18"/>
-              </w:rPr>
               <w:t>Estable</w:t>
             </w:r>
-            <w:proofErr w:type="spellEnd"/>
           </w:p>
         </w:tc>
       </w:tr>
@@ -8540,7 +5054,6 @@
                 <w:szCs w:val="18"/>
               </w:rPr>
             </w:pPr>
-            <w:proofErr w:type="spellStart"/>
             <w:r>
               <w:rPr>
                 <w:rFonts w:ascii="Calibri" w:hAnsi="Calibri" w:cs="Calibri"/>
@@ -8549,7 +5062,6 @@
               </w:rPr>
               <w:t>RainToday_bin</w:t>
             </w:r>
-            <w:proofErr w:type="spellEnd"/>
           </w:p>
         </w:tc>
         <w:tc>
@@ -8989,7 +5501,6 @@
                 <w:szCs w:val="18"/>
               </w:rPr>
             </w:pPr>
-            <w:proofErr w:type="spellStart"/>
             <w:r>
               <w:rPr>
                 <w:rFonts w:ascii="Calibri" w:hAnsi="Calibri" w:cs="Calibri"/>
@@ -8998,7 +5509,6 @@
               </w:rPr>
               <w:t>MaxTemp</w:t>
             </w:r>
-            <w:proofErr w:type="spellEnd"/>
           </w:p>
         </w:tc>
         <w:tc>
@@ -9202,43 +5712,7 @@
           <w:sz w:val="18"/>
           <w:szCs w:val="18"/>
         </w:rPr>
-        <w:t xml:space="preserve">Figura 3. Distribuciones </w:t>
-      </w:r>
-      <w:proofErr w:type="spellStart"/>
-      <w:r>
-        <w:rPr>
-          <w:i/>
-          <w:sz w:val="18"/>
-          <w:szCs w:val="18"/>
-        </w:rPr>
-        <w:t>bootstrap</w:t>
-      </w:r>
-      <w:proofErr w:type="spellEnd"/>
-      <w:r>
-        <w:rPr>
-          <w:i/>
-          <w:sz w:val="18"/>
-          <w:szCs w:val="18"/>
-        </w:rPr>
-        <w:t xml:space="preserve"> de correlaciones seleccionadas respecto de </w:t>
-      </w:r>
-      <w:proofErr w:type="spellStart"/>
-      <w:r>
-        <w:rPr>
-          <w:i/>
-          <w:sz w:val="18"/>
-          <w:szCs w:val="18"/>
-        </w:rPr>
-        <w:t>RainTomorrow_bin</w:t>
-      </w:r>
-      <w:proofErr w:type="spellEnd"/>
-      <w:r>
-        <w:rPr>
-          <w:i/>
-          <w:sz w:val="18"/>
-          <w:szCs w:val="18"/>
-        </w:rPr>
-        <w:t>.</w:t>
+        <w:t>Figura 3. Distribuciones bootstrap de correlaciones seleccionadas respecto de RainTomorrow_bin.</w:t>
       </w:r>
     </w:p>
     <w:p>
@@ -9409,7 +5883,6 @@
                 <w:szCs w:val="18"/>
               </w:rPr>
             </w:pPr>
-            <w:proofErr w:type="spellStart"/>
             <w:r>
               <w:rPr>
                 <w:rFonts w:ascii="Calibri" w:hAnsi="Calibri" w:cs="Calibri"/>
@@ -9419,19 +5892,7 @@
                 <w:sz w:val="18"/>
                 <w:szCs w:val="18"/>
               </w:rPr>
-              <w:t>Recomendación</w:t>
-            </w:r>
-            <w:proofErr w:type="spellEnd"/>
-            <w:r>
-              <w:rPr>
-                <w:rFonts w:ascii="Calibri" w:hAnsi="Calibri" w:cs="Calibri"/>
-                <w:b/>
-                <w:iCs/>
-                <w:color w:val="FFFFFF" w:themeColor="background1"/>
-                <w:sz w:val="18"/>
-                <w:szCs w:val="18"/>
-              </w:rPr>
-              <w:t xml:space="preserve"> S3</w:t>
+              <w:t>Recomendación S3</w:t>
             </w:r>
           </w:p>
         </w:tc>
@@ -9572,167 +6033,7 @@
                 <w:sz w:val="18"/>
                 <w:szCs w:val="18"/>
               </w:rPr>
-              <w:t xml:space="preserve">Alta </w:t>
-            </w:r>
-            <w:proofErr w:type="spellStart"/>
-            <w:r>
-              <w:rPr>
-                <w:rFonts w:ascii="Calibri" w:hAnsi="Calibri" w:cs="Calibri"/>
-                <w:iCs/>
-                <w:sz w:val="18"/>
-                <w:szCs w:val="18"/>
-              </w:rPr>
-              <w:t>redundancia</w:t>
-            </w:r>
-            <w:proofErr w:type="spellEnd"/>
-            <w:r>
-              <w:rPr>
-                <w:rFonts w:ascii="Calibri" w:hAnsi="Calibri" w:cs="Calibri"/>
-                <w:iCs/>
-                <w:sz w:val="18"/>
-                <w:szCs w:val="18"/>
-              </w:rPr>
-              <w:t xml:space="preserve"> </w:t>
-            </w:r>
-            <w:proofErr w:type="spellStart"/>
-            <w:r>
-              <w:rPr>
-                <w:rFonts w:ascii="Calibri" w:hAnsi="Calibri" w:cs="Calibri"/>
-                <w:iCs/>
-                <w:sz w:val="18"/>
-                <w:szCs w:val="18"/>
-              </w:rPr>
-              <w:t>potencial</w:t>
-            </w:r>
-            <w:proofErr w:type="spellEnd"/>
-            <w:r>
-              <w:rPr>
-                <w:rFonts w:ascii="Calibri" w:hAnsi="Calibri" w:cs="Calibri"/>
-                <w:iCs/>
-                <w:sz w:val="18"/>
-                <w:szCs w:val="18"/>
-              </w:rPr>
-              <w:t xml:space="preserve">; </w:t>
-            </w:r>
-            <w:proofErr w:type="spellStart"/>
-            <w:r>
-              <w:rPr>
-                <w:rFonts w:ascii="Calibri" w:hAnsi="Calibri" w:cs="Calibri"/>
-                <w:iCs/>
-                <w:sz w:val="18"/>
-                <w:szCs w:val="18"/>
-              </w:rPr>
-              <w:t>evaluar</w:t>
-            </w:r>
-            <w:proofErr w:type="spellEnd"/>
-            <w:r>
-              <w:rPr>
-                <w:rFonts w:ascii="Calibri" w:hAnsi="Calibri" w:cs="Calibri"/>
-                <w:iCs/>
-                <w:sz w:val="18"/>
-                <w:szCs w:val="18"/>
-              </w:rPr>
-              <w:t xml:space="preserve"> </w:t>
-            </w:r>
-            <w:proofErr w:type="spellStart"/>
-            <w:r>
-              <w:rPr>
-                <w:rFonts w:ascii="Calibri" w:hAnsi="Calibri" w:cs="Calibri"/>
-                <w:iCs/>
-                <w:sz w:val="18"/>
-                <w:szCs w:val="18"/>
-              </w:rPr>
-              <w:t>selección</w:t>
-            </w:r>
-            <w:proofErr w:type="spellEnd"/>
-            <w:r>
-              <w:rPr>
-                <w:rFonts w:ascii="Calibri" w:hAnsi="Calibri" w:cs="Calibri"/>
-                <w:iCs/>
-                <w:sz w:val="18"/>
-                <w:szCs w:val="18"/>
-              </w:rPr>
-              <w:t xml:space="preserve"> de variables, </w:t>
-            </w:r>
-            <w:proofErr w:type="spellStart"/>
-            <w:r>
-              <w:rPr>
-                <w:rFonts w:ascii="Calibri" w:hAnsi="Calibri" w:cs="Calibri"/>
-                <w:iCs/>
-                <w:sz w:val="18"/>
-                <w:szCs w:val="18"/>
-              </w:rPr>
-              <w:t>regularización</w:t>
-            </w:r>
-            <w:proofErr w:type="spellEnd"/>
-            <w:r>
-              <w:rPr>
-                <w:rFonts w:ascii="Calibri" w:hAnsi="Calibri" w:cs="Calibri"/>
-                <w:iCs/>
-                <w:sz w:val="18"/>
-                <w:szCs w:val="18"/>
-              </w:rPr>
-              <w:t xml:space="preserve"> o </w:t>
-            </w:r>
-            <w:proofErr w:type="spellStart"/>
-            <w:r>
-              <w:rPr>
-                <w:rFonts w:ascii="Calibri" w:hAnsi="Calibri" w:cs="Calibri"/>
-                <w:iCs/>
-                <w:sz w:val="18"/>
-                <w:szCs w:val="18"/>
-              </w:rPr>
-              <w:t>eliminación</w:t>
-            </w:r>
-            <w:proofErr w:type="spellEnd"/>
-            <w:r>
-              <w:rPr>
-                <w:rFonts w:ascii="Calibri" w:hAnsi="Calibri" w:cs="Calibri"/>
-                <w:iCs/>
-                <w:sz w:val="18"/>
-                <w:szCs w:val="18"/>
-              </w:rPr>
-              <w:t xml:space="preserve"> de </w:t>
-            </w:r>
-            <w:proofErr w:type="spellStart"/>
-            <w:r>
-              <w:rPr>
-                <w:rFonts w:ascii="Calibri" w:hAnsi="Calibri" w:cs="Calibri"/>
-                <w:iCs/>
-                <w:sz w:val="18"/>
-                <w:szCs w:val="18"/>
-              </w:rPr>
-              <w:t>una</w:t>
-            </w:r>
-            <w:proofErr w:type="spellEnd"/>
-            <w:r>
-              <w:rPr>
-                <w:rFonts w:ascii="Calibri" w:hAnsi="Calibri" w:cs="Calibri"/>
-                <w:iCs/>
-                <w:sz w:val="18"/>
-                <w:szCs w:val="18"/>
-              </w:rPr>
-              <w:t xml:space="preserve"> de las variables antes del </w:t>
-            </w:r>
-            <w:proofErr w:type="spellStart"/>
-            <w:r>
-              <w:rPr>
-                <w:rFonts w:ascii="Calibri" w:hAnsi="Calibri" w:cs="Calibri"/>
-                <w:iCs/>
-                <w:sz w:val="18"/>
-                <w:szCs w:val="18"/>
-              </w:rPr>
-              <w:t>modelamiento</w:t>
-            </w:r>
-            <w:proofErr w:type="spellEnd"/>
-            <w:r>
-              <w:rPr>
-                <w:rFonts w:ascii="Calibri" w:hAnsi="Calibri" w:cs="Calibri"/>
-                <w:iCs/>
-                <w:sz w:val="18"/>
-                <w:szCs w:val="18"/>
-              </w:rPr>
-              <w:t>.</w:t>
+              <w:t>Alta redundancia potencial; evaluar selección de variables, regularización o eliminación de una de las variables antes del modelamiento.</w:t>
             </w:r>
           </w:p>
         </w:tc>
@@ -9873,167 +6174,7 @@
                 <w:sz w:val="18"/>
                 <w:szCs w:val="18"/>
               </w:rPr>
-              <w:t xml:space="preserve">Alta </w:t>
-            </w:r>
-            <w:proofErr w:type="spellStart"/>
-            <w:r>
-              <w:rPr>
-                <w:rFonts w:ascii="Calibri" w:hAnsi="Calibri" w:cs="Calibri"/>
-                <w:iCs/>
-                <w:sz w:val="18"/>
-                <w:szCs w:val="18"/>
-              </w:rPr>
-              <w:t>redundancia</w:t>
-            </w:r>
-            <w:proofErr w:type="spellEnd"/>
-            <w:r>
-              <w:rPr>
-                <w:rFonts w:ascii="Calibri" w:hAnsi="Calibri" w:cs="Calibri"/>
-                <w:iCs/>
-                <w:sz w:val="18"/>
-                <w:szCs w:val="18"/>
-              </w:rPr>
-              <w:t xml:space="preserve"> </w:t>
-            </w:r>
-            <w:proofErr w:type="spellStart"/>
-            <w:r>
-              <w:rPr>
-                <w:rFonts w:ascii="Calibri" w:hAnsi="Calibri" w:cs="Calibri"/>
-                <w:iCs/>
-                <w:sz w:val="18"/>
-                <w:szCs w:val="18"/>
-              </w:rPr>
-              <w:t>potencial</w:t>
-            </w:r>
-            <w:proofErr w:type="spellEnd"/>
-            <w:r>
-              <w:rPr>
-                <w:rFonts w:ascii="Calibri" w:hAnsi="Calibri" w:cs="Calibri"/>
-                <w:iCs/>
-                <w:sz w:val="18"/>
-                <w:szCs w:val="18"/>
-              </w:rPr>
-              <w:t xml:space="preserve">; </w:t>
-            </w:r>
-            <w:proofErr w:type="spellStart"/>
-            <w:r>
-              <w:rPr>
-                <w:rFonts w:ascii="Calibri" w:hAnsi="Calibri" w:cs="Calibri"/>
-                <w:iCs/>
-                <w:sz w:val="18"/>
-                <w:szCs w:val="18"/>
-              </w:rPr>
-              <w:t>evaluar</w:t>
-            </w:r>
-            <w:proofErr w:type="spellEnd"/>
-            <w:r>
-              <w:rPr>
-                <w:rFonts w:ascii="Calibri" w:hAnsi="Calibri" w:cs="Calibri"/>
-                <w:iCs/>
-                <w:sz w:val="18"/>
-                <w:szCs w:val="18"/>
-              </w:rPr>
-              <w:t xml:space="preserve"> </w:t>
-            </w:r>
-            <w:proofErr w:type="spellStart"/>
-            <w:r>
-              <w:rPr>
-                <w:rFonts w:ascii="Calibri" w:hAnsi="Calibri" w:cs="Calibri"/>
-                <w:iCs/>
-                <w:sz w:val="18"/>
-                <w:szCs w:val="18"/>
-              </w:rPr>
-              <w:t>selección</w:t>
-            </w:r>
-            <w:proofErr w:type="spellEnd"/>
-            <w:r>
-              <w:rPr>
-                <w:rFonts w:ascii="Calibri" w:hAnsi="Calibri" w:cs="Calibri"/>
-                <w:iCs/>
-                <w:sz w:val="18"/>
-                <w:szCs w:val="18"/>
-              </w:rPr>
-              <w:t xml:space="preserve"> de variables, </w:t>
-            </w:r>
-            <w:proofErr w:type="spellStart"/>
-            <w:r>
-              <w:rPr>
-                <w:rFonts w:ascii="Calibri" w:hAnsi="Calibri" w:cs="Calibri"/>
-                <w:iCs/>
-                <w:sz w:val="18"/>
-                <w:szCs w:val="18"/>
-              </w:rPr>
-              <w:t>regularización</w:t>
-            </w:r>
-            <w:proofErr w:type="spellEnd"/>
-            <w:r>
-              <w:rPr>
-                <w:rFonts w:ascii="Calibri" w:hAnsi="Calibri" w:cs="Calibri"/>
-                <w:iCs/>
-                <w:sz w:val="18"/>
-                <w:szCs w:val="18"/>
-              </w:rPr>
-              <w:t xml:space="preserve"> o </w:t>
-            </w:r>
-            <w:proofErr w:type="spellStart"/>
-            <w:r>
-              <w:rPr>
-                <w:rFonts w:ascii="Calibri" w:hAnsi="Calibri" w:cs="Calibri"/>
-                <w:iCs/>
-                <w:sz w:val="18"/>
-                <w:szCs w:val="18"/>
-              </w:rPr>
-              <w:t>eliminación</w:t>
-            </w:r>
-            <w:proofErr w:type="spellEnd"/>
-            <w:r>
-              <w:rPr>
-                <w:rFonts w:ascii="Calibri" w:hAnsi="Calibri" w:cs="Calibri"/>
-                <w:iCs/>
-                <w:sz w:val="18"/>
-                <w:szCs w:val="18"/>
-              </w:rPr>
-              <w:t xml:space="preserve"> de </w:t>
-            </w:r>
-            <w:proofErr w:type="spellStart"/>
-            <w:r>
-              <w:rPr>
-                <w:rFonts w:ascii="Calibri" w:hAnsi="Calibri" w:cs="Calibri"/>
-                <w:iCs/>
-                <w:sz w:val="18"/>
-                <w:szCs w:val="18"/>
-              </w:rPr>
-              <w:t>una</w:t>
-            </w:r>
-            <w:proofErr w:type="spellEnd"/>
-            <w:r>
-              <w:rPr>
-                <w:rFonts w:ascii="Calibri" w:hAnsi="Calibri" w:cs="Calibri"/>
-                <w:iCs/>
-                <w:sz w:val="18"/>
-                <w:szCs w:val="18"/>
-              </w:rPr>
-              <w:t xml:space="preserve"> de las variables antes del </w:t>
-            </w:r>
-            <w:proofErr w:type="spellStart"/>
-            <w:r>
-              <w:rPr>
-                <w:rFonts w:ascii="Calibri" w:hAnsi="Calibri" w:cs="Calibri"/>
-                <w:iCs/>
-                <w:sz w:val="18"/>
-                <w:szCs w:val="18"/>
-              </w:rPr>
-              <w:t>modelamiento</w:t>
-            </w:r>
-            <w:proofErr w:type="spellEnd"/>
-            <w:r>
-              <w:rPr>
-                <w:rFonts w:ascii="Calibri" w:hAnsi="Calibri" w:cs="Calibri"/>
-                <w:iCs/>
-                <w:sz w:val="18"/>
-                <w:szCs w:val="18"/>
-              </w:rPr>
-              <w:t>.</w:t>
+              <w:t>Alta redundancia potencial; evaluar selección de variables, regularización o eliminación de una de las variables antes del modelamiento.</w:t>
             </w:r>
           </w:p>
         </w:tc>
@@ -10074,199 +6215,7 @@
           <w:iCs/>
           <w:lang w:val="en-US"/>
         </w:rPr>
-        <w:t xml:space="preserve">: las </w:t>
-      </w:r>
-      <w:proofErr w:type="spellStart"/>
-      <w:r>
-        <w:rPr>
-          <w:iCs/>
-          <w:lang w:val="en-US"/>
-        </w:rPr>
-        <w:t>correlaciones</w:t>
-      </w:r>
-      <w:proofErr w:type="spellEnd"/>
-      <w:r>
-        <w:rPr>
-          <w:iCs/>
-          <w:lang w:val="en-US"/>
-        </w:rPr>
-        <w:t xml:space="preserve"> con el </w:t>
-      </w:r>
-      <w:proofErr w:type="spellStart"/>
-      <w:r>
-        <w:rPr>
-          <w:iCs/>
-          <w:lang w:val="en-US"/>
-        </w:rPr>
-        <w:t>objetivo</w:t>
-      </w:r>
-      <w:proofErr w:type="spellEnd"/>
-      <w:r>
-        <w:rPr>
-          <w:iCs/>
-          <w:lang w:val="en-US"/>
-        </w:rPr>
-        <w:t xml:space="preserve"> son </w:t>
-      </w:r>
-      <w:proofErr w:type="spellStart"/>
-      <w:r>
-        <w:rPr>
-          <w:iCs/>
-          <w:lang w:val="en-US"/>
-        </w:rPr>
-        <w:t>estables</w:t>
-      </w:r>
-      <w:proofErr w:type="spellEnd"/>
-      <w:r>
-        <w:rPr>
-          <w:iCs/>
-          <w:lang w:val="en-US"/>
-        </w:rPr>
-        <w:t xml:space="preserve"> </w:t>
-      </w:r>
-      <w:proofErr w:type="spellStart"/>
-      <w:r>
-        <w:rPr>
-          <w:iCs/>
-          <w:lang w:val="en-US"/>
-        </w:rPr>
-        <w:t>porque</w:t>
-      </w:r>
-      <w:proofErr w:type="spellEnd"/>
-      <w:r>
-        <w:rPr>
-          <w:iCs/>
-          <w:lang w:val="en-US"/>
-        </w:rPr>
-        <w:t xml:space="preserve"> sus IC bootstrap no </w:t>
-      </w:r>
-      <w:proofErr w:type="spellStart"/>
-      <w:r>
-        <w:rPr>
-          <w:iCs/>
-          <w:lang w:val="en-US"/>
-        </w:rPr>
-        <w:t>cruzan</w:t>
-      </w:r>
-      <w:proofErr w:type="spellEnd"/>
-      <w:r>
-        <w:rPr>
-          <w:iCs/>
-          <w:lang w:val="en-US"/>
-        </w:rPr>
-        <w:t xml:space="preserve"> cero. Para S3, </w:t>
-      </w:r>
-      <w:proofErr w:type="spellStart"/>
-      <w:r>
-        <w:rPr>
-          <w:iCs/>
-          <w:lang w:val="en-US"/>
-        </w:rPr>
-        <w:t>además</w:t>
-      </w:r>
-      <w:proofErr w:type="spellEnd"/>
-      <w:r>
-        <w:rPr>
-          <w:iCs/>
-          <w:lang w:val="en-US"/>
-        </w:rPr>
-        <w:t xml:space="preserve">, se </w:t>
-      </w:r>
-      <w:proofErr w:type="spellStart"/>
-      <w:r>
-        <w:rPr>
-          <w:iCs/>
-          <w:lang w:val="en-US"/>
-        </w:rPr>
-        <w:t>debe</w:t>
-      </w:r>
-      <w:proofErr w:type="spellEnd"/>
-      <w:r>
-        <w:rPr>
-          <w:iCs/>
-          <w:lang w:val="en-US"/>
-        </w:rPr>
-        <w:t xml:space="preserve"> </w:t>
-      </w:r>
-      <w:proofErr w:type="spellStart"/>
-      <w:r>
-        <w:rPr>
-          <w:iCs/>
-          <w:lang w:val="en-US"/>
-        </w:rPr>
-        <w:t>evitar</w:t>
-      </w:r>
-      <w:proofErr w:type="spellEnd"/>
-      <w:r>
-        <w:rPr>
-          <w:iCs/>
-          <w:lang w:val="en-US"/>
-        </w:rPr>
-        <w:t xml:space="preserve"> </w:t>
-      </w:r>
-      <w:proofErr w:type="spellStart"/>
-      <w:r>
-        <w:rPr>
-          <w:iCs/>
-          <w:lang w:val="en-US"/>
-        </w:rPr>
-        <w:t>redundancia</w:t>
-      </w:r>
-      <w:proofErr w:type="spellEnd"/>
-      <w:r>
-        <w:rPr>
-          <w:iCs/>
-          <w:lang w:val="en-US"/>
-        </w:rPr>
-        <w:t xml:space="preserve"> entre </w:t>
-      </w:r>
-      <w:proofErr w:type="spellStart"/>
-      <w:r>
-        <w:rPr>
-          <w:iCs/>
-          <w:lang w:val="en-US"/>
-        </w:rPr>
-        <w:t>predictores</w:t>
-      </w:r>
-      <w:proofErr w:type="spellEnd"/>
-      <w:r>
-        <w:rPr>
-          <w:iCs/>
-          <w:lang w:val="en-US"/>
-        </w:rPr>
-        <w:t xml:space="preserve"> </w:t>
-      </w:r>
-      <w:proofErr w:type="spellStart"/>
-      <w:r>
-        <w:rPr>
-          <w:iCs/>
-          <w:lang w:val="en-US"/>
-        </w:rPr>
-        <w:t>altamente</w:t>
-      </w:r>
-      <w:proofErr w:type="spellEnd"/>
-      <w:r>
-        <w:rPr>
-          <w:iCs/>
-          <w:lang w:val="en-US"/>
-        </w:rPr>
-        <w:t xml:space="preserve"> </w:t>
-      </w:r>
-      <w:proofErr w:type="spellStart"/>
-      <w:r>
-        <w:rPr>
-          <w:iCs/>
-          <w:lang w:val="en-US"/>
-        </w:rPr>
-        <w:t>correlacionados</w:t>
-      </w:r>
-      <w:proofErr w:type="spellEnd"/>
-      <w:r>
-        <w:rPr>
-          <w:iCs/>
-          <w:lang w:val="en-US"/>
-        </w:rPr>
-        <w:t>.</w:t>
+        <w:t>: las correlaciones con el objetivo son estables porque sus IC bootstrap no cruzan cero. Para S3, además, se debe evitar redundancia entre predictores altamente correlacionados.</w:t>
       </w:r>
     </w:p>
     <w:p>
@@ -10292,7 +6241,7 @@
       <w:pPr>
         <w:pStyle w:val="Ttulo1"/>
       </w:pPr>
-      <w:bookmarkStart w:id="10" w:name="_Toc234442565"/>
+      <w:bookmarkStart w:id="10" w:name="_Toc234443925"/>
       <w:r>
         <w:t>6</w:t>
       </w:r>
@@ -10310,23 +6259,7 @@
         <w:jc w:val="both"/>
       </w:pPr>
       <w:r>
-        <w:t xml:space="preserve">Se construyó una simulación Monte Carlo usando parámetros estimados en S1, principalmente medias, desviaciones estándar y proporciones observadas. La simulación se focaliza en Humidity3pm porque corresponde al contraste inferencial principal validado desde S1. Las variables adicionales incorporadas a partir de la retroalimentación (Pressure3pm y </w:t>
-      </w:r>
-      <w:proofErr w:type="spellStart"/>
-      <w:r>
-        <w:t>MaxTemp</w:t>
-      </w:r>
-      <w:proofErr w:type="spellEnd"/>
-      <w:r>
-        <w:t xml:space="preserve">) se validan mediante </w:t>
-      </w:r>
-      <w:proofErr w:type="spellStart"/>
-      <w:r>
-        <w:t>bootstrap</w:t>
-      </w:r>
-      <w:proofErr w:type="spellEnd"/>
-      <w:r>
-        <w:t xml:space="preserve"> y estabilidad de correlaciones, pero no se integran al modelo simulado para mantener un escenario Monte Carlo interpretable y directamente conectado con la hipótesis principal.</w:t>
+        <w:t>Se construyó una simulación Monte Carlo usando parámetros estimados en S1, principalmente medias, desviaciones estándar y proporciones observadas. La simulación se focaliza en Humidity3pm porque corresponde al contraste inferencial principal validado desde S1. Las variables adicionales incorporadas a partir de la retroalimentación (Pressure3pm y MaxTemp) se validan mediante bootstrap y estabilidad de correlaciones, pero no se integran al modelo simulado para mantener un escenario Monte Carlo interpretable y directamente conectado con la hipótesis principal.</w:t>
       </w:r>
     </w:p>
     <w:p/>
@@ -10360,7 +6293,6 @@
                 <w:szCs w:val="18"/>
               </w:rPr>
             </w:pPr>
-            <w:proofErr w:type="spellStart"/>
             <w:r>
               <w:rPr>
                 <w:rFonts w:ascii="Calibri" w:hAnsi="Calibri"/>
@@ -10371,7 +6303,6 @@
               </w:rPr>
               <w:t>Indicador</w:t>
             </w:r>
-            <w:proofErr w:type="spellEnd"/>
           </w:p>
         </w:tc>
         <w:tc>
@@ -10416,7 +6347,6 @@
                 <w:szCs w:val="18"/>
               </w:rPr>
             </w:pPr>
-            <w:proofErr w:type="spellStart"/>
             <w:r>
               <w:rPr>
                 <w:rFonts w:ascii="Calibri" w:hAnsi="Calibri"/>
@@ -10425,7 +6355,6 @@
               </w:rPr>
               <w:t>Iteraciones</w:t>
             </w:r>
-            <w:proofErr w:type="spellEnd"/>
           </w:p>
         </w:tc>
         <w:tc>
@@ -10562,34 +6491,14 @@
                 <w:szCs w:val="18"/>
               </w:rPr>
             </w:pPr>
-            <w:proofErr w:type="spellStart"/>
             <w:r>
               <w:rPr>
                 <w:rFonts w:ascii="Calibri" w:hAnsi="Calibri"/>
                 <w:sz w:val="18"/>
                 <w:szCs w:val="18"/>
               </w:rPr>
-              <w:t>Desv</w:t>
-            </w:r>
-            <w:proofErr w:type="spellEnd"/>
-            <w:r>
-              <w:rPr>
-                <w:rFonts w:ascii="Calibri" w:hAnsi="Calibri"/>
-                <w:sz w:val="18"/>
-                <w:szCs w:val="18"/>
-              </w:rPr>
-              <w:t xml:space="preserve">. </w:t>
-            </w:r>
-            <w:proofErr w:type="spellStart"/>
-            <w:r>
-              <w:rPr>
-                <w:rFonts w:ascii="Calibri" w:hAnsi="Calibri"/>
-                <w:sz w:val="18"/>
-                <w:szCs w:val="18"/>
-              </w:rPr>
-              <w:t>estándar</w:t>
-            </w:r>
-            <w:proofErr w:type="spellEnd"/>
+              <w:t>Desv. estándar</w:t>
+            </w:r>
           </w:p>
         </w:tc>
         <w:tc>
@@ -10636,25 +6545,7 @@
                 <w:sz w:val="18"/>
                 <w:szCs w:val="18"/>
               </w:rPr>
-              <w:t xml:space="preserve">IC </w:t>
-            </w:r>
-            <w:proofErr w:type="spellStart"/>
-            <w:r>
-              <w:rPr>
-                <w:rFonts w:ascii="Calibri" w:hAnsi="Calibri"/>
-                <w:sz w:val="18"/>
-                <w:szCs w:val="18"/>
-              </w:rPr>
-              <w:t>empírico</w:t>
-            </w:r>
-            <w:proofErr w:type="spellEnd"/>
-            <w:r>
-              <w:rPr>
-                <w:rFonts w:ascii="Calibri" w:hAnsi="Calibri"/>
-                <w:sz w:val="18"/>
-                <w:szCs w:val="18"/>
-              </w:rPr>
-              <w:t xml:space="preserve"> 95 %</w:t>
+              <w:t>IC empírico 95 %</w:t>
             </w:r>
           </w:p>
         </w:tc>
@@ -10696,23 +6587,13 @@
                 <w:szCs w:val="18"/>
               </w:rPr>
             </w:pPr>
-            <w:proofErr w:type="gramStart"/>
             <w:r>
               <w:rPr>
                 <w:rFonts w:ascii="Calibri" w:hAnsi="Calibri"/>
                 <w:sz w:val="18"/>
                 <w:szCs w:val="18"/>
               </w:rPr>
-              <w:t>P(</w:t>
-            </w:r>
-            <w:proofErr w:type="gramEnd"/>
-            <w:r>
-              <w:rPr>
-                <w:rFonts w:ascii="Calibri" w:hAnsi="Calibri"/>
-                <w:sz w:val="18"/>
-                <w:szCs w:val="18"/>
-              </w:rPr>
-              <w:t>delta &gt; 0)</w:t>
+              <w:t>P(delta &gt; 0)</w:t>
             </w:r>
           </w:p>
         </w:tc>
@@ -10754,23 +6635,13 @@
                 <w:szCs w:val="18"/>
               </w:rPr>
             </w:pPr>
-            <w:proofErr w:type="gramStart"/>
             <w:r>
               <w:rPr>
                 <w:rFonts w:ascii="Calibri" w:hAnsi="Calibri"/>
                 <w:sz w:val="18"/>
                 <w:szCs w:val="18"/>
               </w:rPr>
-              <w:t>P(</w:t>
-            </w:r>
-            <w:proofErr w:type="gramEnd"/>
-            <w:r>
-              <w:rPr>
-                <w:rFonts w:ascii="Calibri" w:hAnsi="Calibri"/>
-                <w:sz w:val="18"/>
-                <w:szCs w:val="18"/>
-              </w:rPr>
-              <w:t>delta &gt; 20)</w:t>
+              <w:t>P(delta &gt; 20)</w:t>
             </w:r>
           </w:p>
         </w:tc>
@@ -10818,36 +6689,8 @@
                 <w:sz w:val="18"/>
                 <w:szCs w:val="18"/>
               </w:rPr>
-              <w:t xml:space="preserve">Prop. </w:t>
-            </w:r>
-            <w:proofErr w:type="spellStart"/>
-            <w:r>
-              <w:rPr>
-                <w:rFonts w:ascii="Calibri" w:hAnsi="Calibri"/>
-                <w:sz w:val="18"/>
-                <w:szCs w:val="18"/>
-              </w:rPr>
-              <w:t>lluvia</w:t>
-            </w:r>
-            <w:proofErr w:type="spellEnd"/>
-            <w:r>
-              <w:rPr>
-                <w:rFonts w:ascii="Calibri" w:hAnsi="Calibri"/>
-                <w:sz w:val="18"/>
-                <w:szCs w:val="18"/>
-              </w:rPr>
-              <w:t xml:space="preserve"> </w:t>
-            </w:r>
-            <w:proofErr w:type="spellStart"/>
-            <w:r>
-              <w:rPr>
-                <w:rFonts w:ascii="Calibri" w:hAnsi="Calibri"/>
-                <w:sz w:val="18"/>
-                <w:szCs w:val="18"/>
-              </w:rPr>
-              <w:t>simulada</w:t>
-            </w:r>
-            <w:proofErr w:type="spellEnd"/>
+              <w:t>Prop. lluvia simulada</w:t>
+            </w:r>
           </w:p>
         </w:tc>
         <w:tc>
@@ -10967,22 +6810,14 @@
         </w:numPr>
       </w:pPr>
       <w:r>
-        <w:t>Como criterio de decisión, al aumentar el umbral de Humidity3pm mejora P(</w:t>
-      </w:r>
-      <w:proofErr w:type="spellStart"/>
-      <w:r>
-        <w:t>lluvia|alerta</w:t>
-      </w:r>
-      <w:proofErr w:type="spellEnd"/>
-      <w:r>
-        <w:t>) pero disminuye la sensibilidad; el detalle por umbrales queda documentado en las tablas de semana2.</w:t>
+        <w:t>Como criterio de decisión, al aumentar el umbral de Humidity3pm mejora P(lluvia|alerta) pero disminuye la sensibilidad; el detalle por umbrales queda documentado en las tablas de semana2.</w:t>
       </w:r>
     </w:p>
     <w:p>
       <w:pPr>
         <w:pStyle w:val="Ttulo2"/>
       </w:pPr>
-      <w:bookmarkStart w:id="11" w:name="_Toc234442566"/>
+      <w:bookmarkStart w:id="11" w:name="_Toc234443926"/>
       <w:r>
         <w:lastRenderedPageBreak/>
         <w:t>6.1</w:t>
@@ -11030,7 +6865,6 @@
                 <w:szCs w:val="18"/>
               </w:rPr>
             </w:pPr>
-            <w:proofErr w:type="spellStart"/>
             <w:r>
               <w:rPr>
                 <w:rFonts w:ascii="Calibri" w:hAnsi="Calibri" w:cs="Calibri"/>
@@ -11041,7 +6875,6 @@
               </w:rPr>
               <w:t>Escenario</w:t>
             </w:r>
-            <w:proofErr w:type="spellEnd"/>
           </w:p>
         </w:tc>
         <w:tc>
@@ -11577,23 +7410,13 @@
                 <w:szCs w:val="18"/>
               </w:rPr>
             </w:pPr>
-            <w:proofErr w:type="spellStart"/>
-            <w:r>
-              <w:rPr>
-                <w:rFonts w:ascii="Calibri" w:hAnsi="Calibri" w:cs="Calibri"/>
-                <w:sz w:val="18"/>
-                <w:szCs w:val="18"/>
-              </w:rPr>
-              <w:t>Proporción</w:t>
-            </w:r>
-            <w:proofErr w:type="spellEnd"/>
-            <w:r>
-              <w:rPr>
-                <w:rFonts w:ascii="Calibri" w:hAnsi="Calibri" w:cs="Calibri"/>
-                <w:sz w:val="18"/>
-                <w:szCs w:val="18"/>
-              </w:rPr>
-              <w:t xml:space="preserve"> Yes +5%</w:t>
+            <w:r>
+              <w:rPr>
+                <w:rFonts w:ascii="Calibri" w:hAnsi="Calibri" w:cs="Calibri"/>
+                <w:sz w:val="18"/>
+                <w:szCs w:val="18"/>
+              </w:rPr>
+              <w:t>Proporción Yes +5%</w:t>
             </w:r>
           </w:p>
         </w:tc>
@@ -11664,23 +7487,13 @@
                 <w:szCs w:val="18"/>
               </w:rPr>
             </w:pPr>
-            <w:proofErr w:type="spellStart"/>
-            <w:r>
-              <w:rPr>
-                <w:rFonts w:ascii="Calibri" w:hAnsi="Calibri" w:cs="Calibri"/>
-                <w:sz w:val="18"/>
-                <w:szCs w:val="18"/>
-              </w:rPr>
-              <w:t>Proporción</w:t>
-            </w:r>
-            <w:proofErr w:type="spellEnd"/>
-            <w:r>
-              <w:rPr>
-                <w:rFonts w:ascii="Calibri" w:hAnsi="Calibri" w:cs="Calibri"/>
-                <w:sz w:val="18"/>
-                <w:szCs w:val="18"/>
-              </w:rPr>
-              <w:t xml:space="preserve"> Yes -5%</w:t>
+            <w:r>
+              <w:rPr>
+                <w:rFonts w:ascii="Calibri" w:hAnsi="Calibri" w:cs="Calibri"/>
+                <w:sz w:val="18"/>
+                <w:szCs w:val="18"/>
+              </w:rPr>
+              <w:t>Proporción Yes -5%</w:t>
             </w:r>
           </w:p>
         </w:tc>
@@ -11827,167 +7640,7 @@
           <w:rFonts w:ascii="Calibri" w:hAnsi="Calibri" w:cs="Calibri"/>
           <w:sz w:val="22"/>
         </w:rPr>
-        <w:t xml:space="preserve">El </w:t>
-      </w:r>
-      <w:proofErr w:type="spellStart"/>
-      <w:r>
-        <w:rPr>
-          <w:rFonts w:ascii="Calibri" w:hAnsi="Calibri" w:cs="Calibri"/>
-          <w:sz w:val="22"/>
-        </w:rPr>
-        <w:t>rango</w:t>
-      </w:r>
-      <w:proofErr w:type="spellEnd"/>
-      <w:r>
-        <w:rPr>
-          <w:rFonts w:ascii="Calibri" w:hAnsi="Calibri" w:cs="Calibri"/>
-          <w:sz w:val="22"/>
-        </w:rPr>
-        <w:t xml:space="preserve"> de </w:t>
-      </w:r>
-      <w:proofErr w:type="spellStart"/>
-      <w:r>
-        <w:rPr>
-          <w:rFonts w:ascii="Calibri" w:hAnsi="Calibri" w:cs="Calibri"/>
-          <w:sz w:val="22"/>
-        </w:rPr>
-        <w:t>variación</w:t>
-      </w:r>
-      <w:proofErr w:type="spellEnd"/>
-      <w:r>
-        <w:rPr>
-          <w:rFonts w:ascii="Calibri" w:hAnsi="Calibri" w:cs="Calibri"/>
-          <w:sz w:val="22"/>
-        </w:rPr>
-        <w:t xml:space="preserve"> de la media delta </w:t>
-      </w:r>
-      <w:proofErr w:type="spellStart"/>
-      <w:r>
-        <w:rPr>
-          <w:rFonts w:ascii="Calibri" w:hAnsi="Calibri" w:cs="Calibri"/>
-          <w:sz w:val="22"/>
-        </w:rPr>
-        <w:t>respecto</w:t>
-      </w:r>
-      <w:proofErr w:type="spellEnd"/>
-      <w:r>
-        <w:rPr>
-          <w:rFonts w:ascii="Calibri" w:hAnsi="Calibri" w:cs="Calibri"/>
-          <w:sz w:val="22"/>
-        </w:rPr>
-        <w:t xml:space="preserve"> del </w:t>
-      </w:r>
-      <w:proofErr w:type="spellStart"/>
-      <w:r>
-        <w:rPr>
-          <w:rFonts w:ascii="Calibri" w:hAnsi="Calibri" w:cs="Calibri"/>
-          <w:sz w:val="22"/>
-        </w:rPr>
-        <w:t>escenario</w:t>
-      </w:r>
-      <w:proofErr w:type="spellEnd"/>
-      <w:r>
-        <w:rPr>
-          <w:rFonts w:ascii="Calibri" w:hAnsi="Calibri" w:cs="Calibri"/>
-          <w:sz w:val="22"/>
-        </w:rPr>
-        <w:t xml:space="preserve"> base es [-3.2588; 3.1557], </w:t>
-      </w:r>
-      <w:proofErr w:type="spellStart"/>
-      <w:r>
-        <w:rPr>
-          <w:rFonts w:ascii="Calibri" w:hAnsi="Calibri" w:cs="Calibri"/>
-          <w:sz w:val="22"/>
-        </w:rPr>
-        <w:t>por</w:t>
-      </w:r>
-      <w:proofErr w:type="spellEnd"/>
-      <w:r>
-        <w:rPr>
-          <w:rFonts w:ascii="Calibri" w:hAnsi="Calibri" w:cs="Calibri"/>
-          <w:sz w:val="22"/>
-        </w:rPr>
-        <w:t xml:space="preserve"> lo </w:t>
-      </w:r>
-      <w:proofErr w:type="spellStart"/>
-      <w:r>
-        <w:rPr>
-          <w:rFonts w:ascii="Calibri" w:hAnsi="Calibri" w:cs="Calibri"/>
-          <w:sz w:val="22"/>
-        </w:rPr>
-        <w:t>que</w:t>
-      </w:r>
-      <w:proofErr w:type="spellEnd"/>
-      <w:r>
-        <w:rPr>
-          <w:rFonts w:ascii="Calibri" w:hAnsi="Calibri" w:cs="Calibri"/>
-          <w:sz w:val="22"/>
-        </w:rPr>
-        <w:t xml:space="preserve"> el </w:t>
-      </w:r>
-      <w:proofErr w:type="spellStart"/>
-      <w:r>
-        <w:rPr>
-          <w:rFonts w:ascii="Calibri" w:hAnsi="Calibri" w:cs="Calibri"/>
-          <w:sz w:val="22"/>
-        </w:rPr>
-        <w:t>hallazgo</w:t>
-      </w:r>
-      <w:proofErr w:type="spellEnd"/>
-      <w:r>
-        <w:rPr>
-          <w:rFonts w:ascii="Calibri" w:hAnsi="Calibri" w:cs="Calibri"/>
-          <w:sz w:val="22"/>
-        </w:rPr>
-        <w:t xml:space="preserve"> principal </w:t>
-      </w:r>
-      <w:proofErr w:type="spellStart"/>
-      <w:r>
-        <w:rPr>
-          <w:rFonts w:ascii="Calibri" w:hAnsi="Calibri" w:cs="Calibri"/>
-          <w:sz w:val="22"/>
-        </w:rPr>
-        <w:t>conserva</w:t>
-      </w:r>
-      <w:proofErr w:type="spellEnd"/>
-      <w:r>
-        <w:rPr>
-          <w:rFonts w:ascii="Calibri" w:hAnsi="Calibri" w:cs="Calibri"/>
-          <w:sz w:val="22"/>
-        </w:rPr>
-        <w:t xml:space="preserve"> </w:t>
-      </w:r>
-      <w:proofErr w:type="spellStart"/>
-      <w:r>
-        <w:rPr>
-          <w:rFonts w:ascii="Calibri" w:hAnsi="Calibri" w:cs="Calibri"/>
-          <w:sz w:val="22"/>
-        </w:rPr>
-        <w:t>dirección</w:t>
-      </w:r>
-      <w:proofErr w:type="spellEnd"/>
-      <w:r>
-        <w:rPr>
-          <w:rFonts w:ascii="Calibri" w:hAnsi="Calibri" w:cs="Calibri"/>
-          <w:sz w:val="22"/>
-        </w:rPr>
-        <w:t xml:space="preserve"> </w:t>
-      </w:r>
-      <w:proofErr w:type="spellStart"/>
-      <w:r>
-        <w:rPr>
-          <w:rFonts w:ascii="Calibri" w:hAnsi="Calibri" w:cs="Calibri"/>
-          <w:sz w:val="22"/>
-        </w:rPr>
-        <w:t>positiva</w:t>
-      </w:r>
-      <w:proofErr w:type="spellEnd"/>
-      <w:r>
-        <w:rPr>
-          <w:rFonts w:ascii="Calibri" w:hAnsi="Calibri" w:cs="Calibri"/>
-          <w:sz w:val="22"/>
-        </w:rPr>
-        <w:t>.</w:t>
+        <w:t>El rango de variación de la media delta respecto del escenario base es [-3.2588; 3.1557], por lo que el hallazgo principal conserva dirección positiva.</w:t>
       </w:r>
     </w:p>
     <w:p>
@@ -12008,231 +7661,7 @@
           <w:rFonts w:ascii="Calibri" w:hAnsi="Calibri" w:cs="Calibri"/>
           <w:sz w:val="22"/>
         </w:rPr>
-        <w:t xml:space="preserve">Las medias de Humidity3pm </w:t>
-      </w:r>
-      <w:proofErr w:type="spellStart"/>
-      <w:r>
-        <w:rPr>
-          <w:rFonts w:ascii="Calibri" w:hAnsi="Calibri" w:cs="Calibri"/>
-          <w:sz w:val="22"/>
-        </w:rPr>
-        <w:t>por</w:t>
-      </w:r>
-      <w:proofErr w:type="spellEnd"/>
-      <w:r>
-        <w:rPr>
-          <w:rFonts w:ascii="Calibri" w:hAnsi="Calibri" w:cs="Calibri"/>
-          <w:sz w:val="22"/>
-        </w:rPr>
-        <w:t xml:space="preserve"> </w:t>
-      </w:r>
-      <w:proofErr w:type="spellStart"/>
-      <w:r>
-        <w:rPr>
-          <w:rFonts w:ascii="Calibri" w:hAnsi="Calibri" w:cs="Calibri"/>
-          <w:sz w:val="22"/>
-        </w:rPr>
-        <w:t>grupo</w:t>
-      </w:r>
-      <w:proofErr w:type="spellEnd"/>
-      <w:r>
-        <w:rPr>
-          <w:rFonts w:ascii="Calibri" w:hAnsi="Calibri" w:cs="Calibri"/>
-          <w:sz w:val="22"/>
-        </w:rPr>
-        <w:t xml:space="preserve"> son </w:t>
-      </w:r>
-      <w:proofErr w:type="spellStart"/>
-      <w:r>
-        <w:rPr>
-          <w:rFonts w:ascii="Calibri" w:hAnsi="Calibri" w:cs="Calibri"/>
-          <w:sz w:val="22"/>
-        </w:rPr>
-        <w:t>los</w:t>
-      </w:r>
-      <w:proofErr w:type="spellEnd"/>
-      <w:r>
-        <w:rPr>
-          <w:rFonts w:ascii="Calibri" w:hAnsi="Calibri" w:cs="Calibri"/>
-          <w:sz w:val="22"/>
-        </w:rPr>
-        <w:t xml:space="preserve"> </w:t>
-      </w:r>
-      <w:proofErr w:type="spellStart"/>
-      <w:r>
-        <w:rPr>
-          <w:rFonts w:ascii="Calibri" w:hAnsi="Calibri" w:cs="Calibri"/>
-          <w:sz w:val="22"/>
-        </w:rPr>
-        <w:t>parámetros</w:t>
-      </w:r>
-      <w:proofErr w:type="spellEnd"/>
-      <w:r>
-        <w:rPr>
-          <w:rFonts w:ascii="Calibri" w:hAnsi="Calibri" w:cs="Calibri"/>
-          <w:sz w:val="22"/>
-        </w:rPr>
-        <w:t xml:space="preserve"> con mayor </w:t>
-      </w:r>
-      <w:proofErr w:type="spellStart"/>
-      <w:r>
-        <w:rPr>
-          <w:rFonts w:ascii="Calibri" w:hAnsi="Calibri" w:cs="Calibri"/>
-          <w:sz w:val="22"/>
-        </w:rPr>
-        <w:t>impacto</w:t>
-      </w:r>
-      <w:proofErr w:type="spellEnd"/>
-      <w:r>
-        <w:rPr>
-          <w:rFonts w:ascii="Calibri" w:hAnsi="Calibri" w:cs="Calibri"/>
-          <w:sz w:val="22"/>
-        </w:rPr>
-        <w:t xml:space="preserve">; las </w:t>
-      </w:r>
-      <w:proofErr w:type="spellStart"/>
-      <w:r>
-        <w:rPr>
-          <w:rFonts w:ascii="Calibri" w:hAnsi="Calibri" w:cs="Calibri"/>
-          <w:sz w:val="22"/>
-        </w:rPr>
-        <w:t>perturbaciones</w:t>
-      </w:r>
-      <w:proofErr w:type="spellEnd"/>
-      <w:r>
-        <w:rPr>
-          <w:rFonts w:ascii="Calibri" w:hAnsi="Calibri" w:cs="Calibri"/>
-          <w:sz w:val="22"/>
-        </w:rPr>
-        <w:t xml:space="preserve"> </w:t>
-      </w:r>
-      <w:proofErr w:type="spellStart"/>
-      <w:r>
-        <w:rPr>
-          <w:rFonts w:ascii="Calibri" w:hAnsi="Calibri" w:cs="Calibri"/>
-          <w:sz w:val="22"/>
-        </w:rPr>
-        <w:t>en</w:t>
-      </w:r>
-      <w:proofErr w:type="spellEnd"/>
-      <w:r>
-        <w:rPr>
-          <w:rFonts w:ascii="Calibri" w:hAnsi="Calibri" w:cs="Calibri"/>
-          <w:sz w:val="22"/>
-        </w:rPr>
-        <w:t xml:space="preserve"> </w:t>
-      </w:r>
-      <w:proofErr w:type="spellStart"/>
-      <w:r>
-        <w:rPr>
-          <w:rFonts w:ascii="Calibri" w:hAnsi="Calibri" w:cs="Calibri"/>
-          <w:sz w:val="22"/>
-        </w:rPr>
-        <w:t>desviaciones</w:t>
-      </w:r>
-      <w:proofErr w:type="spellEnd"/>
-      <w:r>
-        <w:rPr>
-          <w:rFonts w:ascii="Calibri" w:hAnsi="Calibri" w:cs="Calibri"/>
-          <w:sz w:val="22"/>
-        </w:rPr>
-        <w:t xml:space="preserve"> </w:t>
-      </w:r>
-      <w:proofErr w:type="spellStart"/>
-      <w:r>
-        <w:rPr>
-          <w:rFonts w:ascii="Calibri" w:hAnsi="Calibri" w:cs="Calibri"/>
-          <w:sz w:val="22"/>
-        </w:rPr>
-        <w:t>estándar</w:t>
-      </w:r>
-      <w:proofErr w:type="spellEnd"/>
-      <w:r>
-        <w:rPr>
-          <w:rFonts w:ascii="Calibri" w:hAnsi="Calibri" w:cs="Calibri"/>
-          <w:sz w:val="22"/>
-        </w:rPr>
-        <w:t xml:space="preserve"> o </w:t>
-      </w:r>
-      <w:proofErr w:type="spellStart"/>
-      <w:r>
-        <w:rPr>
-          <w:rFonts w:ascii="Calibri" w:hAnsi="Calibri" w:cs="Calibri"/>
-          <w:sz w:val="22"/>
-        </w:rPr>
-        <w:t>proporción</w:t>
-      </w:r>
-      <w:proofErr w:type="spellEnd"/>
-      <w:r>
-        <w:rPr>
-          <w:rFonts w:ascii="Calibri" w:hAnsi="Calibri" w:cs="Calibri"/>
-          <w:sz w:val="22"/>
-        </w:rPr>
-        <w:t xml:space="preserve"> de </w:t>
-      </w:r>
-      <w:proofErr w:type="spellStart"/>
-      <w:r>
-        <w:rPr>
-          <w:rFonts w:ascii="Calibri" w:hAnsi="Calibri" w:cs="Calibri"/>
-          <w:sz w:val="22"/>
-        </w:rPr>
-        <w:t>lluvia</w:t>
-      </w:r>
-      <w:proofErr w:type="spellEnd"/>
-      <w:r>
-        <w:rPr>
-          <w:rFonts w:ascii="Calibri" w:hAnsi="Calibri" w:cs="Calibri"/>
-          <w:sz w:val="22"/>
-        </w:rPr>
-        <w:t xml:space="preserve"> </w:t>
-      </w:r>
-      <w:proofErr w:type="spellStart"/>
-      <w:r>
-        <w:rPr>
-          <w:rFonts w:ascii="Calibri" w:hAnsi="Calibri" w:cs="Calibri"/>
-          <w:sz w:val="22"/>
-        </w:rPr>
-        <w:t>producen</w:t>
-      </w:r>
-      <w:proofErr w:type="spellEnd"/>
-      <w:r>
-        <w:rPr>
-          <w:rFonts w:ascii="Calibri" w:hAnsi="Calibri" w:cs="Calibri"/>
-          <w:sz w:val="22"/>
-        </w:rPr>
-        <w:t xml:space="preserve"> </w:t>
-      </w:r>
-      <w:proofErr w:type="spellStart"/>
-      <w:r>
-        <w:rPr>
-          <w:rFonts w:ascii="Calibri" w:hAnsi="Calibri" w:cs="Calibri"/>
-          <w:sz w:val="22"/>
-        </w:rPr>
-        <w:t>cambios</w:t>
-      </w:r>
-      <w:proofErr w:type="spellEnd"/>
-      <w:r>
-        <w:rPr>
-          <w:rFonts w:ascii="Calibri" w:hAnsi="Calibri" w:cs="Calibri"/>
-          <w:sz w:val="22"/>
-        </w:rPr>
-        <w:t xml:space="preserve"> </w:t>
-      </w:r>
-      <w:proofErr w:type="spellStart"/>
-      <w:r>
-        <w:rPr>
-          <w:rFonts w:ascii="Calibri" w:hAnsi="Calibri" w:cs="Calibri"/>
-          <w:sz w:val="22"/>
-        </w:rPr>
-        <w:t>menores</w:t>
-      </w:r>
-      <w:proofErr w:type="spellEnd"/>
-      <w:r>
-        <w:rPr>
-          <w:rFonts w:ascii="Calibri" w:hAnsi="Calibri" w:cs="Calibri"/>
-          <w:sz w:val="22"/>
-        </w:rPr>
-        <w:t>.</w:t>
+        <w:t>Las medias de Humidity3pm por grupo son los parámetros con mayor impacto; las perturbaciones en desviaciones estándar o proporción de lluvia producen cambios menores.</w:t>
       </w:r>
     </w:p>
     <w:p>
@@ -12253,167 +7682,7 @@
           <w:rFonts w:ascii="Calibri" w:hAnsi="Calibri" w:cs="Calibri"/>
           <w:sz w:val="22"/>
         </w:rPr>
-        <w:t xml:space="preserve">Para S3, el </w:t>
-      </w:r>
-      <w:proofErr w:type="spellStart"/>
-      <w:r>
-        <w:rPr>
-          <w:rFonts w:ascii="Calibri" w:hAnsi="Calibri" w:cs="Calibri"/>
-          <w:sz w:val="22"/>
-        </w:rPr>
-        <w:t>análisis</w:t>
-      </w:r>
-      <w:proofErr w:type="spellEnd"/>
-      <w:r>
-        <w:rPr>
-          <w:rFonts w:ascii="Calibri" w:hAnsi="Calibri" w:cs="Calibri"/>
-          <w:sz w:val="22"/>
-        </w:rPr>
-        <w:t xml:space="preserve"> </w:t>
-      </w:r>
-      <w:proofErr w:type="spellStart"/>
-      <w:r>
-        <w:rPr>
-          <w:rFonts w:ascii="Calibri" w:hAnsi="Calibri" w:cs="Calibri"/>
-          <w:sz w:val="22"/>
-        </w:rPr>
-        <w:t>sugiere</w:t>
-      </w:r>
-      <w:proofErr w:type="spellEnd"/>
-      <w:r>
-        <w:rPr>
-          <w:rFonts w:ascii="Calibri" w:hAnsi="Calibri" w:cs="Calibri"/>
-          <w:sz w:val="22"/>
-        </w:rPr>
-        <w:t xml:space="preserve"> </w:t>
-      </w:r>
-      <w:proofErr w:type="spellStart"/>
-      <w:r>
-        <w:rPr>
-          <w:rFonts w:ascii="Calibri" w:hAnsi="Calibri" w:cs="Calibri"/>
-          <w:sz w:val="22"/>
-        </w:rPr>
-        <w:t>priorizar</w:t>
-      </w:r>
-      <w:proofErr w:type="spellEnd"/>
-      <w:r>
-        <w:rPr>
-          <w:rFonts w:ascii="Calibri" w:hAnsi="Calibri" w:cs="Calibri"/>
-          <w:sz w:val="22"/>
-        </w:rPr>
-        <w:t xml:space="preserve"> </w:t>
-      </w:r>
-      <w:proofErr w:type="spellStart"/>
-      <w:r>
-        <w:rPr>
-          <w:rFonts w:ascii="Calibri" w:hAnsi="Calibri" w:cs="Calibri"/>
-          <w:sz w:val="22"/>
-        </w:rPr>
-        <w:t>validación</w:t>
-      </w:r>
-      <w:proofErr w:type="spellEnd"/>
-      <w:r>
-        <w:rPr>
-          <w:rFonts w:ascii="Calibri" w:hAnsi="Calibri" w:cs="Calibri"/>
-          <w:sz w:val="22"/>
-        </w:rPr>
-        <w:t xml:space="preserve"> de </w:t>
-      </w:r>
-      <w:proofErr w:type="spellStart"/>
-      <w:r>
-        <w:rPr>
-          <w:rFonts w:ascii="Calibri" w:hAnsi="Calibri" w:cs="Calibri"/>
-          <w:sz w:val="22"/>
-        </w:rPr>
-        <w:t>estabilidad</w:t>
-      </w:r>
-      <w:proofErr w:type="spellEnd"/>
-      <w:r>
-        <w:rPr>
-          <w:rFonts w:ascii="Calibri" w:hAnsi="Calibri" w:cs="Calibri"/>
-          <w:sz w:val="22"/>
-        </w:rPr>
-        <w:t xml:space="preserve"> de variables y </w:t>
-      </w:r>
-      <w:proofErr w:type="spellStart"/>
-      <w:r>
-        <w:rPr>
-          <w:rFonts w:ascii="Calibri" w:hAnsi="Calibri" w:cs="Calibri"/>
-          <w:sz w:val="22"/>
-        </w:rPr>
-        <w:t>controles</w:t>
-      </w:r>
-      <w:proofErr w:type="spellEnd"/>
-      <w:r>
-        <w:rPr>
-          <w:rFonts w:ascii="Calibri" w:hAnsi="Calibri" w:cs="Calibri"/>
-          <w:sz w:val="22"/>
-        </w:rPr>
-        <w:t xml:space="preserve"> de </w:t>
-      </w:r>
-      <w:proofErr w:type="spellStart"/>
-      <w:r>
-        <w:rPr>
-          <w:rFonts w:ascii="Calibri" w:hAnsi="Calibri" w:cs="Calibri"/>
-          <w:sz w:val="22"/>
-        </w:rPr>
-        <w:t>sensibilidad</w:t>
-      </w:r>
-      <w:proofErr w:type="spellEnd"/>
-      <w:r>
-        <w:rPr>
-          <w:rFonts w:ascii="Calibri" w:hAnsi="Calibri" w:cs="Calibri"/>
-          <w:sz w:val="22"/>
-        </w:rPr>
-        <w:t xml:space="preserve"> </w:t>
-      </w:r>
-      <w:proofErr w:type="spellStart"/>
-      <w:r>
-        <w:rPr>
-          <w:rFonts w:ascii="Calibri" w:hAnsi="Calibri" w:cs="Calibri"/>
-          <w:sz w:val="22"/>
-        </w:rPr>
-        <w:t>en</w:t>
-      </w:r>
-      <w:proofErr w:type="spellEnd"/>
-      <w:r>
-        <w:rPr>
-          <w:rFonts w:ascii="Calibri" w:hAnsi="Calibri" w:cs="Calibri"/>
-          <w:sz w:val="22"/>
-        </w:rPr>
-        <w:t xml:space="preserve"> el </w:t>
-      </w:r>
-      <w:proofErr w:type="spellStart"/>
-      <w:r>
-        <w:rPr>
-          <w:rFonts w:ascii="Calibri" w:hAnsi="Calibri" w:cs="Calibri"/>
-          <w:sz w:val="22"/>
-        </w:rPr>
-        <w:t>modelamiento</w:t>
-      </w:r>
-      <w:proofErr w:type="spellEnd"/>
-      <w:r>
-        <w:rPr>
-          <w:rFonts w:ascii="Calibri" w:hAnsi="Calibri" w:cs="Calibri"/>
-          <w:sz w:val="22"/>
-        </w:rPr>
-        <w:t xml:space="preserve"> </w:t>
-      </w:r>
-      <w:proofErr w:type="spellStart"/>
-      <w:r>
-        <w:rPr>
-          <w:rFonts w:ascii="Calibri" w:hAnsi="Calibri" w:cs="Calibri"/>
-          <w:sz w:val="22"/>
-        </w:rPr>
-        <w:t>predictivo</w:t>
-      </w:r>
-      <w:proofErr w:type="spellEnd"/>
-      <w:r>
-        <w:rPr>
-          <w:rFonts w:ascii="Calibri" w:hAnsi="Calibri" w:cs="Calibri"/>
-          <w:sz w:val="22"/>
-        </w:rPr>
-        <w:t>.</w:t>
+        <w:t>Para S3, el análisis sugiere priorizar validación de estabilidad de variables y controles de sensibilidad en el modelamiento predictivo.</w:t>
       </w:r>
     </w:p>
     <w:p>
@@ -12421,7 +7690,7 @@
         <w:pStyle w:val="Ttulo1"/>
       </w:pPr>
       <w:bookmarkStart w:id="12" w:name="_Toc234078075"/>
-      <w:bookmarkStart w:id="13" w:name="_Toc234442567"/>
+      <w:bookmarkStart w:id="13" w:name="_Toc234443927"/>
       <w:r>
         <w:t>7</w:t>
       </w:r>
@@ -12440,15 +7709,7 @@
       </w:pPr>
       <w:bookmarkStart w:id="14" w:name="_Toc234078076"/>
       <w:r>
-        <w:t xml:space="preserve">En esta sección se evalúa si las conclusiones principales se mantienen al modificar condiciones del análisis, como la presencia de </w:t>
-      </w:r>
-      <w:proofErr w:type="spellStart"/>
-      <w:r>
-        <w:t>outliers</w:t>
-      </w:r>
-      <w:proofErr w:type="spellEnd"/>
-      <w:r>
-        <w:t>, el uso de estimadores robustos o la exclusión de subconjuntos influyentes. El objetivo no es volver a estimar todo desde cero, sino verificar si el hallazgo central sigue siendo válido cuando se relajan supuestos o se aplican escenarios alternativos.</w:t>
+        <w:t>En esta sección se evalúa si las conclusiones principales se mantienen al modificar condiciones del análisis, como la presencia de outliers, el uso de estimadores robustos o la exclusión de subconjuntos influyentes. El objetivo no es volver a estimar todo desde cero, sino verificar si el hallazgo central sigue siendo válido cuando se relajan supuestos o se aplican escenarios alternativos.</w:t>
       </w:r>
     </w:p>
     <w:p>
@@ -12490,7 +7751,6 @@
                 <w:szCs w:val="18"/>
               </w:rPr>
             </w:pPr>
-            <w:proofErr w:type="spellStart"/>
             <w:r>
               <w:rPr>
                 <w:rFonts w:ascii="Calibri" w:hAnsi="Calibri"/>
@@ -12501,7 +7761,6 @@
               </w:rPr>
               <w:t>Escenario</w:t>
             </w:r>
-            <w:proofErr w:type="spellEnd"/>
           </w:p>
         </w:tc>
         <w:tc>
@@ -12604,9 +7863,24 @@
                 <w:sz w:val="18"/>
                 <w:szCs w:val="18"/>
               </w:rPr>
-              <w:t xml:space="preserve">IC </w:t>
-            </w:r>
-            <w:proofErr w:type="spellStart"/>
+              <w:t>IC mediana LI</w:t>
+            </w:r>
+          </w:p>
+        </w:tc>
+        <w:tc>
+          <w:tcPr>
+            <w:tcW w:w="1511" w:type="dxa"/>
+            <w:shd w:val="clear" w:color="auto" w:fill="002060"/>
+          </w:tcPr>
+          <w:p>
+            <w:pPr>
+              <w:rPr>
+                <w:b/>
+                <w:color w:val="FFFFFF" w:themeColor="background1"/>
+                <w:sz w:val="18"/>
+                <w:szCs w:val="18"/>
+              </w:rPr>
+            </w:pPr>
             <w:r>
               <w:rPr>
                 <w:rFonts w:ascii="Calibri" w:hAnsi="Calibri"/>
@@ -12615,66 +7889,7 @@
                 <w:sz w:val="18"/>
                 <w:szCs w:val="18"/>
               </w:rPr>
-              <w:t>mediana</w:t>
-            </w:r>
-            <w:proofErr w:type="spellEnd"/>
-            <w:r>
-              <w:rPr>
-                <w:rFonts w:ascii="Calibri" w:hAnsi="Calibri"/>
-                <w:b/>
-                <w:color w:val="FFFFFF" w:themeColor="background1"/>
-                <w:sz w:val="18"/>
-                <w:szCs w:val="18"/>
-              </w:rPr>
-              <w:t xml:space="preserve"> LI</w:t>
-            </w:r>
-          </w:p>
-        </w:tc>
-        <w:tc>
-          <w:tcPr>
-            <w:tcW w:w="1511" w:type="dxa"/>
-            <w:shd w:val="clear" w:color="auto" w:fill="002060"/>
-          </w:tcPr>
-          <w:p>
-            <w:pPr>
-              <w:rPr>
-                <w:b/>
-                <w:color w:val="FFFFFF" w:themeColor="background1"/>
-                <w:sz w:val="18"/>
-                <w:szCs w:val="18"/>
-              </w:rPr>
-            </w:pPr>
-            <w:r>
-              <w:rPr>
-                <w:rFonts w:ascii="Calibri" w:hAnsi="Calibri"/>
-                <w:b/>
-                <w:color w:val="FFFFFF" w:themeColor="background1"/>
-                <w:sz w:val="18"/>
-                <w:szCs w:val="18"/>
-              </w:rPr>
-              <w:t xml:space="preserve">IC </w:t>
-            </w:r>
-            <w:proofErr w:type="spellStart"/>
-            <w:r>
-              <w:rPr>
-                <w:rFonts w:ascii="Calibri" w:hAnsi="Calibri"/>
-                <w:b/>
-                <w:color w:val="FFFFFF" w:themeColor="background1"/>
-                <w:sz w:val="18"/>
-                <w:szCs w:val="18"/>
-              </w:rPr>
-              <w:t>mediana</w:t>
-            </w:r>
-            <w:proofErr w:type="spellEnd"/>
-            <w:r>
-              <w:rPr>
-                <w:rFonts w:ascii="Calibri" w:hAnsi="Calibri"/>
-                <w:b/>
-                <w:color w:val="FFFFFF" w:themeColor="background1"/>
-                <w:sz w:val="18"/>
-                <w:szCs w:val="18"/>
-              </w:rPr>
-              <w:t xml:space="preserve"> LS</w:t>
+              <w:t>IC mediana LS</w:t>
             </w:r>
           </w:p>
         </w:tc>
@@ -12814,52 +8029,14 @@
                 <w:szCs w:val="18"/>
               </w:rPr>
             </w:pPr>
-            <w:proofErr w:type="spellStart"/>
             <w:r>
               <w:rPr>
                 <w:rFonts w:ascii="Calibri" w:hAnsi="Calibri"/>
                 <w:sz w:val="18"/>
                 <w:szCs w:val="18"/>
               </w:rPr>
-              <w:t>Filtro</w:t>
-            </w:r>
-            <w:proofErr w:type="spellEnd"/>
-            <w:r>
-              <w:rPr>
-                <w:rFonts w:ascii="Calibri" w:hAnsi="Calibri"/>
-                <w:sz w:val="18"/>
-                <w:szCs w:val="18"/>
-              </w:rPr>
-              <w:t xml:space="preserve"> IQR </w:t>
-            </w:r>
-            <w:proofErr w:type="spellStart"/>
-            <w:r>
-              <w:rPr>
-                <w:rFonts w:ascii="Calibri" w:hAnsi="Calibri"/>
-                <w:sz w:val="18"/>
-                <w:szCs w:val="18"/>
-              </w:rPr>
-              <w:t>por</w:t>
-            </w:r>
-            <w:proofErr w:type="spellEnd"/>
-            <w:r>
-              <w:rPr>
-                <w:rFonts w:ascii="Calibri" w:hAnsi="Calibri"/>
-                <w:sz w:val="18"/>
-                <w:szCs w:val="18"/>
-              </w:rPr>
-              <w:t xml:space="preserve"> </w:t>
-            </w:r>
-            <w:proofErr w:type="spellStart"/>
-            <w:r>
-              <w:rPr>
-                <w:rFonts w:ascii="Calibri" w:hAnsi="Calibri"/>
-                <w:sz w:val="18"/>
-                <w:szCs w:val="18"/>
-              </w:rPr>
-              <w:t>grupo</w:t>
-            </w:r>
-            <w:proofErr w:type="spellEnd"/>
+              <w:t>Filtro IQR por grupo</w:t>
+            </w:r>
           </w:p>
         </w:tc>
         <w:tc>
@@ -12972,52 +8149,14 @@
                 <w:szCs w:val="18"/>
               </w:rPr>
             </w:pPr>
-            <w:proofErr w:type="spellStart"/>
             <w:r>
               <w:rPr>
                 <w:rFonts w:ascii="Calibri" w:hAnsi="Calibri"/>
                 <w:sz w:val="18"/>
                 <w:szCs w:val="18"/>
               </w:rPr>
-              <w:t>Winsorización</w:t>
-            </w:r>
-            <w:proofErr w:type="spellEnd"/>
-            <w:r>
-              <w:rPr>
-                <w:rFonts w:ascii="Calibri" w:hAnsi="Calibri"/>
-                <w:sz w:val="18"/>
-                <w:szCs w:val="18"/>
-              </w:rPr>
-              <w:t xml:space="preserve"> 1 %-99 % </w:t>
-            </w:r>
-            <w:proofErr w:type="spellStart"/>
-            <w:r>
-              <w:rPr>
-                <w:rFonts w:ascii="Calibri" w:hAnsi="Calibri"/>
-                <w:sz w:val="18"/>
-                <w:szCs w:val="18"/>
-              </w:rPr>
-              <w:t>por</w:t>
-            </w:r>
-            <w:proofErr w:type="spellEnd"/>
-            <w:r>
-              <w:rPr>
-                <w:rFonts w:ascii="Calibri" w:hAnsi="Calibri"/>
-                <w:sz w:val="18"/>
-                <w:szCs w:val="18"/>
-              </w:rPr>
-              <w:t xml:space="preserve"> </w:t>
-            </w:r>
-            <w:proofErr w:type="spellStart"/>
-            <w:r>
-              <w:rPr>
-                <w:rFonts w:ascii="Calibri" w:hAnsi="Calibri"/>
-                <w:sz w:val="18"/>
-                <w:szCs w:val="18"/>
-              </w:rPr>
-              <w:t>grupo</w:t>
-            </w:r>
-            <w:proofErr w:type="spellEnd"/>
+              <w:t>Winsorización 1 %-99 % por grupo</w:t>
+            </w:r>
           </w:p>
         </w:tc>
         <w:tc>
@@ -13130,41 +8269,13 @@
                 <w:szCs w:val="18"/>
               </w:rPr>
             </w:pPr>
-            <w:proofErr w:type="spellStart"/>
             <w:r>
               <w:rPr>
                 <w:rFonts w:ascii="Calibri" w:hAnsi="Calibri"/>
                 <w:sz w:val="18"/>
                 <w:szCs w:val="18"/>
               </w:rPr>
-              <w:t>Diferencia</w:t>
-            </w:r>
-            <w:proofErr w:type="spellEnd"/>
-            <w:r>
-              <w:rPr>
-                <w:rFonts w:ascii="Calibri" w:hAnsi="Calibri"/>
-                <w:sz w:val="18"/>
-                <w:szCs w:val="18"/>
-              </w:rPr>
-              <w:t xml:space="preserve"> de </w:t>
-            </w:r>
-            <w:proofErr w:type="spellStart"/>
-            <w:r>
-              <w:rPr>
-                <w:rFonts w:ascii="Calibri" w:hAnsi="Calibri"/>
-                <w:sz w:val="18"/>
-                <w:szCs w:val="18"/>
-              </w:rPr>
-              <w:t>medianas</w:t>
-            </w:r>
-            <w:proofErr w:type="spellEnd"/>
-            <w:r>
-              <w:rPr>
-                <w:rFonts w:ascii="Calibri" w:hAnsi="Calibri"/>
-                <w:sz w:val="18"/>
-                <w:szCs w:val="18"/>
-              </w:rPr>
-              <w:t xml:space="preserve"> bootstrap</w:t>
+              <w:t>Diferencia de medianas bootstrap</w:t>
             </w:r>
           </w:p>
         </w:tc>
@@ -13327,7 +8438,6 @@
           <w:lang w:val="en-US"/>
         </w:rPr>
       </w:pPr>
-      <w:proofErr w:type="spellStart"/>
       <w:r>
         <w:rPr>
           <w:i/>
@@ -13335,17 +8445,7 @@
           <w:szCs w:val="18"/>
           <w:lang w:val="en-US"/>
         </w:rPr>
-        <w:t>Figura</w:t>
-      </w:r>
-      <w:proofErr w:type="spellEnd"/>
-      <w:r>
-        <w:rPr>
-          <w:i/>
-          <w:sz w:val="18"/>
-          <w:szCs w:val="18"/>
-          <w:lang w:val="en-US"/>
-        </w:rPr>
-        <w:t xml:space="preserve"> </w:t>
+        <w:t xml:space="preserve">Figura </w:t>
       </w:r>
       <w:r>
         <w:rPr>
@@ -13363,67 +8463,7 @@
           <w:szCs w:val="18"/>
           <w:lang w:val="en-US"/>
         </w:rPr>
-        <w:t xml:space="preserve">. </w:t>
-      </w:r>
-      <w:proofErr w:type="spellStart"/>
-      <w:r>
-        <w:rPr>
-          <w:i/>
-          <w:sz w:val="18"/>
-          <w:szCs w:val="18"/>
-          <w:lang w:val="en-US"/>
-        </w:rPr>
-        <w:t>Robustez</w:t>
-      </w:r>
-      <w:proofErr w:type="spellEnd"/>
-      <w:r>
-        <w:rPr>
-          <w:i/>
-          <w:sz w:val="18"/>
-          <w:szCs w:val="18"/>
-          <w:lang w:val="en-US"/>
-        </w:rPr>
-        <w:t xml:space="preserve"> de la </w:t>
-      </w:r>
-      <w:proofErr w:type="spellStart"/>
-      <w:r>
-        <w:rPr>
-          <w:i/>
-          <w:sz w:val="18"/>
-          <w:szCs w:val="18"/>
-          <w:lang w:val="en-US"/>
-        </w:rPr>
-        <w:t>diferencia</w:t>
-      </w:r>
-      <w:proofErr w:type="spellEnd"/>
-      <w:r>
-        <w:rPr>
-          <w:i/>
-          <w:sz w:val="18"/>
-          <w:szCs w:val="18"/>
-          <w:lang w:val="en-US"/>
-        </w:rPr>
-        <w:t xml:space="preserve"> de Humidity3pm bajo </w:t>
-      </w:r>
-      <w:proofErr w:type="spellStart"/>
-      <w:r>
-        <w:rPr>
-          <w:i/>
-          <w:sz w:val="18"/>
-          <w:szCs w:val="18"/>
-          <w:lang w:val="en-US"/>
-        </w:rPr>
-        <w:t>tratamientos</w:t>
-      </w:r>
-      <w:proofErr w:type="spellEnd"/>
-      <w:r>
-        <w:rPr>
-          <w:i/>
-          <w:sz w:val="18"/>
-          <w:szCs w:val="18"/>
-          <w:lang w:val="en-US"/>
-        </w:rPr>
-        <w:t xml:space="preserve"> alternativos.</w:t>
+        <w:t>. Robustez de la diferencia de Humidity3pm bajo tratamientos alternativos.</w:t>
       </w:r>
     </w:p>
     <w:p>
@@ -13453,199 +8493,7 @@
           <w:rFonts w:ascii="Calibri" w:hAnsi="Calibri" w:cs="Calibri"/>
           <w:sz w:val="22"/>
         </w:rPr>
-        <w:t xml:space="preserve">La </w:t>
-      </w:r>
-      <w:proofErr w:type="spellStart"/>
-      <w:r>
-        <w:rPr>
-          <w:rFonts w:ascii="Calibri" w:hAnsi="Calibri" w:cs="Calibri"/>
-          <w:sz w:val="22"/>
-        </w:rPr>
-        <w:t>exclusión</w:t>
-      </w:r>
-      <w:proofErr w:type="spellEnd"/>
-      <w:r>
-        <w:rPr>
-          <w:rFonts w:ascii="Calibri" w:hAnsi="Calibri" w:cs="Calibri"/>
-          <w:sz w:val="22"/>
-        </w:rPr>
-        <w:t xml:space="preserve"> de </w:t>
-      </w:r>
-      <w:proofErr w:type="spellStart"/>
-      <w:r>
-        <w:rPr>
-          <w:rFonts w:ascii="Calibri" w:hAnsi="Calibri" w:cs="Calibri"/>
-          <w:sz w:val="22"/>
-        </w:rPr>
-        <w:t>extremos</w:t>
-      </w:r>
-      <w:proofErr w:type="spellEnd"/>
-      <w:r>
-        <w:rPr>
-          <w:rFonts w:ascii="Calibri" w:hAnsi="Calibri" w:cs="Calibri"/>
-          <w:sz w:val="22"/>
-        </w:rPr>
-        <w:t xml:space="preserve"> </w:t>
-      </w:r>
-      <w:proofErr w:type="spellStart"/>
-      <w:r>
-        <w:rPr>
-          <w:rFonts w:ascii="Calibri" w:hAnsi="Calibri" w:cs="Calibri"/>
-          <w:sz w:val="22"/>
-        </w:rPr>
-        <w:t>por</w:t>
-      </w:r>
-      <w:proofErr w:type="spellEnd"/>
-      <w:r>
-        <w:rPr>
-          <w:rFonts w:ascii="Calibri" w:hAnsi="Calibri" w:cs="Calibri"/>
-          <w:sz w:val="22"/>
-        </w:rPr>
-        <w:t xml:space="preserve"> IQR </w:t>
-      </w:r>
-      <w:proofErr w:type="spellStart"/>
-      <w:r>
-        <w:rPr>
-          <w:rFonts w:ascii="Calibri" w:hAnsi="Calibri" w:cs="Calibri"/>
-          <w:sz w:val="22"/>
-        </w:rPr>
-        <w:t>aumenta</w:t>
-      </w:r>
-      <w:proofErr w:type="spellEnd"/>
-      <w:r>
-        <w:rPr>
-          <w:rFonts w:ascii="Calibri" w:hAnsi="Calibri" w:cs="Calibri"/>
-          <w:sz w:val="22"/>
-        </w:rPr>
-        <w:t xml:space="preserve"> </w:t>
-      </w:r>
-      <w:proofErr w:type="spellStart"/>
-      <w:r>
-        <w:rPr>
-          <w:rFonts w:ascii="Calibri" w:hAnsi="Calibri" w:cs="Calibri"/>
-          <w:sz w:val="22"/>
-        </w:rPr>
-        <w:t>levemente</w:t>
-      </w:r>
-      <w:proofErr w:type="spellEnd"/>
-      <w:r>
-        <w:rPr>
-          <w:rFonts w:ascii="Calibri" w:hAnsi="Calibri" w:cs="Calibri"/>
-          <w:sz w:val="22"/>
-        </w:rPr>
-        <w:t xml:space="preserve"> la </w:t>
-      </w:r>
-      <w:proofErr w:type="spellStart"/>
-      <w:r>
-        <w:rPr>
-          <w:rFonts w:ascii="Calibri" w:hAnsi="Calibri" w:cs="Calibri"/>
-          <w:sz w:val="22"/>
-        </w:rPr>
-        <w:t>diferencia</w:t>
-      </w:r>
-      <w:proofErr w:type="spellEnd"/>
-      <w:r>
-        <w:rPr>
-          <w:rFonts w:ascii="Calibri" w:hAnsi="Calibri" w:cs="Calibri"/>
-          <w:sz w:val="22"/>
-        </w:rPr>
-        <w:t xml:space="preserve"> (22,6907), </w:t>
-      </w:r>
-      <w:proofErr w:type="spellStart"/>
-      <w:r>
-        <w:rPr>
-          <w:rFonts w:ascii="Calibri" w:hAnsi="Calibri" w:cs="Calibri"/>
-          <w:sz w:val="22"/>
-        </w:rPr>
-        <w:t>mientras</w:t>
-      </w:r>
-      <w:proofErr w:type="spellEnd"/>
-      <w:r>
-        <w:rPr>
-          <w:rFonts w:ascii="Calibri" w:hAnsi="Calibri" w:cs="Calibri"/>
-          <w:sz w:val="22"/>
-        </w:rPr>
-        <w:t xml:space="preserve"> </w:t>
-      </w:r>
-      <w:proofErr w:type="spellStart"/>
-      <w:r>
-        <w:rPr>
-          <w:rFonts w:ascii="Calibri" w:hAnsi="Calibri" w:cs="Calibri"/>
-          <w:sz w:val="22"/>
-        </w:rPr>
-        <w:t>que</w:t>
-      </w:r>
-      <w:proofErr w:type="spellEnd"/>
-      <w:r>
-        <w:rPr>
-          <w:rFonts w:ascii="Calibri" w:hAnsi="Calibri" w:cs="Calibri"/>
-          <w:sz w:val="22"/>
-        </w:rPr>
-        <w:t xml:space="preserve"> la </w:t>
-      </w:r>
-      <w:proofErr w:type="spellStart"/>
-      <w:r>
-        <w:rPr>
-          <w:rFonts w:ascii="Calibri" w:hAnsi="Calibri" w:cs="Calibri"/>
-          <w:sz w:val="22"/>
-        </w:rPr>
-        <w:t>winsorización</w:t>
-      </w:r>
-      <w:proofErr w:type="spellEnd"/>
-      <w:r>
-        <w:rPr>
-          <w:rFonts w:ascii="Calibri" w:hAnsi="Calibri" w:cs="Calibri"/>
-          <w:sz w:val="22"/>
-        </w:rPr>
-        <w:t xml:space="preserve"> la </w:t>
-      </w:r>
-      <w:proofErr w:type="spellStart"/>
-      <w:r>
-        <w:rPr>
-          <w:rFonts w:ascii="Calibri" w:hAnsi="Calibri" w:cs="Calibri"/>
-          <w:sz w:val="22"/>
-        </w:rPr>
-        <w:t>mantiene</w:t>
-      </w:r>
-      <w:proofErr w:type="spellEnd"/>
-      <w:r>
-        <w:rPr>
-          <w:rFonts w:ascii="Calibri" w:hAnsi="Calibri" w:cs="Calibri"/>
-          <w:sz w:val="22"/>
-        </w:rPr>
-        <w:t xml:space="preserve"> </w:t>
-      </w:r>
-      <w:proofErr w:type="spellStart"/>
-      <w:r>
-        <w:rPr>
-          <w:rFonts w:ascii="Calibri" w:hAnsi="Calibri" w:cs="Calibri"/>
-          <w:sz w:val="22"/>
-        </w:rPr>
-        <w:t>muy</w:t>
-      </w:r>
-      <w:proofErr w:type="spellEnd"/>
-      <w:r>
-        <w:rPr>
-          <w:rFonts w:ascii="Calibri" w:hAnsi="Calibri" w:cs="Calibri"/>
-          <w:sz w:val="22"/>
-        </w:rPr>
-        <w:t xml:space="preserve"> </w:t>
-      </w:r>
-      <w:proofErr w:type="spellStart"/>
-      <w:r>
-        <w:rPr>
-          <w:rFonts w:ascii="Calibri" w:hAnsi="Calibri" w:cs="Calibri"/>
-          <w:sz w:val="22"/>
-        </w:rPr>
-        <w:t>cercana</w:t>
-      </w:r>
-      <w:proofErr w:type="spellEnd"/>
-      <w:r>
-        <w:rPr>
-          <w:rFonts w:ascii="Calibri" w:hAnsi="Calibri" w:cs="Calibri"/>
-          <w:sz w:val="22"/>
-        </w:rPr>
-        <w:t xml:space="preserve"> al valor original (22,3699).</w:t>
+        <w:t>La exclusión de extremos por IQR aumenta levemente la diferencia (22,6907), mientras que la winsorización la mantiene muy cercana al valor original (22,3699).</w:t>
       </w:r>
     </w:p>
     <w:p>
@@ -13666,151 +8514,7 @@
           <w:rFonts w:ascii="Calibri" w:hAnsi="Calibri" w:cs="Calibri"/>
           <w:sz w:val="22"/>
         </w:rPr>
-        <w:t xml:space="preserve">La </w:t>
-      </w:r>
-      <w:proofErr w:type="spellStart"/>
-      <w:r>
-        <w:rPr>
-          <w:rFonts w:ascii="Calibri" w:hAnsi="Calibri" w:cs="Calibri"/>
-          <w:sz w:val="22"/>
-        </w:rPr>
-        <w:t>diferencia</w:t>
-      </w:r>
-      <w:proofErr w:type="spellEnd"/>
-      <w:r>
-        <w:rPr>
-          <w:rFonts w:ascii="Calibri" w:hAnsi="Calibri" w:cs="Calibri"/>
-          <w:sz w:val="22"/>
-        </w:rPr>
-        <w:t xml:space="preserve"> de </w:t>
-      </w:r>
-      <w:proofErr w:type="spellStart"/>
-      <w:r>
-        <w:rPr>
-          <w:rFonts w:ascii="Calibri" w:hAnsi="Calibri" w:cs="Calibri"/>
-          <w:sz w:val="22"/>
-        </w:rPr>
-        <w:t>medianas</w:t>
-      </w:r>
-      <w:proofErr w:type="spellEnd"/>
-      <w:r>
-        <w:rPr>
-          <w:rFonts w:ascii="Calibri" w:hAnsi="Calibri" w:cs="Calibri"/>
-          <w:sz w:val="22"/>
-        </w:rPr>
-        <w:t xml:space="preserve"> bootstrap es 23,0 con IC 95 % [22,0; 23,0], lo </w:t>
-      </w:r>
-      <w:proofErr w:type="spellStart"/>
-      <w:r>
-        <w:rPr>
-          <w:rFonts w:ascii="Calibri" w:hAnsi="Calibri" w:cs="Calibri"/>
-          <w:sz w:val="22"/>
-        </w:rPr>
-        <w:t>que</w:t>
-      </w:r>
-      <w:proofErr w:type="spellEnd"/>
-      <w:r>
-        <w:rPr>
-          <w:rFonts w:ascii="Calibri" w:hAnsi="Calibri" w:cs="Calibri"/>
-          <w:sz w:val="22"/>
-        </w:rPr>
-        <w:t xml:space="preserve"> </w:t>
-      </w:r>
-      <w:proofErr w:type="spellStart"/>
-      <w:r>
-        <w:rPr>
-          <w:rFonts w:ascii="Calibri" w:hAnsi="Calibri" w:cs="Calibri"/>
-          <w:sz w:val="22"/>
-        </w:rPr>
-        <w:t>confirma</w:t>
-      </w:r>
-      <w:proofErr w:type="spellEnd"/>
-      <w:r>
-        <w:rPr>
-          <w:rFonts w:ascii="Calibri" w:hAnsi="Calibri" w:cs="Calibri"/>
-          <w:sz w:val="22"/>
-        </w:rPr>
-        <w:t xml:space="preserve"> </w:t>
-      </w:r>
-      <w:proofErr w:type="spellStart"/>
-      <w:r>
-        <w:rPr>
-          <w:rFonts w:ascii="Calibri" w:hAnsi="Calibri" w:cs="Calibri"/>
-          <w:sz w:val="22"/>
-        </w:rPr>
-        <w:t>que</w:t>
-      </w:r>
-      <w:proofErr w:type="spellEnd"/>
-      <w:r>
-        <w:rPr>
-          <w:rFonts w:ascii="Calibri" w:hAnsi="Calibri" w:cs="Calibri"/>
-          <w:sz w:val="22"/>
-        </w:rPr>
-        <w:t xml:space="preserve"> la </w:t>
-      </w:r>
-      <w:proofErr w:type="spellStart"/>
-      <w:r>
-        <w:rPr>
-          <w:rFonts w:ascii="Calibri" w:hAnsi="Calibri" w:cs="Calibri"/>
-          <w:sz w:val="22"/>
-        </w:rPr>
-        <w:t>conclusión</w:t>
-      </w:r>
-      <w:proofErr w:type="spellEnd"/>
-      <w:r>
-        <w:rPr>
-          <w:rFonts w:ascii="Calibri" w:hAnsi="Calibri" w:cs="Calibri"/>
-          <w:sz w:val="22"/>
-        </w:rPr>
-        <w:t xml:space="preserve"> no </w:t>
-      </w:r>
-      <w:proofErr w:type="spellStart"/>
-      <w:r>
-        <w:rPr>
-          <w:rFonts w:ascii="Calibri" w:hAnsi="Calibri" w:cs="Calibri"/>
-          <w:sz w:val="22"/>
-        </w:rPr>
-        <w:t>depende</w:t>
-      </w:r>
-      <w:proofErr w:type="spellEnd"/>
-      <w:r>
-        <w:rPr>
-          <w:rFonts w:ascii="Calibri" w:hAnsi="Calibri" w:cs="Calibri"/>
-          <w:sz w:val="22"/>
-        </w:rPr>
-        <w:t xml:space="preserve"> de </w:t>
-      </w:r>
-      <w:proofErr w:type="spellStart"/>
-      <w:r>
-        <w:rPr>
-          <w:rFonts w:ascii="Calibri" w:hAnsi="Calibri" w:cs="Calibri"/>
-          <w:sz w:val="22"/>
-        </w:rPr>
-        <w:t>supuestos</w:t>
-      </w:r>
-      <w:proofErr w:type="spellEnd"/>
-      <w:r>
-        <w:rPr>
-          <w:rFonts w:ascii="Calibri" w:hAnsi="Calibri" w:cs="Calibri"/>
-          <w:sz w:val="22"/>
-        </w:rPr>
-        <w:t xml:space="preserve"> de </w:t>
-      </w:r>
-      <w:proofErr w:type="spellStart"/>
-      <w:r>
-        <w:rPr>
-          <w:rFonts w:ascii="Calibri" w:hAnsi="Calibri" w:cs="Calibri"/>
-          <w:sz w:val="22"/>
-        </w:rPr>
-        <w:t>normalidad</w:t>
-      </w:r>
-      <w:proofErr w:type="spellEnd"/>
-      <w:r>
-        <w:rPr>
-          <w:rFonts w:ascii="Calibri" w:hAnsi="Calibri" w:cs="Calibri"/>
-          <w:sz w:val="22"/>
-        </w:rPr>
-        <w:t>.</w:t>
+        <w:t>La diferencia de medianas bootstrap es 23,0 con IC 95 % [22,0; 23,0], lo que confirma que la conclusión no depende de supuestos de normalidad.</w:t>
       </w:r>
     </w:p>
     <w:p>
@@ -13831,254 +8535,14 @@
           <w:rFonts w:ascii="Calibri" w:hAnsi="Calibri" w:cs="Calibri"/>
           <w:sz w:val="22"/>
         </w:rPr>
-        <w:t xml:space="preserve">La </w:t>
-      </w:r>
-      <w:proofErr w:type="spellStart"/>
-      <w:r>
-        <w:rPr>
-          <w:rFonts w:ascii="Calibri" w:hAnsi="Calibri" w:cs="Calibri"/>
-          <w:sz w:val="22"/>
-        </w:rPr>
-        <w:t>exclusión</w:t>
-      </w:r>
-      <w:proofErr w:type="spellEnd"/>
-      <w:r>
-        <w:rPr>
-          <w:rFonts w:ascii="Calibri" w:hAnsi="Calibri" w:cs="Calibri"/>
-          <w:sz w:val="22"/>
-        </w:rPr>
-        <w:t xml:space="preserve"> de </w:t>
-      </w:r>
-      <w:proofErr w:type="spellStart"/>
-      <w:r>
-        <w:rPr>
-          <w:rFonts w:ascii="Calibri" w:hAnsi="Calibri" w:cs="Calibri"/>
-          <w:sz w:val="22"/>
-        </w:rPr>
-        <w:t>una</w:t>
-      </w:r>
-      <w:proofErr w:type="spellEnd"/>
-      <w:r>
-        <w:rPr>
-          <w:rFonts w:ascii="Calibri" w:hAnsi="Calibri" w:cs="Calibri"/>
-          <w:sz w:val="22"/>
-        </w:rPr>
-        <w:t xml:space="preserve"> </w:t>
-      </w:r>
-      <w:proofErr w:type="spellStart"/>
-      <w:r>
-        <w:rPr>
-          <w:rFonts w:ascii="Calibri" w:hAnsi="Calibri" w:cs="Calibri"/>
-          <w:sz w:val="22"/>
-        </w:rPr>
-        <w:t>localidad</w:t>
-      </w:r>
-      <w:proofErr w:type="spellEnd"/>
-      <w:r>
-        <w:rPr>
-          <w:rFonts w:ascii="Calibri" w:hAnsi="Calibri" w:cs="Calibri"/>
-          <w:sz w:val="22"/>
-        </w:rPr>
-        <w:t xml:space="preserve"> a la </w:t>
-      </w:r>
-      <w:proofErr w:type="spellStart"/>
-      <w:r>
-        <w:rPr>
-          <w:rFonts w:ascii="Calibri" w:hAnsi="Calibri" w:cs="Calibri"/>
-          <w:sz w:val="22"/>
-        </w:rPr>
-        <w:t>vez</w:t>
-      </w:r>
-      <w:proofErr w:type="spellEnd"/>
-      <w:r>
-        <w:rPr>
-          <w:rFonts w:ascii="Calibri" w:hAnsi="Calibri" w:cs="Calibri"/>
-          <w:sz w:val="22"/>
-        </w:rPr>
-        <w:t xml:space="preserve"> </w:t>
-      </w:r>
-      <w:proofErr w:type="spellStart"/>
-      <w:r>
-        <w:rPr>
-          <w:rFonts w:ascii="Calibri" w:hAnsi="Calibri" w:cs="Calibri"/>
-          <w:sz w:val="22"/>
-        </w:rPr>
-        <w:t>identifica</w:t>
-      </w:r>
-      <w:proofErr w:type="spellEnd"/>
-      <w:r>
-        <w:rPr>
-          <w:rFonts w:ascii="Calibri" w:hAnsi="Calibri" w:cs="Calibri"/>
-          <w:sz w:val="22"/>
-        </w:rPr>
-        <w:t xml:space="preserve"> a </w:t>
-      </w:r>
-      <w:proofErr w:type="spellStart"/>
-      <w:r>
-        <w:rPr>
-          <w:rFonts w:ascii="Calibri" w:hAnsi="Calibri" w:cs="Calibri"/>
-          <w:sz w:val="22"/>
-        </w:rPr>
-        <w:t>AliceSprings</w:t>
-      </w:r>
-      <w:proofErr w:type="spellEnd"/>
-      <w:r>
-        <w:rPr>
-          <w:rFonts w:ascii="Calibri" w:hAnsi="Calibri" w:cs="Calibri"/>
-          <w:sz w:val="22"/>
-        </w:rPr>
-        <w:t xml:space="preserve"> </w:t>
-      </w:r>
-      <w:proofErr w:type="spellStart"/>
-      <w:r>
-        <w:rPr>
-          <w:rFonts w:ascii="Calibri" w:hAnsi="Calibri" w:cs="Calibri"/>
-          <w:sz w:val="22"/>
-        </w:rPr>
-        <w:t>como</w:t>
-      </w:r>
-      <w:proofErr w:type="spellEnd"/>
-      <w:r>
-        <w:rPr>
-          <w:rFonts w:ascii="Calibri" w:hAnsi="Calibri" w:cs="Calibri"/>
-          <w:sz w:val="22"/>
-        </w:rPr>
-        <w:t xml:space="preserve"> el </w:t>
-      </w:r>
-      <w:proofErr w:type="spellStart"/>
-      <w:r>
-        <w:rPr>
-          <w:rFonts w:ascii="Calibri" w:hAnsi="Calibri" w:cs="Calibri"/>
-          <w:sz w:val="22"/>
-        </w:rPr>
-        <w:t>subconjunto</w:t>
-      </w:r>
-      <w:proofErr w:type="spellEnd"/>
-      <w:r>
-        <w:rPr>
-          <w:rFonts w:ascii="Calibri" w:hAnsi="Calibri" w:cs="Calibri"/>
-          <w:sz w:val="22"/>
-        </w:rPr>
-        <w:t xml:space="preserve"> con mayor </w:t>
-      </w:r>
-      <w:proofErr w:type="spellStart"/>
-      <w:r>
-        <w:rPr>
-          <w:rFonts w:ascii="Calibri" w:hAnsi="Calibri" w:cs="Calibri"/>
-          <w:sz w:val="22"/>
-        </w:rPr>
-        <w:t>influencia</w:t>
-      </w:r>
-      <w:proofErr w:type="spellEnd"/>
-      <w:r>
-        <w:rPr>
-          <w:rFonts w:ascii="Calibri" w:hAnsi="Calibri" w:cs="Calibri"/>
-          <w:sz w:val="22"/>
-        </w:rPr>
-        <w:t xml:space="preserve"> </w:t>
-      </w:r>
-      <w:proofErr w:type="spellStart"/>
-      <w:r>
-        <w:rPr>
-          <w:rFonts w:ascii="Calibri" w:hAnsi="Calibri" w:cs="Calibri"/>
-          <w:sz w:val="22"/>
-        </w:rPr>
-        <w:t>relativa</w:t>
-      </w:r>
-      <w:proofErr w:type="spellEnd"/>
-      <w:r>
-        <w:rPr>
-          <w:rFonts w:ascii="Calibri" w:hAnsi="Calibri" w:cs="Calibri"/>
-          <w:sz w:val="22"/>
-        </w:rPr>
-        <w:t xml:space="preserve">, </w:t>
-      </w:r>
-      <w:proofErr w:type="spellStart"/>
-      <w:r>
-        <w:rPr>
-          <w:rFonts w:ascii="Calibri" w:hAnsi="Calibri" w:cs="Calibri"/>
-          <w:sz w:val="22"/>
-        </w:rPr>
-        <w:t>pero</w:t>
-      </w:r>
-      <w:proofErr w:type="spellEnd"/>
-      <w:r>
-        <w:rPr>
-          <w:rFonts w:ascii="Calibri" w:hAnsi="Calibri" w:cs="Calibri"/>
-          <w:sz w:val="22"/>
-        </w:rPr>
-        <w:t xml:space="preserve"> el </w:t>
-      </w:r>
-      <w:proofErr w:type="spellStart"/>
-      <w:r>
-        <w:rPr>
-          <w:rFonts w:ascii="Calibri" w:hAnsi="Calibri" w:cs="Calibri"/>
-          <w:sz w:val="22"/>
-        </w:rPr>
-        <w:t>cambio</w:t>
-      </w:r>
-      <w:proofErr w:type="spellEnd"/>
-      <w:r>
-        <w:rPr>
-          <w:rFonts w:ascii="Calibri" w:hAnsi="Calibri" w:cs="Calibri"/>
-          <w:sz w:val="22"/>
-        </w:rPr>
-        <w:t xml:space="preserve"> </w:t>
-      </w:r>
-      <w:proofErr w:type="spellStart"/>
-      <w:r>
-        <w:rPr>
-          <w:rFonts w:ascii="Calibri" w:hAnsi="Calibri" w:cs="Calibri"/>
-          <w:sz w:val="22"/>
-        </w:rPr>
-        <w:t>máximo</w:t>
-      </w:r>
-      <w:proofErr w:type="spellEnd"/>
-      <w:r>
-        <w:rPr>
-          <w:rFonts w:ascii="Calibri" w:hAnsi="Calibri" w:cs="Calibri"/>
-          <w:sz w:val="22"/>
-        </w:rPr>
-        <w:t xml:space="preserve"> (-0,5548) no </w:t>
-      </w:r>
-      <w:proofErr w:type="spellStart"/>
-      <w:r>
-        <w:rPr>
-          <w:rFonts w:ascii="Calibri" w:hAnsi="Calibri" w:cs="Calibri"/>
-          <w:sz w:val="22"/>
-        </w:rPr>
-        <w:t>revierte</w:t>
-      </w:r>
-      <w:proofErr w:type="spellEnd"/>
-      <w:r>
-        <w:rPr>
-          <w:rFonts w:ascii="Calibri" w:hAnsi="Calibri" w:cs="Calibri"/>
-          <w:sz w:val="22"/>
-        </w:rPr>
-        <w:t xml:space="preserve"> la </w:t>
-      </w:r>
-      <w:proofErr w:type="spellStart"/>
-      <w:r>
-        <w:rPr>
-          <w:rFonts w:ascii="Calibri" w:hAnsi="Calibri" w:cs="Calibri"/>
-          <w:sz w:val="22"/>
-        </w:rPr>
-        <w:t>conclusión</w:t>
-      </w:r>
-      <w:proofErr w:type="spellEnd"/>
-      <w:r>
-        <w:rPr>
-          <w:rFonts w:ascii="Calibri" w:hAnsi="Calibri" w:cs="Calibri"/>
-          <w:sz w:val="22"/>
-        </w:rPr>
-        <w:t xml:space="preserve"> principal.</w:t>
+        <w:t>La exclusión de una localidad a la vez identifica a AliceSprings como el subconjunto con mayor influencia relativa, pero el cambio máximo (-0,5548) no revierte la conclusión principal.</w:t>
       </w:r>
     </w:p>
     <w:p>
       <w:pPr>
         <w:pStyle w:val="Ttulo1"/>
       </w:pPr>
-      <w:bookmarkStart w:id="15" w:name="_Toc234442568"/>
+      <w:bookmarkStart w:id="15" w:name="_Toc234443928"/>
       <w:r>
         <w:t>8</w:t>
       </w:r>
@@ -14146,9 +8610,24 @@
                 <w:sz w:val="18"/>
                 <w:szCs w:val="18"/>
               </w:rPr>
-              <w:t xml:space="preserve">Tipo de </w:t>
-            </w:r>
-            <w:proofErr w:type="spellStart"/>
+              <w:t>Tipo de insumo</w:t>
+            </w:r>
+          </w:p>
+        </w:tc>
+        <w:tc>
+          <w:tcPr>
+            <w:tcW w:w="2102" w:type="dxa"/>
+            <w:shd w:val="clear" w:color="auto" w:fill="1F4E78"/>
+          </w:tcPr>
+          <w:p>
+            <w:pPr>
+              <w:jc w:val="center"/>
+              <w:rPr>
+                <w:rFonts w:ascii="Calibri" w:hAnsi="Calibri" w:cs="Calibri"/>
+                <w:sz w:val="18"/>
+                <w:szCs w:val="18"/>
+              </w:rPr>
+            </w:pPr>
             <w:r>
               <w:rPr>
                 <w:rFonts w:ascii="Calibri" w:hAnsi="Calibri" w:cs="Calibri"/>
@@ -14157,9 +8636,8 @@
                 <w:sz w:val="18"/>
                 <w:szCs w:val="18"/>
               </w:rPr>
-              <w:t>insumo</w:t>
-            </w:r>
-            <w:proofErr w:type="spellEnd"/>
+              <w:t>Resultado validado</w:t>
+            </w:r>
           </w:p>
         </w:tc>
         <w:tc>
@@ -14176,7 +8654,6 @@
                 <w:szCs w:val="18"/>
               </w:rPr>
             </w:pPr>
-            <w:proofErr w:type="spellStart"/>
             <w:r>
               <w:rPr>
                 <w:rFonts w:ascii="Calibri" w:hAnsi="Calibri" w:cs="Calibri"/>
@@ -14185,9 +8662,24 @@
                 <w:sz w:val="18"/>
                 <w:szCs w:val="18"/>
               </w:rPr>
-              <w:t>Resultado</w:t>
-            </w:r>
-            <w:proofErr w:type="spellEnd"/>
+              <w:t>Evidencia S2</w:t>
+            </w:r>
+          </w:p>
+        </w:tc>
+        <w:tc>
+          <w:tcPr>
+            <w:tcW w:w="2102" w:type="dxa"/>
+            <w:shd w:val="clear" w:color="auto" w:fill="1F4E78"/>
+          </w:tcPr>
+          <w:p>
+            <w:pPr>
+              <w:jc w:val="center"/>
+              <w:rPr>
+                <w:rFonts w:ascii="Calibri" w:hAnsi="Calibri" w:cs="Calibri"/>
+                <w:sz w:val="18"/>
+                <w:szCs w:val="18"/>
+              </w:rPr>
+            </w:pPr>
             <w:r>
               <w:rPr>
                 <w:rFonts w:ascii="Calibri" w:hAnsi="Calibri" w:cs="Calibri"/>
@@ -14196,95 +8688,7 @@
                 <w:sz w:val="18"/>
                 <w:szCs w:val="18"/>
               </w:rPr>
-              <w:t xml:space="preserve"> </w:t>
-            </w:r>
-            <w:proofErr w:type="spellStart"/>
-            <w:r>
-              <w:rPr>
-                <w:rFonts w:ascii="Calibri" w:hAnsi="Calibri" w:cs="Calibri"/>
-                <w:b/>
-                <w:color w:val="FFFFFF"/>
-                <w:sz w:val="18"/>
-                <w:szCs w:val="18"/>
-              </w:rPr>
-              <w:t>validado</w:t>
-            </w:r>
-            <w:proofErr w:type="spellEnd"/>
-          </w:p>
-        </w:tc>
-        <w:tc>
-          <w:tcPr>
-            <w:tcW w:w="2102" w:type="dxa"/>
-            <w:shd w:val="clear" w:color="auto" w:fill="1F4E78"/>
-          </w:tcPr>
-          <w:p>
-            <w:pPr>
-              <w:jc w:val="center"/>
-              <w:rPr>
-                <w:rFonts w:ascii="Calibri" w:hAnsi="Calibri" w:cs="Calibri"/>
-                <w:sz w:val="18"/>
-                <w:szCs w:val="18"/>
-              </w:rPr>
-            </w:pPr>
-            <w:proofErr w:type="spellStart"/>
-            <w:r>
-              <w:rPr>
-                <w:rFonts w:ascii="Calibri" w:hAnsi="Calibri" w:cs="Calibri"/>
-                <w:b/>
-                <w:color w:val="FFFFFF"/>
-                <w:sz w:val="18"/>
-                <w:szCs w:val="18"/>
-              </w:rPr>
-              <w:t>Evidencia</w:t>
-            </w:r>
-            <w:proofErr w:type="spellEnd"/>
-            <w:r>
-              <w:rPr>
-                <w:rFonts w:ascii="Calibri" w:hAnsi="Calibri" w:cs="Calibri"/>
-                <w:b/>
-                <w:color w:val="FFFFFF"/>
-                <w:sz w:val="18"/>
-                <w:szCs w:val="18"/>
-              </w:rPr>
-              <w:t xml:space="preserve"> S2</w:t>
-            </w:r>
-          </w:p>
-        </w:tc>
-        <w:tc>
-          <w:tcPr>
-            <w:tcW w:w="2102" w:type="dxa"/>
-            <w:shd w:val="clear" w:color="auto" w:fill="1F4E78"/>
-          </w:tcPr>
-          <w:p>
-            <w:pPr>
-              <w:jc w:val="center"/>
-              <w:rPr>
-                <w:rFonts w:ascii="Calibri" w:hAnsi="Calibri" w:cs="Calibri"/>
-                <w:sz w:val="18"/>
-                <w:szCs w:val="18"/>
-              </w:rPr>
-            </w:pPr>
-            <w:proofErr w:type="spellStart"/>
-            <w:r>
-              <w:rPr>
-                <w:rFonts w:ascii="Calibri" w:hAnsi="Calibri" w:cs="Calibri"/>
-                <w:b/>
-                <w:color w:val="FFFFFF"/>
-                <w:sz w:val="18"/>
-                <w:szCs w:val="18"/>
-              </w:rPr>
-              <w:t>Decisión</w:t>
-            </w:r>
-            <w:proofErr w:type="spellEnd"/>
-            <w:r>
-              <w:rPr>
-                <w:rFonts w:ascii="Calibri" w:hAnsi="Calibri" w:cs="Calibri"/>
-                <w:b/>
-                <w:color w:val="FFFFFF"/>
-                <w:sz w:val="18"/>
-                <w:szCs w:val="18"/>
-              </w:rPr>
-              <w:t xml:space="preserve"> para S3</w:t>
+              <w:t>Decisión para S3</w:t>
             </w:r>
           </w:p>
         </w:tc>
@@ -14331,34 +8735,14 @@
                 <w:szCs w:val="18"/>
               </w:rPr>
             </w:pPr>
-            <w:proofErr w:type="spellStart"/>
-            <w:r>
-              <w:rPr>
-                <w:rFonts w:ascii="Calibri" w:hAnsi="Calibri" w:cs="Calibri"/>
-                <w:sz w:val="18"/>
-                <w:szCs w:val="18"/>
-              </w:rPr>
-              <w:t>Parámetro</w:t>
-            </w:r>
-            <w:proofErr w:type="spellEnd"/>
-            <w:r>
-              <w:rPr>
-                <w:rFonts w:ascii="Calibri" w:hAnsi="Calibri" w:cs="Calibri"/>
-                <w:sz w:val="18"/>
-                <w:szCs w:val="18"/>
-              </w:rPr>
-              <w:t xml:space="preserve"> </w:t>
-            </w:r>
-            <w:proofErr w:type="spellStart"/>
-            <w:r>
-              <w:rPr>
-                <w:rFonts w:ascii="Calibri" w:hAnsi="Calibri" w:cs="Calibri"/>
-                <w:sz w:val="18"/>
-                <w:szCs w:val="18"/>
-              </w:rPr>
-              <w:t>robusto</w:t>
-            </w:r>
-            <w:proofErr w:type="spellEnd"/>
+            <w:r>
+              <w:rPr>
+                <w:rFonts w:ascii="Calibri" w:hAnsi="Calibri" w:cs="Calibri"/>
+                <w:sz w:val="18"/>
+                <w:szCs w:val="18"/>
+              </w:rPr>
+              <w:t>Parámetro robusto</w:t>
+            </w:r>
           </w:p>
         </w:tc>
         <w:tc>
@@ -14374,41 +8758,13 @@
                 <w:szCs w:val="18"/>
               </w:rPr>
             </w:pPr>
-            <w:proofErr w:type="spellStart"/>
-            <w:r>
-              <w:rPr>
-                <w:rFonts w:ascii="Calibri" w:hAnsi="Calibri" w:cs="Calibri"/>
-                <w:sz w:val="18"/>
-                <w:szCs w:val="18"/>
-              </w:rPr>
-              <w:t>Separación</w:t>
-            </w:r>
-            <w:proofErr w:type="spellEnd"/>
-            <w:r>
-              <w:rPr>
-                <w:rFonts w:ascii="Calibri" w:hAnsi="Calibri" w:cs="Calibri"/>
-                <w:sz w:val="18"/>
-                <w:szCs w:val="18"/>
-              </w:rPr>
-              <w:t xml:space="preserve"> de Humidity3pm entre </w:t>
-            </w:r>
-            <w:proofErr w:type="spellStart"/>
-            <w:r>
-              <w:rPr>
-                <w:rFonts w:ascii="Calibri" w:hAnsi="Calibri" w:cs="Calibri"/>
-                <w:sz w:val="18"/>
-                <w:szCs w:val="18"/>
-              </w:rPr>
-              <w:t>RainTomorrow</w:t>
-            </w:r>
-            <w:proofErr w:type="spellEnd"/>
-            <w:r>
-              <w:rPr>
-                <w:rFonts w:ascii="Calibri" w:hAnsi="Calibri" w:cs="Calibri"/>
-                <w:sz w:val="18"/>
-                <w:szCs w:val="18"/>
-              </w:rPr>
-              <w:t xml:space="preserve"> Yes y No</w:t>
+            <w:r>
+              <w:rPr>
+                <w:rFonts w:ascii="Calibri" w:hAnsi="Calibri" w:cs="Calibri"/>
+                <w:sz w:val="18"/>
+                <w:szCs w:val="18"/>
+              </w:rPr>
+              <w:t>Separación de Humidity3pm entre RainTomorrow Yes y No</w:t>
             </w:r>
           </w:p>
         </w:tc>
@@ -14425,41 +8781,13 @@
                 <w:szCs w:val="18"/>
               </w:rPr>
             </w:pPr>
-            <w:proofErr w:type="spellStart"/>
-            <w:r>
-              <w:rPr>
-                <w:rFonts w:ascii="Calibri" w:hAnsi="Calibri" w:cs="Calibri"/>
-                <w:sz w:val="18"/>
-                <w:szCs w:val="18"/>
-              </w:rPr>
-              <w:t>Diferencia</w:t>
-            </w:r>
-            <w:proofErr w:type="spellEnd"/>
-            <w:r>
-              <w:rPr>
-                <w:rFonts w:ascii="Calibri" w:hAnsi="Calibri" w:cs="Calibri"/>
-                <w:sz w:val="18"/>
-                <w:szCs w:val="18"/>
-              </w:rPr>
-              <w:t xml:space="preserve"> bootstrap </w:t>
-            </w:r>
-            <w:proofErr w:type="spellStart"/>
-            <w:r>
-              <w:rPr>
-                <w:rFonts w:ascii="Calibri" w:hAnsi="Calibri" w:cs="Calibri"/>
-                <w:sz w:val="18"/>
-                <w:szCs w:val="18"/>
-              </w:rPr>
-              <w:t>BCa</w:t>
-            </w:r>
-            <w:proofErr w:type="spellEnd"/>
-            <w:r>
-              <w:rPr>
-                <w:rFonts w:ascii="Calibri" w:hAnsi="Calibri" w:cs="Calibri"/>
-                <w:sz w:val="18"/>
-                <w:szCs w:val="18"/>
-              </w:rPr>
-              <w:t xml:space="preserve"> 95 % [22.0584, 22.5317]</w:t>
+            <w:r>
+              <w:rPr>
+                <w:rFonts w:ascii="Calibri" w:hAnsi="Calibri" w:cs="Calibri"/>
+                <w:sz w:val="18"/>
+                <w:szCs w:val="18"/>
+              </w:rPr>
+              <w:t>Diferencia bootstrap BCa 95 % [22.0584, 22.5317]</w:t>
             </w:r>
           </w:p>
         </w:tc>
@@ -14476,52 +8804,14 @@
                 <w:szCs w:val="18"/>
               </w:rPr>
             </w:pPr>
-            <w:proofErr w:type="spellStart"/>
-            <w:r>
-              <w:rPr>
-                <w:rFonts w:ascii="Calibri" w:hAnsi="Calibri" w:cs="Calibri"/>
-                <w:sz w:val="18"/>
-                <w:szCs w:val="18"/>
-              </w:rPr>
-              <w:t>Mantener</w:t>
-            </w:r>
-            <w:proofErr w:type="spellEnd"/>
-            <w:r>
-              <w:rPr>
-                <w:rFonts w:ascii="Calibri" w:hAnsi="Calibri" w:cs="Calibri"/>
-                <w:sz w:val="18"/>
-                <w:szCs w:val="18"/>
-              </w:rPr>
-              <w:t xml:space="preserve"> Humidity3pm </w:t>
-            </w:r>
-            <w:proofErr w:type="spellStart"/>
-            <w:r>
-              <w:rPr>
-                <w:rFonts w:ascii="Calibri" w:hAnsi="Calibri" w:cs="Calibri"/>
-                <w:sz w:val="18"/>
-                <w:szCs w:val="18"/>
-              </w:rPr>
-              <w:t>como</w:t>
-            </w:r>
-            <w:proofErr w:type="spellEnd"/>
-            <w:r>
-              <w:rPr>
-                <w:rFonts w:ascii="Calibri" w:hAnsi="Calibri" w:cs="Calibri"/>
-                <w:sz w:val="18"/>
-                <w:szCs w:val="18"/>
-              </w:rPr>
-              <w:t xml:space="preserve"> predictor </w:t>
-            </w:r>
-            <w:proofErr w:type="spellStart"/>
-            <w:r>
-              <w:rPr>
-                <w:rFonts w:ascii="Calibri" w:hAnsi="Calibri" w:cs="Calibri"/>
-                <w:sz w:val="18"/>
-                <w:szCs w:val="18"/>
-              </w:rPr>
-              <w:t>prioritario</w:t>
-            </w:r>
-            <w:proofErr w:type="spellEnd"/>
+            <w:r>
+              <w:rPr>
+                <w:rFonts w:ascii="Calibri" w:hAnsi="Calibri" w:cs="Calibri"/>
+                <w:sz w:val="18"/>
+                <w:szCs w:val="18"/>
+              </w:rPr>
+              <w:t>Mantener Humidity3pm como predictor prioritario</w:t>
+            </w:r>
           </w:p>
         </w:tc>
         <w:tc>
@@ -14570,18 +8860,8 @@
                 <w:sz w:val="18"/>
                 <w:szCs w:val="18"/>
               </w:rPr>
-              <w:t xml:space="preserve">Prueba </w:t>
-            </w:r>
-            <w:proofErr w:type="spellStart"/>
-            <w:r>
-              <w:rPr>
-                <w:rFonts w:ascii="Calibri" w:hAnsi="Calibri" w:cs="Calibri"/>
-                <w:sz w:val="18"/>
-                <w:szCs w:val="18"/>
-              </w:rPr>
-              <w:t>validada</w:t>
-            </w:r>
-            <w:proofErr w:type="spellEnd"/>
+              <w:t>Prueba validada</w:t>
+            </w:r>
           </w:p>
         </w:tc>
         <w:tc>
@@ -14603,43 +8883,7 @@
                 <w:sz w:val="18"/>
                 <w:szCs w:val="18"/>
               </w:rPr>
-              <w:t xml:space="preserve">Prueba de </w:t>
-            </w:r>
-            <w:proofErr w:type="spellStart"/>
-            <w:r>
-              <w:rPr>
-                <w:rFonts w:ascii="Calibri" w:hAnsi="Calibri" w:cs="Calibri"/>
-                <w:sz w:val="18"/>
-                <w:szCs w:val="18"/>
-              </w:rPr>
-              <w:t>hipótesis</w:t>
-            </w:r>
-            <w:proofErr w:type="spellEnd"/>
-            <w:r>
-              <w:rPr>
-                <w:rFonts w:ascii="Calibri" w:hAnsi="Calibri" w:cs="Calibri"/>
-                <w:sz w:val="18"/>
-                <w:szCs w:val="18"/>
-              </w:rPr>
-              <w:t xml:space="preserve"> </w:t>
-            </w:r>
-            <w:proofErr w:type="spellStart"/>
-            <w:r>
-              <w:rPr>
-                <w:rFonts w:ascii="Calibri" w:hAnsi="Calibri" w:cs="Calibri"/>
-                <w:sz w:val="18"/>
-                <w:szCs w:val="18"/>
-              </w:rPr>
-              <w:t>sobre</w:t>
-            </w:r>
-            <w:proofErr w:type="spellEnd"/>
-            <w:r>
-              <w:rPr>
-                <w:rFonts w:ascii="Calibri" w:hAnsi="Calibri" w:cs="Calibri"/>
-                <w:sz w:val="18"/>
-                <w:szCs w:val="18"/>
-              </w:rPr>
-              <w:t xml:space="preserve"> Humidity3pm</w:t>
+              <w:t>Prueba de hipótesis sobre Humidity3pm</w:t>
             </w:r>
           </w:p>
         </w:tc>
@@ -14662,25 +8906,7 @@
                 <w:sz w:val="18"/>
                 <w:szCs w:val="18"/>
               </w:rPr>
-              <w:t xml:space="preserve">p </w:t>
-            </w:r>
-            <w:proofErr w:type="spellStart"/>
-            <w:r>
-              <w:rPr>
-                <w:rFonts w:ascii="Calibri" w:hAnsi="Calibri" w:cs="Calibri"/>
-                <w:sz w:val="18"/>
-                <w:szCs w:val="18"/>
-              </w:rPr>
-              <w:t>permutación</w:t>
-            </w:r>
-            <w:proofErr w:type="spellEnd"/>
-            <w:r>
-              <w:rPr>
-                <w:rFonts w:ascii="Calibri" w:hAnsi="Calibri" w:cs="Calibri"/>
-                <w:sz w:val="18"/>
-                <w:szCs w:val="18"/>
-              </w:rPr>
-              <w:t xml:space="preserve"> unilateral = 0.000100; p &lt; 0,001</w:t>
+              <w:t>p permutación unilateral = 0.000100; p &lt; 0,001</w:t>
             </w:r>
           </w:p>
         </w:tc>
@@ -14703,108 +8929,8 @@
                 <w:sz w:val="18"/>
                 <w:szCs w:val="18"/>
               </w:rPr>
-              <w:t xml:space="preserve">Usar la </w:t>
-            </w:r>
-            <w:proofErr w:type="spellStart"/>
-            <w:r>
-              <w:rPr>
-                <w:rFonts w:ascii="Calibri" w:hAnsi="Calibri" w:cs="Calibri"/>
-                <w:sz w:val="18"/>
-                <w:szCs w:val="18"/>
-              </w:rPr>
-              <w:t>diferencia</w:t>
-            </w:r>
-            <w:proofErr w:type="spellEnd"/>
-            <w:r>
-              <w:rPr>
-                <w:rFonts w:ascii="Calibri" w:hAnsi="Calibri" w:cs="Calibri"/>
-                <w:sz w:val="18"/>
-                <w:szCs w:val="18"/>
-              </w:rPr>
-              <w:t xml:space="preserve"> de </w:t>
-            </w:r>
-            <w:proofErr w:type="spellStart"/>
-            <w:r>
-              <w:rPr>
-                <w:rFonts w:ascii="Calibri" w:hAnsi="Calibri" w:cs="Calibri"/>
-                <w:sz w:val="18"/>
-                <w:szCs w:val="18"/>
-              </w:rPr>
-              <w:t>humedad</w:t>
-            </w:r>
-            <w:proofErr w:type="spellEnd"/>
-            <w:r>
-              <w:rPr>
-                <w:rFonts w:ascii="Calibri" w:hAnsi="Calibri" w:cs="Calibri"/>
-                <w:sz w:val="18"/>
-                <w:szCs w:val="18"/>
-              </w:rPr>
-              <w:t xml:space="preserve"> </w:t>
-            </w:r>
-            <w:proofErr w:type="spellStart"/>
-            <w:r>
-              <w:rPr>
-                <w:rFonts w:ascii="Calibri" w:hAnsi="Calibri" w:cs="Calibri"/>
-                <w:sz w:val="18"/>
-                <w:szCs w:val="18"/>
-              </w:rPr>
-              <w:t>como</w:t>
-            </w:r>
-            <w:proofErr w:type="spellEnd"/>
-            <w:r>
-              <w:rPr>
-                <w:rFonts w:ascii="Calibri" w:hAnsi="Calibri" w:cs="Calibri"/>
-                <w:sz w:val="18"/>
-                <w:szCs w:val="18"/>
-              </w:rPr>
-              <w:t xml:space="preserve"> </w:t>
-            </w:r>
-            <w:proofErr w:type="spellStart"/>
-            <w:r>
-              <w:rPr>
-                <w:rFonts w:ascii="Calibri" w:hAnsi="Calibri" w:cs="Calibri"/>
-                <w:sz w:val="18"/>
-                <w:szCs w:val="18"/>
-              </w:rPr>
-              <w:t>relación</w:t>
-            </w:r>
-            <w:proofErr w:type="spellEnd"/>
-            <w:r>
-              <w:rPr>
-                <w:rFonts w:ascii="Calibri" w:hAnsi="Calibri" w:cs="Calibri"/>
-                <w:sz w:val="18"/>
-                <w:szCs w:val="18"/>
-              </w:rPr>
-              <w:t xml:space="preserve"> </w:t>
-            </w:r>
-            <w:proofErr w:type="spellStart"/>
-            <w:r>
-              <w:rPr>
-                <w:rFonts w:ascii="Calibri" w:hAnsi="Calibri" w:cs="Calibri"/>
-                <w:sz w:val="18"/>
-                <w:szCs w:val="18"/>
-              </w:rPr>
-              <w:t>estadística</w:t>
-            </w:r>
-            <w:proofErr w:type="spellEnd"/>
-            <w:r>
-              <w:rPr>
-                <w:rFonts w:ascii="Calibri" w:hAnsi="Calibri" w:cs="Calibri"/>
-                <w:sz w:val="18"/>
-                <w:szCs w:val="18"/>
-              </w:rPr>
-              <w:t xml:space="preserve"> </w:t>
-            </w:r>
-            <w:proofErr w:type="spellStart"/>
-            <w:r>
-              <w:rPr>
-                <w:rFonts w:ascii="Calibri" w:hAnsi="Calibri" w:cs="Calibri"/>
-                <w:sz w:val="18"/>
-                <w:szCs w:val="18"/>
-              </w:rPr>
-              <w:t>validada</w:t>
-            </w:r>
-            <w:proofErr w:type="spellEnd"/>
+              <w:t>Usar la diferencia de humedad como relación estadística validada</w:t>
+            </w:r>
           </w:p>
         </w:tc>
         <w:tc>
@@ -14847,34 +8973,14 @@
                 <w:szCs w:val="18"/>
               </w:rPr>
             </w:pPr>
-            <w:proofErr w:type="spellStart"/>
-            <w:r>
-              <w:rPr>
-                <w:rFonts w:ascii="Calibri" w:hAnsi="Calibri" w:cs="Calibri"/>
-                <w:sz w:val="18"/>
-                <w:szCs w:val="18"/>
-              </w:rPr>
-              <w:t>Correlación</w:t>
-            </w:r>
-            <w:proofErr w:type="spellEnd"/>
-            <w:r>
-              <w:rPr>
-                <w:rFonts w:ascii="Calibri" w:hAnsi="Calibri" w:cs="Calibri"/>
-                <w:sz w:val="18"/>
-                <w:szCs w:val="18"/>
-              </w:rPr>
-              <w:t xml:space="preserve"> </w:t>
-            </w:r>
-            <w:proofErr w:type="spellStart"/>
-            <w:r>
-              <w:rPr>
-                <w:rFonts w:ascii="Calibri" w:hAnsi="Calibri" w:cs="Calibri"/>
-                <w:sz w:val="18"/>
-                <w:szCs w:val="18"/>
-              </w:rPr>
-              <w:t>estable</w:t>
-            </w:r>
-            <w:proofErr w:type="spellEnd"/>
+            <w:r>
+              <w:rPr>
+                <w:rFonts w:ascii="Calibri" w:hAnsi="Calibri" w:cs="Calibri"/>
+                <w:sz w:val="18"/>
+                <w:szCs w:val="18"/>
+              </w:rPr>
+              <w:t>Correlación estable</w:t>
+            </w:r>
           </w:p>
         </w:tc>
         <w:tc>
@@ -14890,34 +8996,14 @@
                 <w:szCs w:val="18"/>
               </w:rPr>
             </w:pPr>
-            <w:proofErr w:type="spellStart"/>
-            <w:r>
-              <w:rPr>
-                <w:rFonts w:ascii="Calibri" w:hAnsi="Calibri" w:cs="Calibri"/>
-                <w:sz w:val="18"/>
-                <w:szCs w:val="18"/>
-              </w:rPr>
-              <w:t>Correlación</w:t>
-            </w:r>
-            <w:proofErr w:type="spellEnd"/>
-            <w:r>
-              <w:rPr>
-                <w:rFonts w:ascii="Calibri" w:hAnsi="Calibri" w:cs="Calibri"/>
-                <w:sz w:val="18"/>
-                <w:szCs w:val="18"/>
-              </w:rPr>
-              <w:t xml:space="preserve"> Humidity3pm con </w:t>
-            </w:r>
-            <w:proofErr w:type="spellStart"/>
-            <w:r>
-              <w:rPr>
-                <w:rFonts w:ascii="Calibri" w:hAnsi="Calibri" w:cs="Calibri"/>
-                <w:sz w:val="18"/>
-                <w:szCs w:val="18"/>
-              </w:rPr>
-              <w:t>RainTomorrow_bin</w:t>
-            </w:r>
-            <w:proofErr w:type="spellEnd"/>
+            <w:r>
+              <w:rPr>
+                <w:rFonts w:ascii="Calibri" w:hAnsi="Calibri" w:cs="Calibri"/>
+                <w:sz w:val="18"/>
+                <w:szCs w:val="18"/>
+              </w:rPr>
+              <w:t>Correlación Humidity3pm con RainTomorrow_bin</w:t>
+            </w:r>
           </w:p>
         </w:tc>
         <w:tc>
@@ -14956,88 +9042,14 @@
                 <w:szCs w:val="18"/>
               </w:rPr>
             </w:pPr>
-            <w:proofErr w:type="spellStart"/>
-            <w:r>
-              <w:rPr>
-                <w:rFonts w:ascii="Calibri" w:hAnsi="Calibri" w:cs="Calibri"/>
-                <w:sz w:val="18"/>
-                <w:szCs w:val="18"/>
-              </w:rPr>
-              <w:t>Priorizar</w:t>
-            </w:r>
-            <w:proofErr w:type="spellEnd"/>
-            <w:r>
-              <w:rPr>
-                <w:rFonts w:ascii="Calibri" w:hAnsi="Calibri" w:cs="Calibri"/>
-                <w:sz w:val="18"/>
-                <w:szCs w:val="18"/>
-              </w:rPr>
-              <w:t xml:space="preserve"> </w:t>
-            </w:r>
-            <w:proofErr w:type="spellStart"/>
-            <w:r>
-              <w:rPr>
-                <w:rFonts w:ascii="Calibri" w:hAnsi="Calibri" w:cs="Calibri"/>
-                <w:sz w:val="18"/>
-                <w:szCs w:val="18"/>
-              </w:rPr>
-              <w:t>en</w:t>
-            </w:r>
-            <w:proofErr w:type="spellEnd"/>
-            <w:r>
-              <w:rPr>
-                <w:rFonts w:ascii="Calibri" w:hAnsi="Calibri" w:cs="Calibri"/>
-                <w:sz w:val="18"/>
-                <w:szCs w:val="18"/>
-              </w:rPr>
-              <w:t xml:space="preserve"> </w:t>
-            </w:r>
-            <w:proofErr w:type="spellStart"/>
-            <w:r>
-              <w:rPr>
-                <w:rFonts w:ascii="Calibri" w:hAnsi="Calibri" w:cs="Calibri"/>
-                <w:sz w:val="18"/>
-                <w:szCs w:val="18"/>
-              </w:rPr>
-              <w:t>modelos</w:t>
-            </w:r>
-            <w:proofErr w:type="spellEnd"/>
-            <w:r>
-              <w:rPr>
-                <w:rFonts w:ascii="Calibri" w:hAnsi="Calibri" w:cs="Calibri"/>
-                <w:sz w:val="18"/>
-                <w:szCs w:val="18"/>
-              </w:rPr>
-              <w:t xml:space="preserve"> </w:t>
-            </w:r>
-            <w:proofErr w:type="spellStart"/>
-            <w:r>
-              <w:rPr>
-                <w:rFonts w:ascii="Calibri" w:hAnsi="Calibri" w:cs="Calibri"/>
-                <w:sz w:val="18"/>
-                <w:szCs w:val="18"/>
-              </w:rPr>
-              <w:t>explicativos</w:t>
-            </w:r>
-            <w:proofErr w:type="spellEnd"/>
-            <w:r>
-              <w:rPr>
-                <w:rFonts w:ascii="Calibri" w:hAnsi="Calibri" w:cs="Calibri"/>
-                <w:sz w:val="18"/>
-                <w:szCs w:val="18"/>
-              </w:rPr>
-              <w:t xml:space="preserve"> y </w:t>
-            </w:r>
-            <w:proofErr w:type="spellStart"/>
-            <w:r>
-              <w:rPr>
-                <w:rFonts w:ascii="Calibri" w:hAnsi="Calibri" w:cs="Calibri"/>
-                <w:sz w:val="18"/>
-                <w:szCs w:val="18"/>
-              </w:rPr>
-              <w:t>predictivos</w:t>
-            </w:r>
-            <w:proofErr w:type="spellEnd"/>
+            <w:r>
+              <w:rPr>
+                <w:rFonts w:ascii="Calibri" w:hAnsi="Calibri" w:cs="Calibri"/>
+                <w:sz w:val="18"/>
+                <w:szCs w:val="18"/>
+              </w:rPr>
+              <w:t>Priorizar en modelos explicativos y predictivos</w:t>
+            </w:r>
           </w:p>
         </w:tc>
         <w:tc>
@@ -15080,34 +9092,14 @@
                 <w:szCs w:val="18"/>
               </w:rPr>
             </w:pPr>
-            <w:proofErr w:type="spellStart"/>
-            <w:r>
-              <w:rPr>
-                <w:rFonts w:ascii="Calibri" w:hAnsi="Calibri" w:cs="Calibri"/>
-                <w:sz w:val="18"/>
-                <w:szCs w:val="18"/>
-              </w:rPr>
-              <w:t>Correlación</w:t>
-            </w:r>
-            <w:proofErr w:type="spellEnd"/>
-            <w:r>
-              <w:rPr>
-                <w:rFonts w:ascii="Calibri" w:hAnsi="Calibri" w:cs="Calibri"/>
-                <w:sz w:val="18"/>
-                <w:szCs w:val="18"/>
-              </w:rPr>
-              <w:t xml:space="preserve"> </w:t>
-            </w:r>
-            <w:proofErr w:type="spellStart"/>
-            <w:r>
-              <w:rPr>
-                <w:rFonts w:ascii="Calibri" w:hAnsi="Calibri" w:cs="Calibri"/>
-                <w:sz w:val="18"/>
-                <w:szCs w:val="18"/>
-              </w:rPr>
-              <w:t>estable</w:t>
-            </w:r>
-            <w:proofErr w:type="spellEnd"/>
+            <w:r>
+              <w:rPr>
+                <w:rFonts w:ascii="Calibri" w:hAnsi="Calibri" w:cs="Calibri"/>
+                <w:sz w:val="18"/>
+                <w:szCs w:val="18"/>
+              </w:rPr>
+              <w:t>Correlación estable</w:t>
+            </w:r>
           </w:p>
         </w:tc>
         <w:tc>
@@ -15123,70 +9115,14 @@
                 <w:szCs w:val="18"/>
               </w:rPr>
             </w:pPr>
-            <w:proofErr w:type="spellStart"/>
-            <w:r>
-              <w:rPr>
-                <w:rFonts w:ascii="Calibri" w:hAnsi="Calibri" w:cs="Calibri"/>
-                <w:sz w:val="18"/>
-                <w:szCs w:val="18"/>
-              </w:rPr>
-              <w:t>RainToday_bin</w:t>
-            </w:r>
-            <w:proofErr w:type="spellEnd"/>
-            <w:r>
-              <w:rPr>
-                <w:rFonts w:ascii="Calibri" w:hAnsi="Calibri" w:cs="Calibri"/>
-                <w:sz w:val="18"/>
-                <w:szCs w:val="18"/>
-              </w:rPr>
-              <w:t xml:space="preserve"> </w:t>
-            </w:r>
-            <w:proofErr w:type="spellStart"/>
-            <w:r>
-              <w:rPr>
-                <w:rFonts w:ascii="Calibri" w:hAnsi="Calibri" w:cs="Calibri"/>
-                <w:sz w:val="18"/>
-                <w:szCs w:val="18"/>
-              </w:rPr>
-              <w:t>como</w:t>
-            </w:r>
-            <w:proofErr w:type="spellEnd"/>
-            <w:r>
-              <w:rPr>
-                <w:rFonts w:ascii="Calibri" w:hAnsi="Calibri" w:cs="Calibri"/>
-                <w:sz w:val="18"/>
-                <w:szCs w:val="18"/>
-              </w:rPr>
-              <w:t xml:space="preserve"> </w:t>
-            </w:r>
-            <w:proofErr w:type="spellStart"/>
-            <w:r>
-              <w:rPr>
-                <w:rFonts w:ascii="Calibri" w:hAnsi="Calibri" w:cs="Calibri"/>
-                <w:sz w:val="18"/>
-                <w:szCs w:val="18"/>
-              </w:rPr>
-              <w:t>señal</w:t>
-            </w:r>
-            <w:proofErr w:type="spellEnd"/>
-            <w:r>
-              <w:rPr>
-                <w:rFonts w:ascii="Calibri" w:hAnsi="Calibri" w:cs="Calibri"/>
-                <w:sz w:val="18"/>
-                <w:szCs w:val="18"/>
-              </w:rPr>
-              <w:t xml:space="preserve"> </w:t>
-            </w:r>
-            <w:proofErr w:type="spellStart"/>
-            <w:r>
-              <w:rPr>
-                <w:rFonts w:ascii="Calibri" w:hAnsi="Calibri" w:cs="Calibri"/>
-                <w:sz w:val="18"/>
-                <w:szCs w:val="18"/>
-              </w:rPr>
-              <w:t>antecedente</w:t>
-            </w:r>
-            <w:proofErr w:type="spellEnd"/>
+            <w:r>
+              <w:rPr>
+                <w:rFonts w:ascii="Calibri" w:hAnsi="Calibri" w:cs="Calibri"/>
+                <w:sz w:val="18"/>
+                <w:szCs w:val="18"/>
+              </w:rPr>
+              <w:t>RainToday_bin como señal antecedente</w:t>
+            </w:r>
           </w:p>
         </w:tc>
         <w:tc>
@@ -15225,70 +9161,14 @@
                 <w:szCs w:val="18"/>
               </w:rPr>
             </w:pPr>
-            <w:proofErr w:type="spellStart"/>
-            <w:r>
-              <w:rPr>
-                <w:rFonts w:ascii="Calibri" w:hAnsi="Calibri" w:cs="Calibri"/>
-                <w:sz w:val="18"/>
-                <w:szCs w:val="18"/>
-              </w:rPr>
-              <w:t>Incluir</w:t>
-            </w:r>
-            <w:proofErr w:type="spellEnd"/>
-            <w:r>
-              <w:rPr>
-                <w:rFonts w:ascii="Calibri" w:hAnsi="Calibri" w:cs="Calibri"/>
-                <w:sz w:val="18"/>
-                <w:szCs w:val="18"/>
-              </w:rPr>
-              <w:t xml:space="preserve"> </w:t>
-            </w:r>
-            <w:proofErr w:type="spellStart"/>
-            <w:r>
-              <w:rPr>
-                <w:rFonts w:ascii="Calibri" w:hAnsi="Calibri" w:cs="Calibri"/>
-                <w:sz w:val="18"/>
-                <w:szCs w:val="18"/>
-              </w:rPr>
-              <w:t>como</w:t>
-            </w:r>
-            <w:proofErr w:type="spellEnd"/>
-            <w:r>
-              <w:rPr>
-                <w:rFonts w:ascii="Calibri" w:hAnsi="Calibri" w:cs="Calibri"/>
-                <w:sz w:val="18"/>
-                <w:szCs w:val="18"/>
-              </w:rPr>
-              <w:t xml:space="preserve"> variable </w:t>
-            </w:r>
-            <w:proofErr w:type="spellStart"/>
-            <w:r>
-              <w:rPr>
-                <w:rFonts w:ascii="Calibri" w:hAnsi="Calibri" w:cs="Calibri"/>
-                <w:sz w:val="18"/>
-                <w:szCs w:val="18"/>
-              </w:rPr>
-              <w:t>categórica</w:t>
-            </w:r>
-            <w:proofErr w:type="spellEnd"/>
-            <w:r>
-              <w:rPr>
-                <w:rFonts w:ascii="Calibri" w:hAnsi="Calibri" w:cs="Calibri"/>
-                <w:sz w:val="18"/>
-                <w:szCs w:val="18"/>
-              </w:rPr>
-              <w:t xml:space="preserve"> </w:t>
-            </w:r>
-            <w:proofErr w:type="spellStart"/>
-            <w:r>
-              <w:rPr>
-                <w:rFonts w:ascii="Calibri" w:hAnsi="Calibri" w:cs="Calibri"/>
-                <w:sz w:val="18"/>
-                <w:szCs w:val="18"/>
-              </w:rPr>
-              <w:t>binaria</w:t>
-            </w:r>
-            <w:proofErr w:type="spellEnd"/>
+            <w:r>
+              <w:rPr>
+                <w:rFonts w:ascii="Calibri" w:hAnsi="Calibri" w:cs="Calibri"/>
+                <w:sz w:val="18"/>
+                <w:szCs w:val="18"/>
+              </w:rPr>
+              <w:t>Incluir como variable categórica binaria</w:t>
+            </w:r>
           </w:p>
         </w:tc>
         <w:tc>
@@ -15331,34 +9211,14 @@
                 <w:szCs w:val="18"/>
               </w:rPr>
             </w:pPr>
-            <w:proofErr w:type="spellStart"/>
-            <w:r>
-              <w:rPr>
-                <w:rFonts w:ascii="Calibri" w:hAnsi="Calibri" w:cs="Calibri"/>
-                <w:sz w:val="18"/>
-                <w:szCs w:val="18"/>
-              </w:rPr>
-              <w:t>Correlación</w:t>
-            </w:r>
-            <w:proofErr w:type="spellEnd"/>
-            <w:r>
-              <w:rPr>
-                <w:rFonts w:ascii="Calibri" w:hAnsi="Calibri" w:cs="Calibri"/>
-                <w:sz w:val="18"/>
-                <w:szCs w:val="18"/>
-              </w:rPr>
-              <w:t xml:space="preserve"> </w:t>
-            </w:r>
-            <w:proofErr w:type="spellStart"/>
-            <w:r>
-              <w:rPr>
-                <w:rFonts w:ascii="Calibri" w:hAnsi="Calibri" w:cs="Calibri"/>
-                <w:sz w:val="18"/>
-                <w:szCs w:val="18"/>
-              </w:rPr>
-              <w:t>estable</w:t>
-            </w:r>
-            <w:proofErr w:type="spellEnd"/>
+            <w:r>
+              <w:rPr>
+                <w:rFonts w:ascii="Calibri" w:hAnsi="Calibri" w:cs="Calibri"/>
+                <w:sz w:val="18"/>
+                <w:szCs w:val="18"/>
+              </w:rPr>
+              <w:t>Correlación estable</w:t>
+            </w:r>
           </w:p>
         </w:tc>
         <w:tc>
@@ -15380,72 +9240,8 @@
                 <w:sz w:val="18"/>
                 <w:szCs w:val="18"/>
               </w:rPr>
-              <w:t xml:space="preserve">Rainfall </w:t>
-            </w:r>
-            <w:proofErr w:type="spellStart"/>
-            <w:r>
-              <w:rPr>
-                <w:rFonts w:ascii="Calibri" w:hAnsi="Calibri" w:cs="Calibri"/>
-                <w:sz w:val="18"/>
-                <w:szCs w:val="18"/>
-              </w:rPr>
-              <w:t>como</w:t>
-            </w:r>
-            <w:proofErr w:type="spellEnd"/>
-            <w:r>
-              <w:rPr>
-                <w:rFonts w:ascii="Calibri" w:hAnsi="Calibri" w:cs="Calibri"/>
-                <w:sz w:val="18"/>
-                <w:szCs w:val="18"/>
-              </w:rPr>
-              <w:t xml:space="preserve"> </w:t>
-            </w:r>
-            <w:proofErr w:type="spellStart"/>
-            <w:r>
-              <w:rPr>
-                <w:rFonts w:ascii="Calibri" w:hAnsi="Calibri" w:cs="Calibri"/>
-                <w:sz w:val="18"/>
-                <w:szCs w:val="18"/>
-              </w:rPr>
-              <w:t>señal</w:t>
-            </w:r>
-            <w:proofErr w:type="spellEnd"/>
-            <w:r>
-              <w:rPr>
-                <w:rFonts w:ascii="Calibri" w:hAnsi="Calibri" w:cs="Calibri"/>
-                <w:sz w:val="18"/>
-                <w:szCs w:val="18"/>
-              </w:rPr>
-              <w:t xml:space="preserve"> </w:t>
-            </w:r>
-            <w:proofErr w:type="spellStart"/>
-            <w:r>
-              <w:rPr>
-                <w:rFonts w:ascii="Calibri" w:hAnsi="Calibri" w:cs="Calibri"/>
-                <w:sz w:val="18"/>
-                <w:szCs w:val="18"/>
-              </w:rPr>
-              <w:t>meteorológica</w:t>
-            </w:r>
-            <w:proofErr w:type="spellEnd"/>
-            <w:r>
-              <w:rPr>
-                <w:rFonts w:ascii="Calibri" w:hAnsi="Calibri" w:cs="Calibri"/>
-                <w:sz w:val="18"/>
-                <w:szCs w:val="18"/>
-              </w:rPr>
-              <w:t xml:space="preserve"> </w:t>
-            </w:r>
-            <w:proofErr w:type="spellStart"/>
-            <w:r>
-              <w:rPr>
-                <w:rFonts w:ascii="Calibri" w:hAnsi="Calibri" w:cs="Calibri"/>
-                <w:sz w:val="18"/>
-                <w:szCs w:val="18"/>
-              </w:rPr>
-              <w:t>antecedente</w:t>
-            </w:r>
-            <w:proofErr w:type="spellEnd"/>
+              <w:t>Rainfall como señal meteorológica antecedente</w:t>
+            </w:r>
           </w:p>
         </w:tc>
         <w:tc>
@@ -15484,124 +9280,14 @@
                 <w:szCs w:val="18"/>
               </w:rPr>
             </w:pPr>
-            <w:proofErr w:type="spellStart"/>
-            <w:r>
-              <w:rPr>
-                <w:rFonts w:ascii="Calibri" w:hAnsi="Calibri" w:cs="Calibri"/>
-                <w:sz w:val="18"/>
-                <w:szCs w:val="18"/>
-              </w:rPr>
-              <w:t>Incluir</w:t>
-            </w:r>
-            <w:proofErr w:type="spellEnd"/>
-            <w:r>
-              <w:rPr>
-                <w:rFonts w:ascii="Calibri" w:hAnsi="Calibri" w:cs="Calibri"/>
-                <w:sz w:val="18"/>
-                <w:szCs w:val="18"/>
-              </w:rPr>
-              <w:t xml:space="preserve"> </w:t>
-            </w:r>
-            <w:proofErr w:type="spellStart"/>
-            <w:r>
-              <w:rPr>
-                <w:rFonts w:ascii="Calibri" w:hAnsi="Calibri" w:cs="Calibri"/>
-                <w:sz w:val="18"/>
-                <w:szCs w:val="18"/>
-              </w:rPr>
-              <w:t>como</w:t>
-            </w:r>
-            <w:proofErr w:type="spellEnd"/>
-            <w:r>
-              <w:rPr>
-                <w:rFonts w:ascii="Calibri" w:hAnsi="Calibri" w:cs="Calibri"/>
-                <w:sz w:val="18"/>
-                <w:szCs w:val="18"/>
-              </w:rPr>
-              <w:t xml:space="preserve"> variable </w:t>
-            </w:r>
-            <w:proofErr w:type="spellStart"/>
-            <w:r>
-              <w:rPr>
-                <w:rFonts w:ascii="Calibri" w:hAnsi="Calibri" w:cs="Calibri"/>
-                <w:sz w:val="18"/>
-                <w:szCs w:val="18"/>
-              </w:rPr>
-              <w:t>candidata</w:t>
-            </w:r>
-            <w:proofErr w:type="spellEnd"/>
-            <w:r>
-              <w:rPr>
-                <w:rFonts w:ascii="Calibri" w:hAnsi="Calibri" w:cs="Calibri"/>
-                <w:sz w:val="18"/>
-                <w:szCs w:val="18"/>
-              </w:rPr>
-              <w:t xml:space="preserve">, </w:t>
-            </w:r>
-            <w:proofErr w:type="spellStart"/>
-            <w:r>
-              <w:rPr>
-                <w:rFonts w:ascii="Calibri" w:hAnsi="Calibri" w:cs="Calibri"/>
-                <w:sz w:val="18"/>
-                <w:szCs w:val="18"/>
-              </w:rPr>
-              <w:t>considerando</w:t>
-            </w:r>
-            <w:proofErr w:type="spellEnd"/>
-            <w:r>
-              <w:rPr>
-                <w:rFonts w:ascii="Calibri" w:hAnsi="Calibri" w:cs="Calibri"/>
-                <w:sz w:val="18"/>
-                <w:szCs w:val="18"/>
-              </w:rPr>
-              <w:t xml:space="preserve"> </w:t>
-            </w:r>
-            <w:proofErr w:type="spellStart"/>
-            <w:r>
-              <w:rPr>
-                <w:rFonts w:ascii="Calibri" w:hAnsi="Calibri" w:cs="Calibri"/>
-                <w:sz w:val="18"/>
-                <w:szCs w:val="18"/>
-              </w:rPr>
-              <w:t>asimetría</w:t>
-            </w:r>
-            <w:proofErr w:type="spellEnd"/>
-            <w:r>
-              <w:rPr>
-                <w:rFonts w:ascii="Calibri" w:hAnsi="Calibri" w:cs="Calibri"/>
-                <w:sz w:val="18"/>
-                <w:szCs w:val="18"/>
-              </w:rPr>
-              <w:t xml:space="preserve"> y </w:t>
-            </w:r>
-            <w:proofErr w:type="spellStart"/>
-            <w:r>
-              <w:rPr>
-                <w:rFonts w:ascii="Calibri" w:hAnsi="Calibri" w:cs="Calibri"/>
-                <w:sz w:val="18"/>
-                <w:szCs w:val="18"/>
-              </w:rPr>
-              <w:t>posible</w:t>
-            </w:r>
-            <w:proofErr w:type="spellEnd"/>
-            <w:r>
-              <w:rPr>
-                <w:rFonts w:ascii="Calibri" w:hAnsi="Calibri" w:cs="Calibri"/>
-                <w:sz w:val="18"/>
-                <w:szCs w:val="18"/>
-              </w:rPr>
-              <w:t xml:space="preserve"> </w:t>
-            </w:r>
-            <w:proofErr w:type="spellStart"/>
-            <w:r>
-              <w:rPr>
-                <w:rFonts w:ascii="Calibri" w:hAnsi="Calibri" w:cs="Calibri"/>
-                <w:sz w:val="18"/>
-                <w:szCs w:val="18"/>
-              </w:rPr>
-              <w:t>transformación</w:t>
-            </w:r>
-            <w:proofErr w:type="spellEnd"/>
+            <w:r>
+              <w:rPr>
+                <w:rFonts w:ascii="Calibri" w:hAnsi="Calibri" w:cs="Calibri"/>
+                <w:sz w:val="18"/>
+                <w:szCs w:val="18"/>
+              </w:rPr>
+              <w:t>Incluir como variable candidata, considerando asimetría y posible transformación</w:t>
+            </w:r>
           </w:p>
         </w:tc>
         <w:tc>
@@ -15644,34 +9330,14 @@
                 <w:szCs w:val="18"/>
               </w:rPr>
             </w:pPr>
-            <w:proofErr w:type="spellStart"/>
-            <w:r>
-              <w:rPr>
-                <w:rFonts w:ascii="Calibri" w:hAnsi="Calibri" w:cs="Calibri"/>
-                <w:sz w:val="18"/>
-                <w:szCs w:val="18"/>
-              </w:rPr>
-              <w:t>Correlación</w:t>
-            </w:r>
-            <w:proofErr w:type="spellEnd"/>
-            <w:r>
-              <w:rPr>
-                <w:rFonts w:ascii="Calibri" w:hAnsi="Calibri" w:cs="Calibri"/>
-                <w:sz w:val="18"/>
-                <w:szCs w:val="18"/>
-              </w:rPr>
-              <w:t xml:space="preserve"> </w:t>
-            </w:r>
-            <w:proofErr w:type="spellStart"/>
-            <w:r>
-              <w:rPr>
-                <w:rFonts w:ascii="Calibri" w:hAnsi="Calibri" w:cs="Calibri"/>
-                <w:sz w:val="18"/>
-                <w:szCs w:val="18"/>
-              </w:rPr>
-              <w:t>estable</w:t>
-            </w:r>
-            <w:proofErr w:type="spellEnd"/>
+            <w:r>
+              <w:rPr>
+                <w:rFonts w:ascii="Calibri" w:hAnsi="Calibri" w:cs="Calibri"/>
+                <w:sz w:val="18"/>
+                <w:szCs w:val="18"/>
+              </w:rPr>
+              <w:t>Correlación estable</w:t>
+            </w:r>
           </w:p>
         </w:tc>
         <w:tc>
@@ -15693,36 +9359,8 @@
                 <w:sz w:val="18"/>
                 <w:szCs w:val="18"/>
               </w:rPr>
-              <w:t xml:space="preserve">Pressure3pm con </w:t>
-            </w:r>
-            <w:proofErr w:type="spellStart"/>
-            <w:r>
-              <w:rPr>
-                <w:rFonts w:ascii="Calibri" w:hAnsi="Calibri" w:cs="Calibri"/>
-                <w:sz w:val="18"/>
-                <w:szCs w:val="18"/>
-              </w:rPr>
-              <w:t>asociación</w:t>
-            </w:r>
-            <w:proofErr w:type="spellEnd"/>
-            <w:r>
-              <w:rPr>
-                <w:rFonts w:ascii="Calibri" w:hAnsi="Calibri" w:cs="Calibri"/>
-                <w:sz w:val="18"/>
-                <w:szCs w:val="18"/>
-              </w:rPr>
-              <w:t xml:space="preserve"> </w:t>
-            </w:r>
-            <w:proofErr w:type="spellStart"/>
-            <w:r>
-              <w:rPr>
-                <w:rFonts w:ascii="Calibri" w:hAnsi="Calibri" w:cs="Calibri"/>
-                <w:sz w:val="18"/>
-                <w:szCs w:val="18"/>
-              </w:rPr>
-              <w:t>inversa</w:t>
-            </w:r>
-            <w:proofErr w:type="spellEnd"/>
+              <w:t>Pressure3pm con asociación inversa</w:t>
+            </w:r>
           </w:p>
         </w:tc>
         <w:tc>
@@ -15761,106 +9399,14 @@
                 <w:szCs w:val="18"/>
               </w:rPr>
             </w:pPr>
-            <w:proofErr w:type="spellStart"/>
-            <w:r>
-              <w:rPr>
-                <w:rFonts w:ascii="Calibri" w:hAnsi="Calibri" w:cs="Calibri"/>
-                <w:sz w:val="18"/>
-                <w:szCs w:val="18"/>
-              </w:rPr>
-              <w:t>Incluir</w:t>
-            </w:r>
-            <w:proofErr w:type="spellEnd"/>
-            <w:r>
-              <w:rPr>
-                <w:rFonts w:ascii="Calibri" w:hAnsi="Calibri" w:cs="Calibri"/>
-                <w:sz w:val="18"/>
-                <w:szCs w:val="18"/>
-              </w:rPr>
-              <w:t xml:space="preserve"> </w:t>
-            </w:r>
-            <w:proofErr w:type="spellStart"/>
-            <w:r>
-              <w:rPr>
-                <w:rFonts w:ascii="Calibri" w:hAnsi="Calibri" w:cs="Calibri"/>
-                <w:sz w:val="18"/>
-                <w:szCs w:val="18"/>
-              </w:rPr>
-              <w:t>por</w:t>
-            </w:r>
-            <w:proofErr w:type="spellEnd"/>
-            <w:r>
-              <w:rPr>
-                <w:rFonts w:ascii="Calibri" w:hAnsi="Calibri" w:cs="Calibri"/>
-                <w:sz w:val="18"/>
-                <w:szCs w:val="18"/>
-              </w:rPr>
-              <w:t xml:space="preserve"> </w:t>
-            </w:r>
-            <w:proofErr w:type="spellStart"/>
-            <w:r>
-              <w:rPr>
-                <w:rFonts w:ascii="Calibri" w:hAnsi="Calibri" w:cs="Calibri"/>
-                <w:sz w:val="18"/>
-                <w:szCs w:val="18"/>
-              </w:rPr>
-              <w:t>interpretación</w:t>
-            </w:r>
-            <w:proofErr w:type="spellEnd"/>
-            <w:r>
-              <w:rPr>
-                <w:rFonts w:ascii="Calibri" w:hAnsi="Calibri" w:cs="Calibri"/>
-                <w:sz w:val="18"/>
-                <w:szCs w:val="18"/>
-              </w:rPr>
-              <w:t xml:space="preserve"> </w:t>
-            </w:r>
-            <w:proofErr w:type="spellStart"/>
-            <w:r>
-              <w:rPr>
-                <w:rFonts w:ascii="Calibri" w:hAnsi="Calibri" w:cs="Calibri"/>
-                <w:sz w:val="18"/>
-                <w:szCs w:val="18"/>
-              </w:rPr>
-              <w:t>meteorológica</w:t>
-            </w:r>
-            <w:proofErr w:type="spellEnd"/>
-            <w:r>
-              <w:rPr>
-                <w:rFonts w:ascii="Calibri" w:hAnsi="Calibri" w:cs="Calibri"/>
-                <w:sz w:val="18"/>
-                <w:szCs w:val="18"/>
-              </w:rPr>
-              <w:t xml:space="preserve"> y </w:t>
-            </w:r>
-            <w:proofErr w:type="spellStart"/>
-            <w:r>
-              <w:rPr>
-                <w:rFonts w:ascii="Calibri" w:hAnsi="Calibri" w:cs="Calibri"/>
-                <w:sz w:val="18"/>
-                <w:szCs w:val="18"/>
-              </w:rPr>
-              <w:t>relación</w:t>
-            </w:r>
-            <w:proofErr w:type="spellEnd"/>
-            <w:r>
-              <w:rPr>
-                <w:rFonts w:ascii="Calibri" w:hAnsi="Calibri" w:cs="Calibri"/>
-                <w:sz w:val="18"/>
-                <w:szCs w:val="18"/>
-              </w:rPr>
-              <w:t xml:space="preserve"> </w:t>
-            </w:r>
-            <w:proofErr w:type="spellStart"/>
-            <w:r>
-              <w:rPr>
-                <w:rFonts w:ascii="Calibri" w:hAnsi="Calibri" w:cs="Calibri"/>
-                <w:sz w:val="18"/>
-                <w:szCs w:val="18"/>
-              </w:rPr>
-              <w:t>estable</w:t>
-            </w:r>
-            <w:proofErr w:type="spellEnd"/>
+            <w:r>
+              <w:rPr>
+                <w:rFonts w:ascii="Calibri" w:hAnsi="Calibri" w:cs="Calibri"/>
+                <w:sz w:val="18"/>
+                <w:szCs w:val="18"/>
+              </w:rPr>
+              <w:t>Incluir por interpretación meteorológica y relación estable</w:t>
+            </w:r>
           </w:p>
         </w:tc>
         <w:tc>
@@ -15903,7 +9449,6 @@
                 <w:szCs w:val="18"/>
               </w:rPr>
             </w:pPr>
-            <w:proofErr w:type="spellStart"/>
             <w:r>
               <w:rPr>
                 <w:rFonts w:ascii="Calibri" w:hAnsi="Calibri" w:cs="Calibri"/>
@@ -15912,7 +9457,6 @@
               </w:rPr>
               <w:t>Robustez</w:t>
             </w:r>
-            <w:proofErr w:type="spellEnd"/>
           </w:p>
         </w:tc>
         <w:tc>
@@ -15928,41 +9472,13 @@
                 <w:szCs w:val="18"/>
               </w:rPr>
             </w:pPr>
-            <w:proofErr w:type="spellStart"/>
-            <w:r>
-              <w:rPr>
-                <w:rFonts w:ascii="Calibri" w:hAnsi="Calibri" w:cs="Calibri"/>
-                <w:sz w:val="18"/>
-                <w:szCs w:val="18"/>
-              </w:rPr>
-              <w:t>Robustez</w:t>
-            </w:r>
-            <w:proofErr w:type="spellEnd"/>
-            <w:r>
-              <w:rPr>
-                <w:rFonts w:ascii="Calibri" w:hAnsi="Calibri" w:cs="Calibri"/>
-                <w:sz w:val="18"/>
-                <w:szCs w:val="18"/>
-              </w:rPr>
-              <w:t xml:space="preserve"> del </w:t>
-            </w:r>
-            <w:proofErr w:type="spellStart"/>
-            <w:r>
-              <w:rPr>
-                <w:rFonts w:ascii="Calibri" w:hAnsi="Calibri" w:cs="Calibri"/>
-                <w:sz w:val="18"/>
-                <w:szCs w:val="18"/>
-              </w:rPr>
-              <w:t>contraste</w:t>
-            </w:r>
-            <w:proofErr w:type="spellEnd"/>
-            <w:r>
-              <w:rPr>
-                <w:rFonts w:ascii="Calibri" w:hAnsi="Calibri" w:cs="Calibri"/>
-                <w:sz w:val="18"/>
-                <w:szCs w:val="18"/>
-              </w:rPr>
-              <w:t xml:space="preserve"> principal</w:t>
+            <w:r>
+              <w:rPr>
+                <w:rFonts w:ascii="Calibri" w:hAnsi="Calibri" w:cs="Calibri"/>
+                <w:sz w:val="18"/>
+                <w:szCs w:val="18"/>
+              </w:rPr>
+              <w:t>Robustez del contraste principal</w:t>
             </w:r>
           </w:p>
         </w:tc>
@@ -15979,95 +9495,13 @@
                 <w:szCs w:val="18"/>
               </w:rPr>
             </w:pPr>
-            <w:proofErr w:type="spellStart"/>
-            <w:r>
-              <w:rPr>
-                <w:rFonts w:ascii="Calibri" w:hAnsi="Calibri" w:cs="Calibri"/>
-                <w:sz w:val="18"/>
-                <w:szCs w:val="18"/>
-              </w:rPr>
-              <w:t>Diferencia</w:t>
-            </w:r>
-            <w:proofErr w:type="spellEnd"/>
-            <w:r>
-              <w:rPr>
-                <w:rFonts w:ascii="Calibri" w:hAnsi="Calibri" w:cs="Calibri"/>
-                <w:sz w:val="18"/>
-                <w:szCs w:val="18"/>
-              </w:rPr>
-              <w:t xml:space="preserve"> original = 22.2894; </w:t>
-            </w:r>
-            <w:proofErr w:type="spellStart"/>
-            <w:r>
-              <w:rPr>
-                <w:rFonts w:ascii="Calibri" w:hAnsi="Calibri" w:cs="Calibri"/>
-                <w:sz w:val="18"/>
-                <w:szCs w:val="18"/>
-              </w:rPr>
-              <w:t>diferencia</w:t>
-            </w:r>
-            <w:proofErr w:type="spellEnd"/>
-            <w:r>
-              <w:rPr>
-                <w:rFonts w:ascii="Calibri" w:hAnsi="Calibri" w:cs="Calibri"/>
-                <w:sz w:val="18"/>
-                <w:szCs w:val="18"/>
-              </w:rPr>
-              <w:t xml:space="preserve"> </w:t>
-            </w:r>
-            <w:proofErr w:type="spellStart"/>
-            <w:r>
-              <w:rPr>
-                <w:rFonts w:ascii="Calibri" w:hAnsi="Calibri" w:cs="Calibri"/>
-                <w:sz w:val="18"/>
-                <w:szCs w:val="18"/>
-              </w:rPr>
-              <w:t>winsorizada</w:t>
-            </w:r>
-            <w:proofErr w:type="spellEnd"/>
-            <w:r>
-              <w:rPr>
-                <w:rFonts w:ascii="Calibri" w:hAnsi="Calibri" w:cs="Calibri"/>
-                <w:sz w:val="18"/>
-                <w:szCs w:val="18"/>
-              </w:rPr>
-              <w:t xml:space="preserve"> = 22.3699; </w:t>
-            </w:r>
-            <w:proofErr w:type="spellStart"/>
-            <w:r>
-              <w:rPr>
-                <w:rFonts w:ascii="Calibri" w:hAnsi="Calibri" w:cs="Calibri"/>
-                <w:sz w:val="18"/>
-                <w:szCs w:val="18"/>
-              </w:rPr>
-              <w:t>diferencia</w:t>
-            </w:r>
-            <w:proofErr w:type="spellEnd"/>
-            <w:r>
-              <w:rPr>
-                <w:rFonts w:ascii="Calibri" w:hAnsi="Calibri" w:cs="Calibri"/>
-                <w:sz w:val="18"/>
-                <w:szCs w:val="18"/>
-              </w:rPr>
-              <w:t xml:space="preserve"> de </w:t>
-            </w:r>
-            <w:proofErr w:type="spellStart"/>
-            <w:r>
-              <w:rPr>
-                <w:rFonts w:ascii="Calibri" w:hAnsi="Calibri" w:cs="Calibri"/>
-                <w:sz w:val="18"/>
-                <w:szCs w:val="18"/>
-              </w:rPr>
-              <w:t>medianas</w:t>
-            </w:r>
-            <w:proofErr w:type="spellEnd"/>
-            <w:r>
-              <w:rPr>
-                <w:rFonts w:ascii="Calibri" w:hAnsi="Calibri" w:cs="Calibri"/>
-                <w:sz w:val="18"/>
-                <w:szCs w:val="18"/>
-              </w:rPr>
-              <w:t xml:space="preserve"> = 23.0000</w:t>
+            <w:r>
+              <w:rPr>
+                <w:rFonts w:ascii="Calibri" w:hAnsi="Calibri" w:cs="Calibri"/>
+                <w:sz w:val="18"/>
+                <w:szCs w:val="18"/>
+              </w:rPr>
+              <w:t>Diferencia original = 22.2894; diferencia winsorizada = 22.3699; diferencia de medianas = 23.0000</w:t>
             </w:r>
           </w:p>
         </w:tc>
@@ -16090,126 +9524,8 @@
                 <w:sz w:val="18"/>
                 <w:szCs w:val="18"/>
               </w:rPr>
-              <w:t xml:space="preserve">No se </w:t>
-            </w:r>
-            <w:proofErr w:type="spellStart"/>
-            <w:r>
-              <w:rPr>
-                <w:rFonts w:ascii="Calibri" w:hAnsi="Calibri" w:cs="Calibri"/>
-                <w:sz w:val="18"/>
-                <w:szCs w:val="18"/>
-              </w:rPr>
-              <w:t>requiere</w:t>
-            </w:r>
-            <w:proofErr w:type="spellEnd"/>
-            <w:r>
-              <w:rPr>
-                <w:rFonts w:ascii="Calibri" w:hAnsi="Calibri" w:cs="Calibri"/>
-                <w:sz w:val="18"/>
-                <w:szCs w:val="18"/>
-              </w:rPr>
-              <w:t xml:space="preserve"> </w:t>
-            </w:r>
-            <w:proofErr w:type="spellStart"/>
-            <w:r>
-              <w:rPr>
-                <w:rFonts w:ascii="Calibri" w:hAnsi="Calibri" w:cs="Calibri"/>
-                <w:sz w:val="18"/>
-                <w:szCs w:val="18"/>
-              </w:rPr>
-              <w:t>descartar</w:t>
-            </w:r>
-            <w:proofErr w:type="spellEnd"/>
-            <w:r>
-              <w:rPr>
-                <w:rFonts w:ascii="Calibri" w:hAnsi="Calibri" w:cs="Calibri"/>
-                <w:sz w:val="18"/>
-                <w:szCs w:val="18"/>
-              </w:rPr>
-              <w:t xml:space="preserve"> el </w:t>
-            </w:r>
-            <w:proofErr w:type="spellStart"/>
-            <w:r>
-              <w:rPr>
-                <w:rFonts w:ascii="Calibri" w:hAnsi="Calibri" w:cs="Calibri"/>
-                <w:sz w:val="18"/>
-                <w:szCs w:val="18"/>
-              </w:rPr>
-              <w:t>hallazgo</w:t>
-            </w:r>
-            <w:proofErr w:type="spellEnd"/>
-            <w:r>
-              <w:rPr>
-                <w:rFonts w:ascii="Calibri" w:hAnsi="Calibri" w:cs="Calibri"/>
-                <w:sz w:val="18"/>
-                <w:szCs w:val="18"/>
-              </w:rPr>
-              <w:t xml:space="preserve"> principal </w:t>
-            </w:r>
-            <w:proofErr w:type="spellStart"/>
-            <w:r>
-              <w:rPr>
-                <w:rFonts w:ascii="Calibri" w:hAnsi="Calibri" w:cs="Calibri"/>
-                <w:sz w:val="18"/>
-                <w:szCs w:val="18"/>
-              </w:rPr>
-              <w:t>por</w:t>
-            </w:r>
-            <w:proofErr w:type="spellEnd"/>
-            <w:r>
-              <w:rPr>
-                <w:rFonts w:ascii="Calibri" w:hAnsi="Calibri" w:cs="Calibri"/>
-                <w:sz w:val="18"/>
-                <w:szCs w:val="18"/>
-              </w:rPr>
-              <w:t xml:space="preserve"> </w:t>
-            </w:r>
-            <w:proofErr w:type="spellStart"/>
-            <w:r>
-              <w:rPr>
-                <w:rFonts w:ascii="Calibri" w:hAnsi="Calibri" w:cs="Calibri"/>
-                <w:sz w:val="18"/>
-                <w:szCs w:val="18"/>
-              </w:rPr>
-              <w:t>sensibilidad</w:t>
-            </w:r>
-            <w:proofErr w:type="spellEnd"/>
-            <w:r>
-              <w:rPr>
-                <w:rFonts w:ascii="Calibri" w:hAnsi="Calibri" w:cs="Calibri"/>
-                <w:sz w:val="18"/>
-                <w:szCs w:val="18"/>
-              </w:rPr>
-              <w:t xml:space="preserve"> </w:t>
-            </w:r>
-            <w:proofErr w:type="gramStart"/>
-            <w:r>
-              <w:rPr>
-                <w:rFonts w:ascii="Calibri" w:hAnsi="Calibri" w:cs="Calibri"/>
-                <w:sz w:val="18"/>
-                <w:szCs w:val="18"/>
-              </w:rPr>
-              <w:t>a</w:t>
-            </w:r>
-            <w:proofErr w:type="gramEnd"/>
-            <w:r>
-              <w:rPr>
-                <w:rFonts w:ascii="Calibri" w:hAnsi="Calibri" w:cs="Calibri"/>
-                <w:sz w:val="18"/>
-                <w:szCs w:val="18"/>
-              </w:rPr>
-              <w:t xml:space="preserve"> </w:t>
-            </w:r>
-            <w:proofErr w:type="spellStart"/>
-            <w:r>
-              <w:rPr>
-                <w:rFonts w:ascii="Calibri" w:hAnsi="Calibri" w:cs="Calibri"/>
-                <w:sz w:val="18"/>
-                <w:szCs w:val="18"/>
-              </w:rPr>
-              <w:t>extremos</w:t>
-            </w:r>
-            <w:proofErr w:type="spellEnd"/>
+              <w:t>No se requiere descartar el hallazgo principal por sensibilidad a extremos</w:t>
+            </w:r>
           </w:p>
         </w:tc>
         <w:tc>
@@ -16252,7 +9568,6 @@
                 <w:szCs w:val="18"/>
               </w:rPr>
             </w:pPr>
-            <w:proofErr w:type="spellStart"/>
             <w:r>
               <w:rPr>
                 <w:rFonts w:ascii="Calibri" w:hAnsi="Calibri" w:cs="Calibri"/>
@@ -16260,27 +9575,8 @@
                 <w:szCs w:val="18"/>
               </w:rPr>
               <w:lastRenderedPageBreak/>
-              <w:t>Subconjuntos</w:t>
-            </w:r>
-            <w:proofErr w:type="spellEnd"/>
-            <w:r>
-              <w:rPr>
-                <w:rFonts w:ascii="Calibri" w:hAnsi="Calibri" w:cs="Calibri"/>
-                <w:sz w:val="18"/>
-                <w:szCs w:val="18"/>
-              </w:rPr>
-              <w:t xml:space="preserve"> </w:t>
-            </w:r>
-            <w:proofErr w:type="spellStart"/>
-            <w:r>
-              <w:rPr>
-                <w:rFonts w:ascii="Calibri" w:hAnsi="Calibri" w:cs="Calibri"/>
-                <w:sz w:val="18"/>
-                <w:szCs w:val="18"/>
-              </w:rPr>
-              <w:t>influyentes</w:t>
-            </w:r>
-            <w:proofErr w:type="spellEnd"/>
+              <w:t>Subconjuntos influyentes</w:t>
+            </w:r>
           </w:p>
         </w:tc>
         <w:tc>
@@ -16296,70 +9592,14 @@
                 <w:szCs w:val="18"/>
               </w:rPr>
             </w:pPr>
-            <w:proofErr w:type="spellStart"/>
-            <w:r>
-              <w:rPr>
-                <w:rFonts w:ascii="Calibri" w:hAnsi="Calibri" w:cs="Calibri"/>
-                <w:sz w:val="18"/>
-                <w:szCs w:val="18"/>
-              </w:rPr>
-              <w:t>Sensibilidad</w:t>
-            </w:r>
-            <w:proofErr w:type="spellEnd"/>
-            <w:r>
-              <w:rPr>
-                <w:rFonts w:ascii="Calibri" w:hAnsi="Calibri" w:cs="Calibri"/>
-                <w:sz w:val="18"/>
-                <w:szCs w:val="18"/>
-              </w:rPr>
-              <w:t xml:space="preserve"> </w:t>
-            </w:r>
-            <w:proofErr w:type="spellStart"/>
-            <w:r>
-              <w:rPr>
-                <w:rFonts w:ascii="Calibri" w:hAnsi="Calibri" w:cs="Calibri"/>
-                <w:sz w:val="18"/>
-                <w:szCs w:val="18"/>
-              </w:rPr>
-              <w:t>por</w:t>
-            </w:r>
-            <w:proofErr w:type="spellEnd"/>
-            <w:r>
-              <w:rPr>
-                <w:rFonts w:ascii="Calibri" w:hAnsi="Calibri" w:cs="Calibri"/>
-                <w:sz w:val="18"/>
-                <w:szCs w:val="18"/>
-              </w:rPr>
-              <w:t xml:space="preserve"> </w:t>
-            </w:r>
-            <w:proofErr w:type="spellStart"/>
-            <w:r>
-              <w:rPr>
-                <w:rFonts w:ascii="Calibri" w:hAnsi="Calibri" w:cs="Calibri"/>
-                <w:sz w:val="18"/>
-                <w:szCs w:val="18"/>
-              </w:rPr>
-              <w:t>exclusión</w:t>
-            </w:r>
-            <w:proofErr w:type="spellEnd"/>
-            <w:r>
-              <w:rPr>
-                <w:rFonts w:ascii="Calibri" w:hAnsi="Calibri" w:cs="Calibri"/>
-                <w:sz w:val="18"/>
-                <w:szCs w:val="18"/>
-              </w:rPr>
-              <w:t xml:space="preserve"> de </w:t>
-            </w:r>
-            <w:proofErr w:type="spellStart"/>
-            <w:r>
-              <w:rPr>
-                <w:rFonts w:ascii="Calibri" w:hAnsi="Calibri" w:cs="Calibri"/>
-                <w:sz w:val="18"/>
-                <w:szCs w:val="18"/>
-              </w:rPr>
-              <w:t>localidad</w:t>
-            </w:r>
-            <w:proofErr w:type="spellEnd"/>
+            <w:r>
+              <w:rPr>
+                <w:rFonts w:ascii="Calibri" w:hAnsi="Calibri" w:cs="Calibri"/>
+                <w:sz w:val="18"/>
+                <w:szCs w:val="18"/>
+              </w:rPr>
+              <w:t>Sensibilidad por exclusión de localidad</w:t>
+            </w:r>
           </w:p>
         </w:tc>
         <w:tc>
@@ -16381,61 +9621,7 @@
                 <w:sz w:val="18"/>
                 <w:szCs w:val="18"/>
               </w:rPr>
-              <w:t xml:space="preserve">Mayor </w:t>
-            </w:r>
-            <w:proofErr w:type="spellStart"/>
-            <w:r>
-              <w:rPr>
-                <w:rFonts w:ascii="Calibri" w:hAnsi="Calibri" w:cs="Calibri"/>
-                <w:sz w:val="18"/>
-                <w:szCs w:val="18"/>
-              </w:rPr>
-              <w:t>variación</w:t>
-            </w:r>
-            <w:proofErr w:type="spellEnd"/>
-            <w:r>
-              <w:rPr>
-                <w:rFonts w:ascii="Calibri" w:hAnsi="Calibri" w:cs="Calibri"/>
-                <w:sz w:val="18"/>
-                <w:szCs w:val="18"/>
-              </w:rPr>
-              <w:t xml:space="preserve"> al </w:t>
-            </w:r>
-            <w:proofErr w:type="spellStart"/>
-            <w:r>
-              <w:rPr>
-                <w:rFonts w:ascii="Calibri" w:hAnsi="Calibri" w:cs="Calibri"/>
-                <w:sz w:val="18"/>
-                <w:szCs w:val="18"/>
-              </w:rPr>
-              <w:t>excluir</w:t>
-            </w:r>
-            <w:proofErr w:type="spellEnd"/>
-            <w:r>
-              <w:rPr>
-                <w:rFonts w:ascii="Calibri" w:hAnsi="Calibri" w:cs="Calibri"/>
-                <w:sz w:val="18"/>
-                <w:szCs w:val="18"/>
-              </w:rPr>
-              <w:t xml:space="preserve"> </w:t>
-            </w:r>
-            <w:proofErr w:type="spellStart"/>
-            <w:r>
-              <w:rPr>
-                <w:rFonts w:ascii="Calibri" w:hAnsi="Calibri" w:cs="Calibri"/>
-                <w:sz w:val="18"/>
-                <w:szCs w:val="18"/>
-              </w:rPr>
-              <w:t>AliceSprings</w:t>
-            </w:r>
-            <w:proofErr w:type="spellEnd"/>
-            <w:r>
-              <w:rPr>
-                <w:rFonts w:ascii="Calibri" w:hAnsi="Calibri" w:cs="Calibri"/>
-                <w:sz w:val="18"/>
-                <w:szCs w:val="18"/>
-              </w:rPr>
-              <w:t>: -0.5548</w:t>
+              <w:t>Mayor variación al excluir AliceSprings: -0.5548</w:t>
             </w:r>
           </w:p>
         </w:tc>
@@ -16452,160 +9638,14 @@
                 <w:szCs w:val="18"/>
               </w:rPr>
             </w:pPr>
-            <w:proofErr w:type="spellStart"/>
-            <w:r>
-              <w:rPr>
-                <w:rFonts w:ascii="Calibri" w:hAnsi="Calibri" w:cs="Calibri"/>
-                <w:sz w:val="18"/>
-                <w:szCs w:val="18"/>
-              </w:rPr>
-              <w:t>Controlar</w:t>
-            </w:r>
-            <w:proofErr w:type="spellEnd"/>
-            <w:r>
-              <w:rPr>
-                <w:rFonts w:ascii="Calibri" w:hAnsi="Calibri" w:cs="Calibri"/>
-                <w:sz w:val="18"/>
-                <w:szCs w:val="18"/>
-              </w:rPr>
-              <w:t xml:space="preserve"> Location </w:t>
-            </w:r>
-            <w:proofErr w:type="spellStart"/>
-            <w:r>
-              <w:rPr>
-                <w:rFonts w:ascii="Calibri" w:hAnsi="Calibri" w:cs="Calibri"/>
-                <w:sz w:val="18"/>
-                <w:szCs w:val="18"/>
-              </w:rPr>
-              <w:t>como</w:t>
-            </w:r>
-            <w:proofErr w:type="spellEnd"/>
-            <w:r>
-              <w:rPr>
-                <w:rFonts w:ascii="Calibri" w:hAnsi="Calibri" w:cs="Calibri"/>
-                <w:sz w:val="18"/>
-                <w:szCs w:val="18"/>
-              </w:rPr>
-              <w:t xml:space="preserve"> variable </w:t>
-            </w:r>
-            <w:proofErr w:type="spellStart"/>
-            <w:r>
-              <w:rPr>
-                <w:rFonts w:ascii="Calibri" w:hAnsi="Calibri" w:cs="Calibri"/>
-                <w:sz w:val="18"/>
-                <w:szCs w:val="18"/>
-              </w:rPr>
-              <w:t>categórica</w:t>
-            </w:r>
-            <w:proofErr w:type="spellEnd"/>
-            <w:r>
-              <w:rPr>
-                <w:rFonts w:ascii="Calibri" w:hAnsi="Calibri" w:cs="Calibri"/>
-                <w:sz w:val="18"/>
-                <w:szCs w:val="18"/>
-              </w:rPr>
-              <w:t xml:space="preserve"> o </w:t>
-            </w:r>
-            <w:proofErr w:type="spellStart"/>
-            <w:r>
-              <w:rPr>
-                <w:rFonts w:ascii="Calibri" w:hAnsi="Calibri" w:cs="Calibri"/>
-                <w:sz w:val="18"/>
-                <w:szCs w:val="18"/>
-              </w:rPr>
-              <w:t>mediante</w:t>
-            </w:r>
-            <w:proofErr w:type="spellEnd"/>
-            <w:r>
-              <w:rPr>
-                <w:rFonts w:ascii="Calibri" w:hAnsi="Calibri" w:cs="Calibri"/>
-                <w:sz w:val="18"/>
-                <w:szCs w:val="18"/>
-              </w:rPr>
-              <w:t xml:space="preserve"> </w:t>
-            </w:r>
-            <w:proofErr w:type="spellStart"/>
-            <w:r>
-              <w:rPr>
-                <w:rFonts w:ascii="Calibri" w:hAnsi="Calibri" w:cs="Calibri"/>
-                <w:sz w:val="18"/>
-                <w:szCs w:val="18"/>
-              </w:rPr>
-              <w:t>validación</w:t>
-            </w:r>
-            <w:proofErr w:type="spellEnd"/>
-            <w:r>
-              <w:rPr>
-                <w:rFonts w:ascii="Calibri" w:hAnsi="Calibri" w:cs="Calibri"/>
-                <w:sz w:val="18"/>
-                <w:szCs w:val="18"/>
-              </w:rPr>
-              <w:t xml:space="preserve"> </w:t>
-            </w:r>
-            <w:proofErr w:type="spellStart"/>
-            <w:r>
-              <w:rPr>
-                <w:rFonts w:ascii="Calibri" w:hAnsi="Calibri" w:cs="Calibri"/>
-                <w:sz w:val="18"/>
-                <w:szCs w:val="18"/>
-              </w:rPr>
-              <w:t>estratificada</w:t>
-            </w:r>
-            <w:proofErr w:type="spellEnd"/>
-            <w:r>
-              <w:rPr>
-                <w:rFonts w:ascii="Calibri" w:hAnsi="Calibri" w:cs="Calibri"/>
-                <w:sz w:val="18"/>
-                <w:szCs w:val="18"/>
-              </w:rPr>
-              <w:t xml:space="preserve"> </w:t>
-            </w:r>
-            <w:proofErr w:type="spellStart"/>
-            <w:r>
-              <w:rPr>
-                <w:rFonts w:ascii="Calibri" w:hAnsi="Calibri" w:cs="Calibri"/>
-                <w:sz w:val="18"/>
-                <w:szCs w:val="18"/>
-              </w:rPr>
-              <w:t>si</w:t>
-            </w:r>
-            <w:proofErr w:type="spellEnd"/>
-            <w:r>
-              <w:rPr>
-                <w:rFonts w:ascii="Calibri" w:hAnsi="Calibri" w:cs="Calibri"/>
-                <w:sz w:val="18"/>
-                <w:szCs w:val="18"/>
-              </w:rPr>
-              <w:t xml:space="preserve"> se </w:t>
-            </w:r>
-            <w:proofErr w:type="spellStart"/>
-            <w:r>
-              <w:rPr>
-                <w:rFonts w:ascii="Calibri" w:hAnsi="Calibri" w:cs="Calibri"/>
-                <w:sz w:val="18"/>
-                <w:szCs w:val="18"/>
-              </w:rPr>
-              <w:t>incorpora</w:t>
-            </w:r>
-            <w:proofErr w:type="spellEnd"/>
-            <w:r>
-              <w:rPr>
-                <w:rFonts w:ascii="Calibri" w:hAnsi="Calibri" w:cs="Calibri"/>
-                <w:sz w:val="18"/>
-                <w:szCs w:val="18"/>
-              </w:rPr>
-              <w:t xml:space="preserve"> al </w:t>
-            </w:r>
-            <w:proofErr w:type="spellStart"/>
-            <w:r>
-              <w:rPr>
-                <w:rFonts w:ascii="Calibri" w:hAnsi="Calibri" w:cs="Calibri"/>
-                <w:sz w:val="18"/>
-                <w:szCs w:val="18"/>
-              </w:rPr>
-              <w:t>modelo</w:t>
-            </w:r>
-            <w:proofErr w:type="spellEnd"/>
+            <w:r>
+              <w:rPr>
+                <w:rFonts w:ascii="Calibri" w:hAnsi="Calibri" w:cs="Calibri"/>
+                <w:sz w:val="18"/>
+                <w:szCs w:val="18"/>
+              </w:rPr>
+              <w:t>Controlar Location como variable categórica o mediante validación estratificada si se incorpora al modelo</w:t>
+            </w:r>
           </w:p>
         </w:tc>
         <w:tc>
@@ -16638,7 +9678,7 @@
         <w:pStyle w:val="Ttulo1"/>
       </w:pPr>
       <w:bookmarkStart w:id="16" w:name="_Toc234078077"/>
-      <w:bookmarkStart w:id="17" w:name="_Toc234442569"/>
+      <w:bookmarkStart w:id="17" w:name="_Toc234443929"/>
       <w:r>
         <w:t>9</w:t>
       </w:r>
@@ -16733,23 +9773,7 @@
           <w:i/>
           <w:iCs/>
         </w:rPr>
-        <w:t xml:space="preserve">Maidana, J. P. (2026e). Generadores de números aleatorios: </w:t>
-      </w:r>
-      <w:proofErr w:type="spellStart"/>
-      <w:r>
-        <w:rPr>
-          <w:i/>
-          <w:iCs/>
-        </w:rPr>
-        <w:t>NumPy</w:t>
-      </w:r>
-      <w:proofErr w:type="spellEnd"/>
-      <w:r>
-        <w:rPr>
-          <w:i/>
-          <w:iCs/>
-        </w:rPr>
-        <w:t xml:space="preserve"> Random, semillas y distribuciones [Apunte]. Universidad Andrés Bello.</w:t>
+        <w:t>Maidana, J. P. (2026e). Generadores de números aleatorios: NumPy Random, semillas y distribuciones [Apunte]. Universidad Andrés Bello.</w:t>
       </w:r>
     </w:p>
     <w:p>
@@ -16792,69 +9816,12 @@
           <w:iCs/>
         </w:rPr>
       </w:pPr>
-      <w:proofErr w:type="spellStart"/>
       <w:r>
         <w:rPr>
           <w:i/>
           <w:iCs/>
         </w:rPr>
-        <w:t>Kaggle</w:t>
-      </w:r>
-      <w:proofErr w:type="spellEnd"/>
-      <w:r>
-        <w:rPr>
-          <w:i/>
-          <w:iCs/>
-        </w:rPr>
-        <w:t xml:space="preserve">. (s. f.). Rain in Australia: </w:t>
-      </w:r>
-      <w:proofErr w:type="spellStart"/>
-      <w:r>
-        <w:rPr>
-          <w:i/>
-          <w:iCs/>
-        </w:rPr>
-        <w:t>weatherAUS</w:t>
-      </w:r>
-      <w:proofErr w:type="spellEnd"/>
-      <w:r>
-        <w:rPr>
-          <w:i/>
-          <w:iCs/>
-        </w:rPr>
-        <w:t xml:space="preserve"> </w:t>
-      </w:r>
-      <w:proofErr w:type="spellStart"/>
-      <w:r>
-        <w:rPr>
-          <w:i/>
-          <w:iCs/>
-        </w:rPr>
-        <w:t>dataset</w:t>
-      </w:r>
-      <w:proofErr w:type="spellEnd"/>
-      <w:r>
-        <w:rPr>
-          <w:i/>
-          <w:iCs/>
-        </w:rPr>
-        <w:t xml:space="preserve">. </w:t>
-      </w:r>
-      <w:proofErr w:type="spellStart"/>
-      <w:r>
-        <w:rPr>
-          <w:i/>
-          <w:iCs/>
-        </w:rPr>
-        <w:t>Kaggle</w:t>
-      </w:r>
-      <w:proofErr w:type="spellEnd"/>
-      <w:r>
-        <w:rPr>
-          <w:i/>
-          <w:iCs/>
-        </w:rPr>
-        <w:t>.</w:t>
+        <w:t>Kaggle. (s. f.). Rain in Australia: weatherAUS dataset. Kaggle.</w:t>
       </w:r>
     </w:p>
     <w:sectPr>
